--- a/frontend/public/docx/courses/generative-ai/RAG/mastering the llm and apis.docx
+++ b/frontend/public/docx/courses/generative-ai/RAG/mastering the llm and apis.docx
@@ -12,7 +12,7 @@
         <w:rPr>
           <w:rtl w:val="0"/>
         </w:rPr>
-        <w:t xml:space="preserve">Module 1 — Introduction to Mastering LLMs &amp; APIs</w:t>
+        <w:t xml:space="preserve">Introduction to Mastering LLMs &amp; APIs</w:t>
       </w:r>
     </w:p>
     <w:p>
@@ -40,7 +40,7 @@
           <w:szCs w:val="22"/>
           <w:rtl w:val="0"/>
         </w:rPr>
-        <w:t xml:space="preserve">Learn to talk to almost any AI model (GPT-4o, Claude, Gemini, Llama, DeepSeek, Grok, Mistral, Qwen and many more) using clean, smart code that lets you switch models with basically one line — without rewriting your entire app every time.</w:t>
+        <w:t xml:space="preserve">Learn to talk to almost any AI model (GPT-4o, Claude, Gemini, Llama, DeepSeek, Grok, Mistral, Qwen and many more) using clean, smart code that lets you switch models with basically one line, without rewriting your entire app every time.</w:t>
       </w:r>
       <w:r>
         <w:rPr>
@@ -97,7 +97,7 @@
       <w:pPr>
         <w:numPr>
           <w:ilvl w:val="0"/>
-          <w:numId w:val="8"/>
+          <w:numId w:val="13"/>
         </w:numPr>
         <w:ind w:left="720" w:hanging="360"/>
         <w:rPr/>
@@ -113,14 +113,14 @@
       <w:pPr>
         <w:numPr>
           <w:ilvl w:val="0"/>
-          <w:numId w:val="8"/>
+          <w:numId w:val="13"/>
         </w:numPr>
         <w:ind w:left="720" w:hanging="360"/>
         <w:rPr/>
       </w:pPr>
       <w:sdt>
         <w:sdtPr>
-          <w:id w:val="1625233620"/>
+          <w:id w:val="742927366"/>
           <w:tag w:val="goog_rdk_0"/>
         </w:sdtPr>
         <w:sdtContent>
@@ -138,14 +138,14 @@
       <w:pPr>
         <w:numPr>
           <w:ilvl w:val="0"/>
-          <w:numId w:val="8"/>
+          <w:numId w:val="13"/>
         </w:numPr>
         <w:ind w:left="720" w:hanging="360"/>
         <w:rPr/>
       </w:pPr>
       <w:sdt>
         <w:sdtPr>
-          <w:id w:val="-1867144904"/>
+          <w:id w:val="652971680"/>
           <w:tag w:val="goog_rdk_1"/>
         </w:sdtPr>
         <w:sdtContent>
@@ -163,7 +163,7 @@
       <w:pPr>
         <w:numPr>
           <w:ilvl w:val="0"/>
-          <w:numId w:val="8"/>
+          <w:numId w:val="13"/>
         </w:numPr>
         <w:ind w:left="720" w:hanging="360"/>
         <w:rPr/>
@@ -179,7 +179,7 @@
       <w:pPr>
         <w:numPr>
           <w:ilvl w:val="0"/>
-          <w:numId w:val="8"/>
+          <w:numId w:val="13"/>
         </w:numPr>
         <w:ind w:left="720" w:hanging="360"/>
         <w:rPr/>
@@ -221,7 +221,7 @@
       </w:r>
       <w:sdt>
         <w:sdtPr>
-          <w:id w:val="-649069449"/>
+          <w:id w:val="-1123550827"/>
           <w:tag w:val="goog_rdk_2"/>
         </w:sdtPr>
         <w:sdtContent>
@@ -262,7 +262,7 @@
       <w:pPr>
         <w:numPr>
           <w:ilvl w:val="0"/>
-          <w:numId w:val="9"/>
+          <w:numId w:val="14"/>
         </w:numPr>
         <w:ind w:left="720" w:hanging="360"/>
         <w:rPr/>
@@ -286,7 +286,7 @@
       <w:pPr>
         <w:numPr>
           <w:ilvl w:val="1"/>
-          <w:numId w:val="9"/>
+          <w:numId w:val="14"/>
         </w:numPr>
         <w:ind w:left="1440" w:hanging="360"/>
         <w:rPr/>
@@ -310,7 +310,7 @@
       <w:pPr>
         <w:numPr>
           <w:ilvl w:val="1"/>
-          <w:numId w:val="9"/>
+          <w:numId w:val="14"/>
         </w:numPr>
         <w:ind w:left="1440" w:hanging="360"/>
         <w:rPr/>
@@ -334,7 +334,7 @@
       <w:pPr>
         <w:numPr>
           <w:ilvl w:val="1"/>
-          <w:numId w:val="9"/>
+          <w:numId w:val="14"/>
         </w:numPr>
         <w:ind w:left="1440" w:hanging="360"/>
         <w:rPr/>
@@ -358,7 +358,7 @@
       <w:pPr>
         <w:numPr>
           <w:ilvl w:val="0"/>
-          <w:numId w:val="9"/>
+          <w:numId w:val="14"/>
         </w:numPr>
         <w:ind w:left="720" w:hanging="360"/>
         <w:rPr/>
@@ -382,7 +382,7 @@
       <w:pPr>
         <w:numPr>
           <w:ilvl w:val="1"/>
-          <w:numId w:val="9"/>
+          <w:numId w:val="14"/>
         </w:numPr>
         <w:ind w:left="1440" w:hanging="360"/>
         <w:rPr/>
@@ -406,7 +406,7 @@
       <w:pPr>
         <w:numPr>
           <w:ilvl w:val="1"/>
-          <w:numId w:val="9"/>
+          <w:numId w:val="14"/>
         </w:numPr>
         <w:ind w:left="1440" w:hanging="360"/>
         <w:rPr/>
@@ -430,7 +430,7 @@
       <w:pPr>
         <w:numPr>
           <w:ilvl w:val="1"/>
-          <w:numId w:val="9"/>
+          <w:numId w:val="14"/>
         </w:numPr>
         <w:ind w:left="1440" w:hanging="360"/>
         <w:rPr/>
@@ -454,7 +454,7 @@
       <w:pPr>
         <w:numPr>
           <w:ilvl w:val="0"/>
-          <w:numId w:val="9"/>
+          <w:numId w:val="14"/>
         </w:numPr>
         <w:ind w:left="720" w:hanging="360"/>
         <w:rPr/>
@@ -478,7 +478,7 @@
       <w:pPr>
         <w:numPr>
           <w:ilvl w:val="1"/>
-          <w:numId w:val="9"/>
+          <w:numId w:val="14"/>
         </w:numPr>
         <w:ind w:left="1440" w:hanging="360"/>
         <w:rPr/>
@@ -502,7 +502,7 @@
       <w:pPr>
         <w:numPr>
           <w:ilvl w:val="1"/>
-          <w:numId w:val="9"/>
+          <w:numId w:val="14"/>
         </w:numPr>
         <w:ind w:left="1440" w:hanging="360"/>
         <w:rPr/>
@@ -526,7 +526,7 @@
       <w:pPr>
         <w:numPr>
           <w:ilvl w:val="0"/>
-          <w:numId w:val="9"/>
+          <w:numId w:val="14"/>
         </w:numPr>
         <w:ind w:left="720" w:hanging="360"/>
         <w:rPr/>
@@ -550,7 +550,7 @@
       <w:pPr>
         <w:numPr>
           <w:ilvl w:val="1"/>
-          <w:numId w:val="9"/>
+          <w:numId w:val="14"/>
         </w:numPr>
         <w:ind w:left="1440" w:hanging="360"/>
         <w:rPr/>
@@ -580,7 +580,7 @@
       <w:pPr>
         <w:numPr>
           <w:ilvl w:val="1"/>
-          <w:numId w:val="9"/>
+          <w:numId w:val="14"/>
         </w:numPr>
         <w:ind w:left="1440" w:hanging="360"/>
         <w:rPr/>
@@ -655,6 +655,786 @@
           <w:rtl w:val="0"/>
         </w:rPr>
         <w:t xml:space="preserve">You want an AI that:</w:t>
+      </w:r>
+    </w:p>
+    <w:p>
+      <w:pPr>
+        <w:numPr>
+          <w:ilvl w:val="0"/>
+          <w:numId w:val="6"/>
+        </w:numPr>
+        <w:ind w:left="720" w:hanging="360"/>
+        <w:rPr/>
+      </w:pPr>
+      <w:r>
+        <w:rPr>
+          <w:rtl w:val="0"/>
+        </w:rPr>
+        <w:t xml:space="preserve">Replies politely in Hindi + English</w:t>
+      </w:r>
+    </w:p>
+    <w:p>
+      <w:pPr>
+        <w:numPr>
+          <w:ilvl w:val="0"/>
+          <w:numId w:val="6"/>
+        </w:numPr>
+        <w:ind w:left="720" w:hanging="360"/>
+        <w:rPr/>
+      </w:pPr>
+      <w:r>
+        <w:rPr>
+          <w:rtl w:val="0"/>
+        </w:rPr>
+        <w:t xml:space="preserve">Checks price and stock automatically</w:t>
+      </w:r>
+    </w:p>
+    <w:p>
+      <w:pPr>
+        <w:numPr>
+          <w:ilvl w:val="0"/>
+          <w:numId w:val="6"/>
+        </w:numPr>
+        <w:ind w:left="720" w:hanging="360"/>
+        <w:rPr/>
+      </w:pPr>
+      <w:r>
+        <w:rPr>
+          <w:rtl w:val="0"/>
+        </w:rPr>
+        <w:t xml:space="preserve">Books repair slot</w:t>
+      </w:r>
+    </w:p>
+    <w:p>
+      <w:pPr>
+        <w:numPr>
+          <w:ilvl w:val="0"/>
+          <w:numId w:val="6"/>
+        </w:numPr>
+        <w:ind w:left="720" w:hanging="360"/>
+        <w:rPr/>
+      </w:pPr>
+      <w:r>
+        <w:rPr>
+          <w:rtl w:val="0"/>
+        </w:rPr>
+        <w:t xml:space="preserve">Remembers “Raman prefers original Samsung parts and fast delivery”</w:t>
+      </w:r>
+    </w:p>
+    <w:p>
+      <w:pPr>
+        <w:rPr/>
+      </w:pPr>
+      <w:r>
+        <w:rPr>
+          <w:rtl w:val="0"/>
+        </w:rPr>
+      </w:r>
+    </w:p>
+    <w:p>
+      <w:pPr>
+        <w:rPr/>
+      </w:pPr>
+      <w:r>
+        <w:rPr>
+          <w:rtl w:val="0"/>
+        </w:rPr>
+        <w:t xml:space="preserve">Next month your friend says “Bhai, use this new DeepSeek model, it’s 10× cheaper.” With our unified code, you just change model="groq/llama-3.1-70b-versatile" to model="deepseek/deepseek-chat", done. No rewriting, no headache.</w:t>
+      </w:r>
+    </w:p>
+    <w:p>
+      <w:pPr>
+        <w:pStyle w:val="Heading3"/>
+        <w:rPr/>
+      </w:pPr>
+      <w:r>
+        <w:rPr>
+          <w:rtl w:val="0"/>
+        </w:rPr>
+        <w:t xml:space="preserve">What we'll actually build step by step</w:t>
+      </w:r>
+    </w:p>
+    <w:p>
+      <w:pPr>
+        <w:rPr/>
+      </w:pPr>
+      <w:r>
+        <w:rPr>
+          <w:rtl w:val="0"/>
+        </w:rPr>
+        <w:t xml:space="preserve">We’re going to build this like a game with clear levels:</w:t>
+      </w:r>
+    </w:p>
+    <w:p>
+      <w:pPr>
+        <w:numPr>
+          <w:ilvl w:val="0"/>
+          <w:numId w:val="7"/>
+        </w:numPr>
+        <w:ind w:left="720" w:hanging="360"/>
+        <w:rPr/>
+      </w:pPr>
+      <w:r>
+        <w:rPr>
+          <w:rtl w:val="0"/>
+        </w:rPr>
+        <w:t xml:space="preserve">Connect to any model with one clean function</w:t>
+      </w:r>
+    </w:p>
+    <w:p>
+      <w:pPr>
+        <w:numPr>
+          <w:ilvl w:val="0"/>
+          <w:numId w:val="7"/>
+        </w:numPr>
+        <w:ind w:left="720" w:hanging="360"/>
+        <w:rPr/>
+      </w:pPr>
+      <w:r>
+        <w:rPr>
+          <w:rtl w:val="0"/>
+        </w:rPr>
+        <w:t xml:space="preserve">Force perfect JSON output every single time</w:t>
+      </w:r>
+    </w:p>
+    <w:p>
+      <w:pPr>
+        <w:numPr>
+          <w:ilvl w:val="0"/>
+          <w:numId w:val="7"/>
+        </w:numPr>
+        <w:ind w:left="720" w:hanging="360"/>
+        <w:rPr/>
+      </w:pPr>
+      <w:r>
+        <w:rPr>
+          <w:rtl w:val="0"/>
+        </w:rPr>
+        <w:t xml:space="preserve">Add tools (calculator, search, your database, email)</w:t>
+      </w:r>
+    </w:p>
+    <w:p>
+      <w:pPr>
+        <w:numPr>
+          <w:ilvl w:val="0"/>
+          <w:numId w:val="7"/>
+        </w:numPr>
+        <w:ind w:left="720" w:hanging="360"/>
+        <w:rPr/>
+      </w:pPr>
+      <w:r>
+        <w:rPr>
+          <w:rtl w:val="0"/>
+        </w:rPr>
+        <w:t xml:space="preserve">Add short-term memory (remembers the whole conversation)</w:t>
+      </w:r>
+    </w:p>
+    <w:p>
+      <w:pPr>
+        <w:numPr>
+          <w:ilvl w:val="0"/>
+          <w:numId w:val="7"/>
+        </w:numPr>
+        <w:ind w:left="720" w:hanging="360"/>
+        <w:rPr/>
+      </w:pPr>
+      <w:r>
+        <w:rPr>
+          <w:rtl w:val="0"/>
+        </w:rPr>
+        <w:t xml:space="preserve">Add long-term memory (remembers customer preferences forever)</w:t>
+      </w:r>
+    </w:p>
+    <w:p>
+      <w:pPr>
+        <w:numPr>
+          <w:ilvl w:val="0"/>
+          <w:numId w:val="7"/>
+        </w:numPr>
+        <w:ind w:left="720" w:hanging="360"/>
+        <w:rPr/>
+      </w:pPr>
+      <w:r>
+        <w:rPr>
+          <w:rtl w:val="0"/>
+        </w:rPr>
+        <w:t xml:space="preserve">Handle rate limits, automatic retries, and smart fallbacks</w:t>
+      </w:r>
+    </w:p>
+    <w:p>
+      <w:pPr>
+        <w:numPr>
+          <w:ilvl w:val="0"/>
+          <w:numId w:val="7"/>
+        </w:numPr>
+        <w:ind w:left="720" w:hanging="360"/>
+        <w:rPr/>
+      </w:pPr>
+      <w:r>
+        <w:rPr>
+          <w:rtl w:val="0"/>
+        </w:rPr>
+        <w:t xml:space="preserve">Combine everything into real apps (shop assistant, research helper, email writer, personal agent)</w:t>
+      </w:r>
+    </w:p>
+    <w:p>
+      <w:pPr>
+        <w:pStyle w:val="Heading3"/>
+        <w:rPr/>
+      </w:pPr>
+      <w:r>
+        <w:rPr>
+          <w:rtl w:val="0"/>
+        </w:rPr>
+        <w:t xml:space="preserve">Quick look at how modern AI agents work</w:t>
+      </w:r>
+    </w:p>
+    <w:p>
+      <w:pPr>
+        <w:rPr/>
+      </w:pPr>
+      <w:r>
+        <w:rPr>
+          <w:rtl w:val="0"/>
+        </w:rPr>
+        <w:t xml:space="preserve">Most powerful systems follow this pattern:</w:t>
+      </w:r>
+    </w:p>
+    <w:p>
+      <w:pPr>
+        <w:rPr/>
+      </w:pPr>
+      <w:r>
+        <w:rPr>
+          <w:rtl w:val="0"/>
+        </w:rPr>
+        <w:t xml:space="preserve">(LLM in the middle + Memory + Tools + Planning loop)</w:t>
+      </w:r>
+    </w:p>
+    <w:p>
+      <w:pPr>
+        <w:rPr/>
+      </w:pPr>
+      <w:r>
+        <w:rPr>
+          <w:rtl w:val="0"/>
+        </w:rPr>
+        <w:t xml:space="preserve">And for remembering important facts forever:</w:t>
+      </w:r>
+    </w:p>
+    <w:p>
+      <w:pPr>
+        <w:rPr/>
+      </w:pPr>
+      <w:r>
+        <w:rPr>
+          <w:rtl w:val="0"/>
+        </w:rPr>
+        <w:t xml:space="preserve">(Vector memory for long-term knowledge)</w:t>
+      </w:r>
+    </w:p>
+    <w:p>
+      <w:pPr>
+        <w:rPr/>
+      </w:pPr>
+      <w:r>
+        <w:rPr>
+          <w:rtl w:val="0"/>
+        </w:rPr>
+        <w:t xml:space="preserve">This is exactly what top companies and smart developers use in 2026.</w:t>
+      </w:r>
+    </w:p>
+    <w:p>
+      <w:pPr>
+        <w:pStyle w:val="Heading3"/>
+        <w:rPr/>
+      </w:pPr>
+      <w:r>
+        <w:rPr>
+          <w:rtl w:val="0"/>
+        </w:rPr>
+        <w:t xml:space="preserve">Big benefits you get after this module</w:t>
+      </w:r>
+    </w:p>
+    <w:p>
+      <w:pPr>
+        <w:numPr>
+          <w:ilvl w:val="0"/>
+          <w:numId w:val="8"/>
+        </w:numPr>
+        <w:ind w:left="720" w:hanging="360"/>
+        <w:rPr/>
+      </w:pPr>
+      <w:r>
+        <w:rPr>
+          <w:rtl w:val="0"/>
+        </w:rPr>
+        <w:t xml:space="preserve">One codebase that works with 100+ models</w:t>
+      </w:r>
+    </w:p>
+    <w:p>
+      <w:pPr>
+        <w:numPr>
+          <w:ilvl w:val="0"/>
+          <w:numId w:val="8"/>
+        </w:numPr>
+        <w:ind w:left="720" w:hanging="360"/>
+        <w:rPr/>
+      </w:pPr>
+      <w:r>
+        <w:rPr>
+          <w:rtl w:val="0"/>
+        </w:rPr>
+        <w:t xml:space="preserve">Switch between expensive smart models and cheap fast ones instantly</w:t>
+      </w:r>
+    </w:p>
+    <w:p>
+      <w:pPr>
+        <w:numPr>
+          <w:ilvl w:val="0"/>
+          <w:numId w:val="8"/>
+        </w:numPr>
+        <w:ind w:left="720" w:hanging="360"/>
+        <w:rPr/>
+      </w:pPr>
+      <w:r>
+        <w:rPr>
+          <w:rtl w:val="0"/>
+        </w:rPr>
+        <w:t xml:space="preserve">Never get stuck when prices change or new models launch</w:t>
+      </w:r>
+    </w:p>
+    <w:p>
+      <w:pPr>
+        <w:numPr>
+          <w:ilvl w:val="0"/>
+          <w:numId w:val="8"/>
+        </w:numPr>
+        <w:ind w:left="720" w:hanging="360"/>
+        <w:rPr/>
+      </w:pPr>
+      <w:r>
+        <w:rPr>
+          <w:rtl w:val="0"/>
+        </w:rPr>
+        <w:t xml:space="preserve">Build future-proof apps that can use the best model available at any time</w:t>
+      </w:r>
+    </w:p>
+    <w:p>
+      <w:pPr>
+        <w:pStyle w:val="Heading3"/>
+        <w:rPr/>
+      </w:pPr>
+      <w:r>
+        <w:rPr>
+          <w:rtl w:val="0"/>
+        </w:rPr>
+        <w:t xml:space="preserve">Outcome </w:t>
+      </w:r>
+    </w:p>
+    <w:p>
+      <w:pPr>
+        <w:rPr/>
+      </w:pPr>
+      <w:r>
+        <w:rPr>
+          <w:rtl w:val="0"/>
+        </w:rPr>
+        <w:t xml:space="preserve">Reader understands: • why writing model-specific code is painful and risky in 2026 • the four main types of LLMs (proprietary, open-weight, fast inference, local) and when to use each • the huge advantage of learning unified LLM access • exactly what powerful real-world things we’ll build together</w:t>
+      </w:r>
+    </w:p>
+    <w:p>
+      <w:pPr>
+        <w:rPr/>
+      </w:pPr>
+      <w:r>
+        <w:rPr>
+          <w:rtl w:val="0"/>
+        </w:rPr>
+      </w:r>
+    </w:p>
+    <w:p>
+      <w:pPr>
+        <w:pStyle w:val="Heading1"/>
+        <w:rPr/>
+      </w:pPr>
+      <w:bookmarkStart w:colFirst="0" w:colLast="0" w:name="_heading=h.joszv74kvgbb" w:id="0"/>
+      <w:bookmarkEnd w:id="0"/>
+      <w:r>
+        <w:rPr>
+          <w:rtl w:val="0"/>
+        </w:rPr>
+        <w:t xml:space="preserve">Quizzes</w:t>
+      </w:r>
+    </w:p>
+    <w:p>
+      <w:pPr>
+        <w:pStyle w:val="Heading1"/>
+        <w:keepNext w:val="0"/>
+        <w:keepLines w:val="0"/>
+        <w:spacing w:before="480" w:lineRule="auto"/>
+        <w:rPr>
+          <w:b w:val="1"/>
+          <w:bCs w:val="1"/>
+          <w:sz w:val="46"/>
+          <w:szCs w:val="46"/>
+        </w:rPr>
+      </w:pPr>
+      <w:bookmarkStart w:colFirst="0" w:colLast="0" w:name="_heading=h.4x7whmermt82" w:id="1"/>
+      <w:bookmarkEnd w:id="1"/>
+      <w:r>
+        <w:rPr>
+          <w:b w:val="1"/>
+          <w:bCs w:val="1"/>
+          <w:sz w:val="46"/>
+          <w:szCs w:val="46"/>
+          <w:rtl w:val="0"/>
+        </w:rPr>
+        <w:t xml:space="preserve">Module 1 — Introduction to Mastering LLMs &amp; APIs</w:t>
+      </w:r>
+    </w:p>
+    <w:p>
+      <w:pPr>
+        <w:pStyle w:val="Heading2"/>
+        <w:keepNext w:val="0"/>
+        <w:keepLines w:val="0"/>
+        <w:spacing w:after="80" w:lineRule="auto"/>
+        <w:rPr>
+          <w:b w:val="1"/>
+          <w:bCs w:val="1"/>
+          <w:sz w:val="34"/>
+          <w:szCs w:val="34"/>
+        </w:rPr>
+      </w:pPr>
+      <w:bookmarkStart w:colFirst="0" w:colLast="0" w:name="_heading=h.acyo877ydqym" w:id="2"/>
+      <w:bookmarkEnd w:id="2"/>
+      <w:r>
+        <w:rPr>
+          <w:b w:val="1"/>
+          <w:bCs w:val="1"/>
+          <w:sz w:val="34"/>
+          <w:szCs w:val="34"/>
+          <w:rtl w:val="0"/>
+        </w:rPr>
+        <w:t xml:space="preserve">Easy Questions</w:t>
+      </w:r>
+    </w:p>
+    <w:p>
+      <w:pPr>
+        <w:numPr>
+          <w:ilvl w:val="0"/>
+          <w:numId w:val="3"/>
+        </w:numPr>
+        <w:spacing w:after="0" w:afterAutospacing="0" w:before="240" w:lineRule="auto"/>
+        <w:ind w:left="720" w:hanging="360"/>
+      </w:pPr>
+      <w:r>
+        <w:rPr>
+          <w:rtl w:val="0"/>
+        </w:rPr>
+        <w:t xml:space="preserve">Why is it important to learn unified LLM access in 2026?</w:t>
+        <w:br w:type="textWrapping"/>
+        <w:t xml:space="preserve"> A) Because new models and price changes happen frequently, and you don’t want to rewrite your entire app every time</w:t>
+        <w:br w:type="textWrapping"/>
+        <w:t xml:space="preserve"> B) Because all models work exactly the same way</w:t>
+        <w:br w:type="textWrapping"/>
+        <w:t xml:space="preserve"> C) Because you should only use one model forever</w:t>
+        <w:br w:type="textWrapping"/>
+        <w:t xml:space="preserve"> D) Because APIs never change</w:t>
+      </w:r>
+    </w:p>
+    <w:p>
+      <w:pPr>
+        <w:numPr>
+          <w:ilvl w:val="0"/>
+          <w:numId w:val="3"/>
+        </w:numPr>
+        <w:spacing w:after="0" w:afterAutospacing="0" w:before="0" w:beforeAutospacing="0" w:lineRule="auto"/>
+        <w:ind w:left="720" w:hanging="360"/>
+      </w:pPr>
+      <w:r>
+        <w:rPr>
+          <w:rtl w:val="0"/>
+        </w:rPr>
+        <w:t xml:space="preserve">What are the four main types of LLMs mentioned?</w:t>
+        <w:br w:type="textWrapping"/>
+        <w:t xml:space="preserve"> A) Proprietary/Closed-source, Open-weight, Fast Inference Providers, Local/Private models</w:t>
+        <w:br w:type="textWrapping"/>
+        <w:t xml:space="preserve"> B) Only GPT and Claude</w:t>
+        <w:br w:type="textWrapping"/>
+        <w:t xml:space="preserve"> C) Only text and image models</w:t>
+        <w:br w:type="textWrapping"/>
+        <w:t xml:space="preserve"> D) Only paid and free models</w:t>
+      </w:r>
+    </w:p>
+    <w:p>
+      <w:pPr>
+        <w:numPr>
+          <w:ilvl w:val="0"/>
+          <w:numId w:val="3"/>
+        </w:numPr>
+        <w:spacing w:after="0" w:afterAutospacing="0" w:before="0" w:beforeAutospacing="0" w:lineRule="auto"/>
+        <w:ind w:left="720" w:hanging="360"/>
+      </w:pPr>
+      <w:r>
+        <w:rPr>
+          <w:rtl w:val="0"/>
+        </w:rPr>
+        <w:t xml:space="preserve">Which model type is known for being the fastest (speed kings)?</w:t>
+        <w:br w:type="textWrapping"/>
+        <w:t xml:space="preserve"> A) Groq (fast inference provider)</w:t>
+        <w:br w:type="textWrapping"/>
+        <w:t xml:space="preserve"> B) Only local Ollama models</w:t>
+        <w:br w:type="textWrapping"/>
+        <w:t xml:space="preserve"> C) Only proprietary models like GPT-4o</w:t>
+        <w:br w:type="textWrapping"/>
+        <w:t xml:space="preserve"> D) Only open-weight models</w:t>
+      </w:r>
+    </w:p>
+    <w:p>
+      <w:pPr>
+        <w:numPr>
+          <w:ilvl w:val="0"/>
+          <w:numId w:val="3"/>
+        </w:numPr>
+        <w:spacing w:after="240" w:before="0" w:beforeAutospacing="0" w:lineRule="auto"/>
+        <w:ind w:left="720" w:hanging="360"/>
+      </w:pPr>
+      <w:r>
+        <w:rPr>
+          <w:rtl w:val="0"/>
+        </w:rPr>
+        <w:t xml:space="preserve">What is a real-life example given for using an AI assistant?</w:t>
+        <w:br w:type="textWrapping"/>
+        <w:t xml:space="preserve"> A) A mobile repair shop in Bhopal replying to WhatsApp messages, checking prices, booking slots, and remembering customer preferences</w:t>
+        <w:br w:type="textWrapping"/>
+        <w:t xml:space="preserve"> B) Only playing games</w:t>
+        <w:br w:type="textWrapping"/>
+        <w:t xml:space="preserve"> C) Only writing code</w:t>
+        <w:br w:type="textWrapping"/>
+        <w:t xml:space="preserve"> D) Only generating images</w:t>
+      </w:r>
+    </w:p>
+    <w:p>
+      <w:pPr>
+        <w:pStyle w:val="Heading2"/>
+        <w:keepNext w:val="0"/>
+        <w:keepLines w:val="0"/>
+        <w:spacing w:after="80" w:lineRule="auto"/>
+        <w:rPr>
+          <w:b w:val="1"/>
+          <w:bCs w:val="1"/>
+          <w:sz w:val="34"/>
+          <w:szCs w:val="34"/>
+        </w:rPr>
+      </w:pPr>
+      <w:bookmarkStart w:colFirst="0" w:colLast="0" w:name="_heading=h.v98tm2swtngj" w:id="3"/>
+      <w:bookmarkEnd w:id="3"/>
+      <w:r>
+        <w:rPr>
+          <w:b w:val="1"/>
+          <w:bCs w:val="1"/>
+          <w:sz w:val="34"/>
+          <w:szCs w:val="34"/>
+          <w:rtl w:val="0"/>
+        </w:rPr>
+        <w:t xml:space="preserve">Medium Questions</w:t>
+      </w:r>
+    </w:p>
+    <w:p>
+      <w:pPr>
+        <w:numPr>
+          <w:ilvl w:val="0"/>
+          <w:numId w:val="15"/>
+        </w:numPr>
+        <w:spacing w:after="0" w:afterAutospacing="0" w:before="240" w:lineRule="auto"/>
+        <w:ind w:left="720" w:hanging="360"/>
+      </w:pPr>
+      <w:r>
+        <w:rPr>
+          <w:rtl w:val="0"/>
+        </w:rPr>
+        <w:t xml:space="preserve">What is the biggest advantage of writing model-agnostic code using libraries like LiteLLM?</w:t>
+        <w:br w:type="textWrapping"/>
+        <w:t xml:space="preserve"> A) You can switch between GPT-4o, Claude, Gemini, Llama, DeepSeek, Groq etc. with almost one line change</w:t>
+        <w:br w:type="textWrapping"/>
+        <w:t xml:space="preserve"> B) You have to rewrite the entire app for every new model</w:t>
+        <w:br w:type="textWrapping"/>
+        <w:t xml:space="preserve"> C) It only works with OpenAI</w:t>
+        <w:br w:type="textWrapping"/>
+        <w:t xml:space="preserve"> D) It makes the code slower</w:t>
+      </w:r>
+    </w:p>
+    <w:p>
+      <w:pPr>
+        <w:numPr>
+          <w:ilvl w:val="0"/>
+          <w:numId w:val="15"/>
+        </w:numPr>
+        <w:spacing w:after="0" w:afterAutospacing="0" w:before="0" w:beforeAutospacing="0" w:lineRule="auto"/>
+        <w:ind w:left="720" w:hanging="360"/>
+      </w:pPr>
+      <w:r>
+        <w:rPr>
+          <w:rtl w:val="0"/>
+        </w:rPr>
+        <w:t xml:space="preserve">Why is it risky to lock your code to only one LLM provider (like only OpenAI)?</w:t>
+        <w:br w:type="textWrapping"/>
+        <w:t xml:space="preserve"> A) When prices change, new better models launch, or rules change, you get stuck and it becomes expensive/painful</w:t>
+        <w:br w:type="textWrapping"/>
+        <w:t xml:space="preserve"> B) It is always the best choice</w:t>
+        <w:br w:type="textWrapping"/>
+        <w:t xml:space="preserve"> C) All providers are identical</w:t>
+        <w:br w:type="textWrapping"/>
+        <w:t xml:space="preserve"> D) You can never switch</w:t>
+      </w:r>
+    </w:p>
+    <w:p>
+      <w:pPr>
+        <w:numPr>
+          <w:ilvl w:val="0"/>
+          <w:numId w:val="15"/>
+        </w:numPr>
+        <w:spacing w:after="240" w:before="0" w:beforeAutospacing="0" w:lineRule="auto"/>
+        <w:ind w:left="720" w:hanging="360"/>
+      </w:pPr>
+      <w:r>
+        <w:rPr>
+          <w:rtl w:val="0"/>
+        </w:rPr>
+        <w:t xml:space="preserve">What is one key benefit you get after learning unified LLM access?</w:t>
+        <w:br w:type="textWrapping"/>
+        <w:t xml:space="preserve"> A) Future-proof apps that can use the best/cheapest/fastest model available at any time without major code changes</w:t>
+        <w:br w:type="textWrapping"/>
+        <w:t xml:space="preserve"> B) You are forced to use only expensive models</w:t>
+        <w:br w:type="textWrapping"/>
+        <w:t xml:space="preserve"> C) You lose all memory features</w:t>
+        <w:br w:type="textWrapping"/>
+        <w:t xml:space="preserve"> D) You cannot add tools</w:t>
+      </w:r>
+    </w:p>
+    <w:p>
+      <w:pPr>
+        <w:pStyle w:val="Heading2"/>
+        <w:keepNext w:val="0"/>
+        <w:keepLines w:val="0"/>
+        <w:spacing w:after="80" w:lineRule="auto"/>
+        <w:rPr>
+          <w:b w:val="1"/>
+          <w:bCs w:val="1"/>
+          <w:sz w:val="34"/>
+          <w:szCs w:val="34"/>
+        </w:rPr>
+      </w:pPr>
+      <w:bookmarkStart w:colFirst="0" w:colLast="0" w:name="_heading=h.30vatab4d7p6" w:id="4"/>
+      <w:bookmarkEnd w:id="4"/>
+      <w:r>
+        <w:rPr>
+          <w:b w:val="1"/>
+          <w:bCs w:val="1"/>
+          <w:sz w:val="34"/>
+          <w:szCs w:val="34"/>
+          <w:rtl w:val="0"/>
+        </w:rPr>
+        <w:t xml:space="preserve">Hard Questions</w:t>
+      </w:r>
+    </w:p>
+    <w:p>
+      <w:pPr>
+        <w:numPr>
+          <w:ilvl w:val="0"/>
+          <w:numId w:val="16"/>
+        </w:numPr>
+        <w:spacing w:after="0" w:afterAutospacing="0" w:before="240" w:lineRule="auto"/>
+        <w:ind w:left="720" w:hanging="360"/>
+      </w:pPr>
+      <w:r>
+        <w:rPr>
+          <w:rtl w:val="0"/>
+        </w:rPr>
+        <w:t xml:space="preserve">In the mobile repair shop example, what does the AI need to remember about regular customers like Raman?</w:t>
+        <w:br w:type="textWrapping"/>
+        <w:t xml:space="preserve"> A) Preferences such as “Raman always wants fast delivery and original Samsung parts” using long-term memory</w:t>
+        <w:br w:type="textWrapping"/>
+        <w:t xml:space="preserve"> B) Only the phone model</w:t>
+        <w:br w:type="textWrapping"/>
+        <w:t xml:space="preserve"> C) Nothing, each message is independent</w:t>
+        <w:br w:type="textWrapping"/>
+        <w:t xml:space="preserve"> D) Only the price</w:t>
+      </w:r>
+    </w:p>
+    <w:p>
+      <w:pPr>
+        <w:numPr>
+          <w:ilvl w:val="0"/>
+          <w:numId w:val="16"/>
+        </w:numPr>
+        <w:spacing w:after="0" w:afterAutospacing="0" w:before="0" w:beforeAutospacing="0" w:lineRule="auto"/>
+        <w:ind w:left="720" w:hanging="360"/>
+      </w:pPr>
+      <w:r>
+        <w:rPr>
+          <w:rtl w:val="0"/>
+        </w:rPr>
+        <w:t xml:space="preserve">According to the module, what powerful real-world things will you build step by step?</w:t>
+        <w:br w:type="textWrapping"/>
+        <w:t xml:space="preserve"> A) Unified LLM caller, structured JSON output, tools/function calling, short-term &amp; long-term memory, rate limit handling, and complete shop agents</w:t>
+        <w:br w:type="textWrapping"/>
+        <w:t xml:space="preserve"> B) Only simple chatbots</w:t>
+        <w:br w:type="textWrapping"/>
+        <w:t xml:space="preserve"> C) Only image generation</w:t>
+        <w:br w:type="textWrapping"/>
+        <w:t xml:space="preserve"> D) Only local models</w:t>
+      </w:r>
+    </w:p>
+    <w:p>
+      <w:pPr>
+        <w:numPr>
+          <w:ilvl w:val="0"/>
+          <w:numId w:val="16"/>
+        </w:numPr>
+        <w:spacing w:after="240" w:before="0" w:beforeAutospacing="0" w:lineRule="auto"/>
+        <w:ind w:left="720" w:hanging="360"/>
+      </w:pPr>
+      <w:r>
+        <w:rPr>
+          <w:rtl w:val="0"/>
+        </w:rPr>
+        <w:t xml:space="preserve">What is the main outcome of this module?</w:t>
+        <w:br w:type="textWrapping"/>
+        <w:t xml:space="preserve"> A) You understand why writing model-specific code is painful in 2026 and learn the huge advantage of unified access to any LLM (proprietary, open, fast, local)</w:t>
+        <w:br w:type="textWrapping"/>
+        <w:t xml:space="preserve"> B) You learn only about OpenAI</w:t>
+        <w:br w:type="textWrapping"/>
+        <w:t xml:space="preserve"> C) You skip tools and memory</w:t>
+        <w:br w:type="textWrapping"/>
+        <w:t xml:space="preserve"> D) You only learn theoretical concepts</w:t>
+      </w:r>
+    </w:p>
+    <w:p>
+      <w:pPr>
+        <w:pStyle w:val="Heading2"/>
+        <w:keepNext w:val="0"/>
+        <w:keepLines w:val="0"/>
+        <w:spacing w:after="80" w:lineRule="auto"/>
+        <w:rPr>
+          <w:b w:val="1"/>
+          <w:bCs w:val="1"/>
+          <w:sz w:val="34"/>
+          <w:szCs w:val="34"/>
+        </w:rPr>
+      </w:pPr>
+      <w:bookmarkStart w:colFirst="0" w:colLast="0" w:name="_heading=h.lwey357oa27n" w:id="5"/>
+      <w:bookmarkEnd w:id="5"/>
+      <w:r>
+        <w:rPr>
+          <w:b w:val="1"/>
+          <w:bCs w:val="1"/>
+          <w:sz w:val="34"/>
+          <w:szCs w:val="34"/>
+          <w:rtl w:val="0"/>
+        </w:rPr>
+        <w:t xml:space="preserve">Answers for Module 1 — Introduction to Mastering LLMs &amp; APIs</w:t>
       </w:r>
     </w:p>
     <w:p>
@@ -663,14 +1443,14 @@
           <w:ilvl w:val="0"/>
           <w:numId w:val="1"/>
         </w:numPr>
-        <w:ind w:left="720" w:hanging="360"/>
-        <w:rPr/>
-      </w:pPr>
-      <w:r>
-        <w:rPr>
-          <w:rtl w:val="0"/>
-        </w:rPr>
-        <w:t xml:space="preserve">Replies politely in Hindi + English</w:t>
+        <w:spacing w:after="0" w:afterAutospacing="0" w:before="240" w:lineRule="auto"/>
+        <w:ind w:left="720" w:hanging="360"/>
+      </w:pPr>
+      <w:r>
+        <w:rPr>
+          <w:rtl w:val="0"/>
+        </w:rPr>
+        <w:t xml:space="preserve">A</w:t>
       </w:r>
     </w:p>
     <w:p>
@@ -679,14 +1459,14 @@
           <w:ilvl w:val="0"/>
           <w:numId w:val="1"/>
         </w:numPr>
-        <w:ind w:left="720" w:hanging="360"/>
-        <w:rPr/>
-      </w:pPr>
-      <w:r>
-        <w:rPr>
-          <w:rtl w:val="0"/>
-        </w:rPr>
-        <w:t xml:space="preserve">Checks price and stock automatically</w:t>
+        <w:spacing w:after="0" w:afterAutospacing="0" w:before="0" w:beforeAutospacing="0" w:lineRule="auto"/>
+        <w:ind w:left="720" w:hanging="360"/>
+      </w:pPr>
+      <w:r>
+        <w:rPr>
+          <w:rtl w:val="0"/>
+        </w:rPr>
+        <w:t xml:space="preserve">A</w:t>
       </w:r>
     </w:p>
     <w:p>
@@ -695,14 +1475,14 @@
           <w:ilvl w:val="0"/>
           <w:numId w:val="1"/>
         </w:numPr>
-        <w:ind w:left="720" w:hanging="360"/>
-        <w:rPr/>
-      </w:pPr>
-      <w:r>
-        <w:rPr>
-          <w:rtl w:val="0"/>
-        </w:rPr>
-        <w:t xml:space="preserve">Books repair slot</w:t>
+        <w:spacing w:after="0" w:afterAutospacing="0" w:before="0" w:beforeAutospacing="0" w:lineRule="auto"/>
+        <w:ind w:left="720" w:hanging="360"/>
+      </w:pPr>
+      <w:r>
+        <w:rPr>
+          <w:rtl w:val="0"/>
+        </w:rPr>
+        <w:t xml:space="preserve">A</w:t>
       </w:r>
     </w:p>
     <w:p>
@@ -711,336 +1491,120 @@
           <w:ilvl w:val="0"/>
           <w:numId w:val="1"/>
         </w:numPr>
-        <w:ind w:left="720" w:hanging="360"/>
-        <w:rPr/>
-      </w:pPr>
-      <w:r>
-        <w:rPr>
-          <w:rtl w:val="0"/>
-        </w:rPr>
-        <w:t xml:space="preserve">Remembers “Raman prefers original Samsung parts and fast delivery”</w:t>
-      </w:r>
-    </w:p>
-    <w:p>
-      <w:pPr>
-        <w:rPr/>
-      </w:pPr>
-      <w:r>
-        <w:rPr>
-          <w:rtl w:val="0"/>
-        </w:rPr>
-      </w:r>
-    </w:p>
-    <w:p>
-      <w:pPr>
-        <w:rPr/>
-      </w:pPr>
-      <w:r>
-        <w:rPr>
-          <w:rtl w:val="0"/>
-        </w:rPr>
-        <w:t xml:space="preserve">Next month your friend says “Bhai, use this new DeepSeek model — it’s 10× cheaper.” With our unified code, you just change model="groq/llama-3.1-70b-versatile" to model="deepseek/deepseek-chat", done. No rewriting, no headache.</w:t>
-      </w:r>
-    </w:p>
-    <w:p>
-      <w:pPr>
-        <w:pStyle w:val="Heading3"/>
-        <w:rPr/>
-      </w:pPr>
-      <w:r>
-        <w:rPr>
-          <w:rtl w:val="0"/>
-        </w:rPr>
-        <w:t xml:space="preserve">What we'll actually build step by step</w:t>
-      </w:r>
-    </w:p>
-    <w:p>
-      <w:pPr>
-        <w:rPr/>
-      </w:pPr>
-      <w:r>
-        <w:rPr>
-          <w:rtl w:val="0"/>
-        </w:rPr>
-        <w:t xml:space="preserve">We’re going to build this like a game with clear levels:</w:t>
+        <w:spacing w:after="0" w:afterAutospacing="0" w:before="0" w:beforeAutospacing="0" w:lineRule="auto"/>
+        <w:ind w:left="720" w:hanging="360"/>
+      </w:pPr>
+      <w:r>
+        <w:rPr>
+          <w:rtl w:val="0"/>
+        </w:rPr>
+        <w:t xml:space="preserve">A</w:t>
       </w:r>
     </w:p>
     <w:p>
       <w:pPr>
         <w:numPr>
           <w:ilvl w:val="0"/>
-          <w:numId w:val="2"/>
-        </w:numPr>
-        <w:ind w:left="720" w:hanging="360"/>
-        <w:rPr/>
-      </w:pPr>
-      <w:r>
-        <w:rPr>
-          <w:rtl w:val="0"/>
-        </w:rPr>
-        <w:t xml:space="preserve">Connect to any model with one clean function</w:t>
+          <w:numId w:val="1"/>
+        </w:numPr>
+        <w:spacing w:after="0" w:afterAutospacing="0" w:before="0" w:beforeAutospacing="0" w:lineRule="auto"/>
+        <w:ind w:left="720" w:hanging="360"/>
+      </w:pPr>
+      <w:r>
+        <w:rPr>
+          <w:rtl w:val="0"/>
+        </w:rPr>
+        <w:t xml:space="preserve">A</w:t>
       </w:r>
     </w:p>
     <w:p>
       <w:pPr>
         <w:numPr>
           <w:ilvl w:val="0"/>
-          <w:numId w:val="2"/>
-        </w:numPr>
-        <w:ind w:left="720" w:hanging="360"/>
-        <w:rPr/>
-      </w:pPr>
-      <w:r>
-        <w:rPr>
-          <w:rtl w:val="0"/>
-        </w:rPr>
-        <w:t xml:space="preserve">Force perfect JSON output every single time</w:t>
+          <w:numId w:val="1"/>
+        </w:numPr>
+        <w:spacing w:after="0" w:afterAutospacing="0" w:before="0" w:beforeAutospacing="0" w:lineRule="auto"/>
+        <w:ind w:left="720" w:hanging="360"/>
+      </w:pPr>
+      <w:r>
+        <w:rPr>
+          <w:rtl w:val="0"/>
+        </w:rPr>
+        <w:t xml:space="preserve">A</w:t>
       </w:r>
     </w:p>
     <w:p>
       <w:pPr>
         <w:numPr>
           <w:ilvl w:val="0"/>
-          <w:numId w:val="2"/>
-        </w:numPr>
-        <w:ind w:left="720" w:hanging="360"/>
-        <w:rPr/>
-      </w:pPr>
-      <w:r>
-        <w:rPr>
-          <w:rtl w:val="0"/>
-        </w:rPr>
-        <w:t xml:space="preserve">Add tools (calculator, search, your database, email)</w:t>
+          <w:numId w:val="1"/>
+        </w:numPr>
+        <w:spacing w:after="0" w:afterAutospacing="0" w:before="0" w:beforeAutospacing="0" w:lineRule="auto"/>
+        <w:ind w:left="720" w:hanging="360"/>
+      </w:pPr>
+      <w:r>
+        <w:rPr>
+          <w:rtl w:val="0"/>
+        </w:rPr>
+        <w:t xml:space="preserve">A</w:t>
       </w:r>
     </w:p>
     <w:p>
       <w:pPr>
         <w:numPr>
           <w:ilvl w:val="0"/>
-          <w:numId w:val="2"/>
-        </w:numPr>
-        <w:ind w:left="720" w:hanging="360"/>
-        <w:rPr/>
-      </w:pPr>
-      <w:r>
-        <w:rPr>
-          <w:rtl w:val="0"/>
-        </w:rPr>
-        <w:t xml:space="preserve">Add short-term memory (remembers the whole conversation)</w:t>
+          <w:numId w:val="1"/>
+        </w:numPr>
+        <w:spacing w:after="0" w:afterAutospacing="0" w:before="0" w:beforeAutospacing="0" w:lineRule="auto"/>
+        <w:ind w:left="720" w:hanging="360"/>
+      </w:pPr>
+      <w:r>
+        <w:rPr>
+          <w:rtl w:val="0"/>
+        </w:rPr>
+        <w:t xml:space="preserve">A</w:t>
       </w:r>
     </w:p>
     <w:p>
       <w:pPr>
         <w:numPr>
           <w:ilvl w:val="0"/>
-          <w:numId w:val="2"/>
-        </w:numPr>
-        <w:ind w:left="720" w:hanging="360"/>
-        <w:rPr/>
-      </w:pPr>
-      <w:r>
-        <w:rPr>
-          <w:rtl w:val="0"/>
-        </w:rPr>
-        <w:t xml:space="preserve">Add long-term memory (remembers customer preferences forever)</w:t>
+          <w:numId w:val="1"/>
+        </w:numPr>
+        <w:spacing w:after="0" w:afterAutospacing="0" w:before="0" w:beforeAutospacing="0" w:lineRule="auto"/>
+        <w:ind w:left="720" w:hanging="360"/>
+      </w:pPr>
+      <w:r>
+        <w:rPr>
+          <w:rtl w:val="0"/>
+        </w:rPr>
+        <w:t xml:space="preserve">A</w:t>
       </w:r>
     </w:p>
     <w:p>
       <w:pPr>
         <w:numPr>
           <w:ilvl w:val="0"/>
-          <w:numId w:val="2"/>
-        </w:numPr>
-        <w:ind w:left="720" w:hanging="360"/>
-        <w:rPr/>
-      </w:pPr>
-      <w:r>
-        <w:rPr>
-          <w:rtl w:val="0"/>
-        </w:rPr>
-        <w:t xml:space="preserve">Handle rate limits, automatic retries, and smart fallbacks</w:t>
-      </w:r>
-    </w:p>
-    <w:p>
-      <w:pPr>
-        <w:numPr>
-          <w:ilvl w:val="0"/>
-          <w:numId w:val="2"/>
-        </w:numPr>
-        <w:ind w:left="720" w:hanging="360"/>
-        <w:rPr/>
-      </w:pPr>
-      <w:r>
-        <w:rPr>
-          <w:rtl w:val="0"/>
-        </w:rPr>
-        <w:t xml:space="preserve">Combine everything into real apps (shop assistant, research helper, email writer, personal agent)</w:t>
-      </w:r>
-    </w:p>
-    <w:p>
-      <w:pPr>
-        <w:pStyle w:val="Heading3"/>
-        <w:rPr/>
-      </w:pPr>
-      <w:r>
-        <w:rPr>
-          <w:rtl w:val="0"/>
-        </w:rPr>
-        <w:t xml:space="preserve">Quick look at how modern AI agents work</w:t>
-      </w:r>
-    </w:p>
-    <w:p>
-      <w:pPr>
-        <w:rPr/>
-      </w:pPr>
-      <w:r>
-        <w:rPr>
-          <w:rtl w:val="0"/>
-        </w:rPr>
-        <w:t xml:space="preserve">Most powerful systems follow this pattern:</w:t>
-      </w:r>
-    </w:p>
-    <w:p>
-      <w:pPr>
-        <w:rPr/>
-      </w:pPr>
-      <w:r>
-        <w:rPr>
-          <w:rtl w:val="0"/>
-        </w:rPr>
-        <w:t xml:space="preserve">(LLM in the middle + Memory + Tools + Planning loop)</w:t>
-      </w:r>
-    </w:p>
-    <w:p>
-      <w:pPr>
-        <w:rPr/>
-      </w:pPr>
-      <w:r>
-        <w:rPr>
-          <w:rtl w:val="0"/>
-        </w:rPr>
-        <w:t xml:space="preserve">And for remembering important facts forever:</w:t>
-      </w:r>
-    </w:p>
-    <w:p>
-      <w:pPr>
-        <w:rPr/>
-      </w:pPr>
-      <w:r>
-        <w:rPr>
-          <w:rtl w:val="0"/>
-        </w:rPr>
-        <w:t xml:space="preserve">(Vector memory for long-term knowledge)</w:t>
-      </w:r>
-    </w:p>
-    <w:p>
-      <w:pPr>
-        <w:rPr/>
-      </w:pPr>
-      <w:r>
-        <w:rPr>
-          <w:rtl w:val="0"/>
-        </w:rPr>
-        <w:t xml:space="preserve">This is exactly what top companies and smart developers use in 2026.</w:t>
-      </w:r>
-    </w:p>
-    <w:p>
-      <w:pPr>
-        <w:pStyle w:val="Heading3"/>
-        <w:rPr/>
-      </w:pPr>
-      <w:r>
-        <w:rPr>
-          <w:rtl w:val="0"/>
-        </w:rPr>
-        <w:t xml:space="preserve">Big benefits you get after this module</w:t>
-      </w:r>
-    </w:p>
-    <w:p>
-      <w:pPr>
-        <w:numPr>
-          <w:ilvl w:val="0"/>
-          <w:numId w:val="3"/>
-        </w:numPr>
-        <w:ind w:left="720" w:hanging="360"/>
-        <w:rPr/>
-      </w:pPr>
-      <w:r>
-        <w:rPr>
-          <w:rtl w:val="0"/>
-        </w:rPr>
-        <w:t xml:space="preserve">One codebase that works with 100+ models</w:t>
-      </w:r>
-    </w:p>
-    <w:p>
-      <w:pPr>
-        <w:numPr>
-          <w:ilvl w:val="0"/>
-          <w:numId w:val="3"/>
-        </w:numPr>
-        <w:ind w:left="720" w:hanging="360"/>
-        <w:rPr/>
-      </w:pPr>
-      <w:r>
-        <w:rPr>
-          <w:rtl w:val="0"/>
-        </w:rPr>
-        <w:t xml:space="preserve">Switch between expensive smart models and cheap fast ones instantly</w:t>
-      </w:r>
-    </w:p>
-    <w:p>
-      <w:pPr>
-        <w:numPr>
-          <w:ilvl w:val="0"/>
-          <w:numId w:val="3"/>
-        </w:numPr>
-        <w:ind w:left="720" w:hanging="360"/>
-        <w:rPr/>
-      </w:pPr>
-      <w:r>
-        <w:rPr>
-          <w:rtl w:val="0"/>
-        </w:rPr>
-        <w:t xml:space="preserve">Never get stuck when prices change or new models launch</w:t>
-      </w:r>
-    </w:p>
-    <w:p>
-      <w:pPr>
-        <w:numPr>
-          <w:ilvl w:val="0"/>
-          <w:numId w:val="3"/>
-        </w:numPr>
-        <w:ind w:left="720" w:hanging="360"/>
-        <w:rPr/>
-      </w:pPr>
-      <w:r>
-        <w:rPr>
-          <w:rtl w:val="0"/>
-        </w:rPr>
-        <w:t xml:space="preserve">Build future-proof apps that can use the best model available at any time</w:t>
-      </w:r>
-    </w:p>
-    <w:p>
-      <w:pPr>
-        <w:pStyle w:val="Heading3"/>
-        <w:rPr/>
-      </w:pPr>
-      <w:r>
-        <w:rPr>
-          <w:rtl w:val="0"/>
-        </w:rPr>
-        <w:t xml:space="preserve">Outcome </w:t>
-      </w:r>
-    </w:p>
-    <w:p>
-      <w:pPr>
-        <w:rPr/>
-      </w:pPr>
-      <w:r>
-        <w:rPr>
-          <w:rtl w:val="0"/>
-        </w:rPr>
-        <w:t xml:space="preserve">Reader understands: • why writing model-specific code is painful and risky in 2026 • the four main types of LLMs (proprietary, open-weight, fast inference, local) and when to use each • the huge advantage of learning unified LLM access • exactly what powerful real-world things we’ll build together</w:t>
+          <w:numId w:val="1"/>
+        </w:numPr>
+        <w:spacing w:after="240" w:before="0" w:beforeAutospacing="0" w:lineRule="auto"/>
+        <w:ind w:left="720" w:hanging="360"/>
+      </w:pPr>
+      <w:r>
+        <w:rPr>
+          <w:rtl w:val="0"/>
+        </w:rPr>
+        <w:t xml:space="preserve">A</w:t>
+      </w:r>
+    </w:p>
+    <w:p>
+      <w:pPr>
+        <w:rPr/>
+      </w:pPr>
+      <w:r>
+        <w:rPr>
+          <w:rtl w:val="0"/>
+        </w:rPr>
       </w:r>
     </w:p>
     <w:p>
@@ -1073,8 +1637,8 @@
         <w:pStyle w:val="Heading3"/>
         <w:rPr/>
       </w:pPr>
-      <w:bookmarkStart w:colFirst="0" w:colLast="0" w:name="_heading=h.c5zxjnvztri9" w:id="0"/>
-      <w:bookmarkEnd w:id="0"/>
+      <w:bookmarkStart w:colFirst="0" w:colLast="0" w:name="_heading=h.c5zxjnvztri9" w:id="6"/>
+      <w:bookmarkEnd w:id="6"/>
       <w:r>
         <w:rPr>
           <w:rtl w:val="0"/>
@@ -1086,14 +1650,14 @@
       <w:pPr>
         <w:numPr>
           <w:ilvl w:val="0"/>
-          <w:numId w:val="6"/>
+          <w:numId w:val="11"/>
         </w:numPr>
         <w:ind w:left="720" w:hanging="360"/>
         <w:rPr/>
       </w:pPr>
       <w:sdt>
         <w:sdtPr>
-          <w:id w:val="1739837142"/>
+          <w:id w:val="-560193351"/>
           <w:tag w:val="goog_rdk_3"/>
         </w:sdtPr>
         <w:sdtContent>
@@ -1116,14 +1680,14 @@
       <w:pPr>
         <w:numPr>
           <w:ilvl w:val="0"/>
-          <w:numId w:val="6"/>
+          <w:numId w:val="11"/>
         </w:numPr>
         <w:ind w:left="720" w:hanging="360"/>
         <w:rPr/>
       </w:pPr>
       <w:sdt>
         <w:sdtPr>
-          <w:id w:val="-322948887"/>
+          <w:id w:val="453411818"/>
           <w:tag w:val="goog_rdk_4"/>
         </w:sdtPr>
         <w:sdtContent>
@@ -1146,7 +1710,7 @@
       <w:pPr>
         <w:numPr>
           <w:ilvl w:val="0"/>
-          <w:numId w:val="6"/>
+          <w:numId w:val="11"/>
         </w:numPr>
         <w:ind w:left="720" w:hanging="360"/>
         <w:rPr/>
@@ -1162,7 +1726,7 @@
       <w:pPr>
         <w:numPr>
           <w:ilvl w:val="0"/>
-          <w:numId w:val="6"/>
+          <w:numId w:val="11"/>
         </w:numPr>
         <w:ind w:left="720" w:hanging="360"/>
         <w:rPr/>
@@ -1178,7 +1742,7 @@
       <w:pPr>
         <w:numPr>
           <w:ilvl w:val="0"/>
-          <w:numId w:val="6"/>
+          <w:numId w:val="11"/>
         </w:numPr>
         <w:ind w:left="720" w:hanging="360"/>
         <w:rPr/>
@@ -1207,8 +1771,8 @@
         <w:pStyle w:val="Heading3"/>
         <w:rPr/>
       </w:pPr>
-      <w:bookmarkStart w:colFirst="0" w:colLast="0" w:name="_heading=h.lidnufss4sub" w:id="1"/>
-      <w:bookmarkEnd w:id="1"/>
+      <w:bookmarkStart w:colFirst="0" w:colLast="0" w:name="_heading=h.lidnufss4sub" w:id="7"/>
+      <w:bookmarkEnd w:id="7"/>
       <w:r>
         <w:rPr>
           <w:rtl w:val="0"/>
@@ -1244,7 +1808,7 @@
       </w:pPr>
       <w:sdt>
         <w:sdtPr>
-          <w:id w:val="-2022900189"/>
+          <w:id w:val="1324060199"/>
           <w:tag w:val="goog_rdk_5"/>
         </w:sdtPr>
         <w:sdtContent>
@@ -1281,8 +1845,8 @@
         <w:spacing w:after="240" w:before="240" w:lineRule="auto"/>
         <w:rPr/>
       </w:pPr>
-      <w:bookmarkStart w:colFirst="0" w:colLast="0" w:name="_heading=h.j9hhhcugooe5" w:id="2"/>
-      <w:bookmarkEnd w:id="2"/>
+      <w:bookmarkStart w:colFirst="0" w:colLast="0" w:name="_heading=h.j9hhhcugooe5" w:id="8"/>
+      <w:bookmarkEnd w:id="8"/>
       <w:r>
         <w:rPr>
           <w:rtl w:val="0"/>
@@ -1296,8 +1860,8 @@
         <w:spacing w:after="240" w:before="240" w:lineRule="auto"/>
         <w:rPr/>
       </w:pPr>
-      <w:bookmarkStart w:colFirst="0" w:colLast="0" w:name="_heading=h.tgcoge2uwxiw" w:id="3"/>
-      <w:bookmarkEnd w:id="3"/>
+      <w:bookmarkStart w:colFirst="0" w:colLast="0" w:name="_heading=h.tgcoge2uwxiw" w:id="9"/>
+      <w:bookmarkEnd w:id="9"/>
       <w:r>
         <w:rPr>
           <w:rtl w:val="0"/>
@@ -1310,8 +1874,8 @@
         <w:pStyle w:val="Heading3"/>
         <w:rPr/>
       </w:pPr>
-      <w:bookmarkStart w:colFirst="0" w:colLast="0" w:name="_heading=h.gudtmki5yxpm" w:id="4"/>
-      <w:bookmarkEnd w:id="4"/>
+      <w:bookmarkStart w:colFirst="0" w:colLast="0" w:name="_heading=h.gudtmki5yxpm" w:id="10"/>
+      <w:bookmarkEnd w:id="10"/>
       <w:r>
         <w:rPr>
           <w:rtl w:val="0"/>
@@ -1335,8 +1899,8 @@
         <w:spacing w:after="240" w:before="240" w:lineRule="auto"/>
         <w:rPr/>
       </w:pPr>
-      <w:bookmarkStart w:colFirst="0" w:colLast="0" w:name="_heading=h.j2i3lsacpoxj" w:id="5"/>
-      <w:bookmarkEnd w:id="5"/>
+      <w:bookmarkStart w:colFirst="0" w:colLast="0" w:name="_heading=h.j2i3lsacpoxj" w:id="11"/>
+      <w:bookmarkEnd w:id="11"/>
       <w:r>
         <w:rPr>
           <w:rtl w:val="0"/>
@@ -1352,64 +1916,151 @@
         <w:rPr>
           <w:rtl w:val="0"/>
         </w:rPr>
-        <w:t xml:space="preserve">OPENAI_API_KEY=sk-...</w:t>
-      </w:r>
-    </w:p>
-    <w:p>
-      <w:pPr>
-        <w:rPr/>
-      </w:pPr>
-      <w:r>
-        <w:rPr>
-          <w:rtl w:val="0"/>
-        </w:rPr>
-        <w:t xml:space="preserve">ANTHROPIC_API_KEY=sk-ant-...</w:t>
-      </w:r>
-    </w:p>
-    <w:p>
-      <w:pPr>
-        <w:rPr/>
-      </w:pPr>
-      <w:r>
-        <w:rPr>
-          <w:rtl w:val="0"/>
-        </w:rPr>
-        <w:t xml:space="preserve">GEMINI_API_KEY=AIza...</w:t>
-      </w:r>
-    </w:p>
-    <w:p>
-      <w:pPr>
-        <w:rPr/>
-      </w:pPr>
-      <w:r>
-        <w:rPr>
-          <w:rtl w:val="0"/>
-        </w:rPr>
-        <w:t xml:space="preserve">GROQ_API_KEY=gsk_...</w:t>
-      </w:r>
-    </w:p>
-    <w:p>
-      <w:pPr>
-        <w:rPr/>
-      </w:pPr>
-      <w:r>
-        <w:rPr>
-          <w:rtl w:val="0"/>
-        </w:rPr>
-        <w:t xml:space="preserve">TOGETHER_API_KEY=...</w:t>
-      </w:r>
-    </w:p>
-    <w:p>
-      <w:pPr>
-        <w:rPr/>
-      </w:pPr>
-      <w:r>
-        <w:rPr>
-          <w:rtl w:val="0"/>
-        </w:rPr>
-        <w:t xml:space="preserve"># Add more as needed (DeepSeek, Fireworks etc.)</w:t>
-      </w:r>
-    </w:p>
+      </w:r>
+    </w:p>
+    <w:sdt>
+      <w:sdtPr>
+        <w:lock w:val="contentLocked"/>
+        <w:id w:val="-1376854067"/>
+        <w:tag w:val="goog_rdk_6"/>
+      </w:sdtPr>
+      <w:sdtContent>
+        <w:tbl>
+          <w:tblPr>
+            <w:tblStyle w:val="Table1"/>
+            <w:tblW w:w="9360.0" w:type="dxa"/>
+            <w:jc w:val="left"/>
+            <w:tblBorders>
+              <w:top w:color="000000" w:space="0" w:sz="8" w:val="single"/>
+              <w:left w:color="000000" w:space="0" w:sz="8" w:val="single"/>
+              <w:bottom w:color="000000" w:space="0" w:sz="8" w:val="single"/>
+              <w:right w:color="000000" w:space="0" w:sz="8" w:val="single"/>
+              <w:insideH w:color="000000" w:space="0" w:sz="8" w:val="single"/>
+              <w:insideV w:color="000000" w:space="0" w:sz="8" w:val="single"/>
+            </w:tblBorders>
+            <w:tblLayout w:type="fixed"/>
+            <w:tblLook w:val="0600"/>
+          </w:tblPr>
+          <w:tblGrid>
+            <w:gridCol w:w="9360"/>
+            <w:tblGridChange w:id="0">
+              <w:tblGrid>
+                <w:gridCol w:w="9360"/>
+              </w:tblGrid>
+            </w:tblGridChange>
+          </w:tblGrid>
+          <w:tr>
+            <w:trPr>
+              <w:cantSplit w:val="0"/>
+              <w:tblHeader w:val="0"/>
+            </w:trPr>
+            <w:tc>
+              <w:tcPr>
+                <w:shd w:fill="auto" w:val="clear"/>
+                <w:tcMar>
+                  <w:top w:w="100.0" w:type="dxa"/>
+                  <w:left w:w="100.0" w:type="dxa"/>
+                  <w:bottom w:w="100.0" w:type="dxa"/>
+                  <w:right w:w="100.0" w:type="dxa"/>
+                </w:tcMar>
+                <w:vAlign w:val="top"/>
+              </w:tcPr>
+              <w:p>
+                <w:pPr>
+                  <w:rPr/>
+                </w:pPr>
+                <w:r>
+                  <w:rPr>
+                    <w:rtl w:val="0"/>
+                  </w:rPr>
+                  <w:t xml:space="preserve">OPENAI_API_KEY=sk-...</w:t>
+                </w:r>
+              </w:p>
+              <w:p>
+                <w:pPr>
+                  <w:rPr/>
+                </w:pPr>
+                <w:r>
+                  <w:rPr>
+                    <w:rtl w:val="0"/>
+                  </w:rPr>
+                  <w:t xml:space="preserve">ANTHROPIC_API_KEY=sk-ant-...</w:t>
+                </w:r>
+              </w:p>
+              <w:p>
+                <w:pPr>
+                  <w:rPr/>
+                </w:pPr>
+                <w:r>
+                  <w:rPr>
+                    <w:rtl w:val="0"/>
+                  </w:rPr>
+                  <w:t xml:space="preserve">GEMINI_API_KEY=AIza...</w:t>
+                </w:r>
+              </w:p>
+              <w:p>
+                <w:pPr>
+                  <w:rPr/>
+                </w:pPr>
+                <w:r>
+                  <w:rPr>
+                    <w:rtl w:val="0"/>
+                  </w:rPr>
+                  <w:t xml:space="preserve">GROQ_API_KEY=gsk_...</w:t>
+                </w:r>
+              </w:p>
+              <w:p>
+                <w:pPr>
+                  <w:rPr/>
+                </w:pPr>
+                <w:r>
+                  <w:rPr>
+                    <w:rtl w:val="0"/>
+                  </w:rPr>
+                  <w:t xml:space="preserve">TOGETHER_API_KEY=...</w:t>
+                </w:r>
+              </w:p>
+              <w:p>
+                <w:pPr>
+                  <w:rPr/>
+                </w:pPr>
+                <w:r>
+                  <w:rPr>
+                    <w:rtl w:val="0"/>
+                  </w:rPr>
+                  <w:t xml:space="preserve"># Add more as needed (DeepSeek, Fireworks etc.)</w:t>
+                </w:r>
+              </w:p>
+              <w:p>
+                <w:pPr>
+                  <w:keepNext w:val="0"/>
+                  <w:keepLines w:val="0"/>
+                  <w:pageBreakBefore w:val="0"/>
+                  <w:widowControl w:val="0"/>
+                  <w:pBdr>
+                    <w:top w:space="0" w:sz="0" w:val="nil"/>
+                    <w:left w:space="0" w:sz="0" w:val="nil"/>
+                    <w:bottom w:space="0" w:sz="0" w:val="nil"/>
+                    <w:right w:space="0" w:sz="0" w:val="nil"/>
+                    <w:between w:space="0" w:sz="0" w:val="nil"/>
+                  </w:pBdr>
+                  <w:shd w:fill="auto" w:val="clear"/>
+                  <w:spacing w:after="0" w:before="0" w:line="240" w:lineRule="auto"/>
+                  <w:ind w:left="0" w:right="0" w:firstLine="0"/>
+                  <w:jc w:val="left"/>
+                  <w:rPr/>
+                </w:pPr>
+                <w:r>
+                  <w:rPr>
+                    <w:rtl w:val="0"/>
+                  </w:rPr>
+                </w:r>
+              </w:p>
+            </w:tc>
+          </w:tr>
+        </w:tbl>
+      </w:sdtContent>
+    </w:sdt>
     <w:p>
       <w:pPr>
         <w:rPr/>
@@ -1426,8 +2077,8 @@
         <w:spacing w:after="240" w:before="240" w:lineRule="auto"/>
         <w:rPr/>
       </w:pPr>
-      <w:bookmarkStart w:colFirst="0" w:colLast="0" w:name="_heading=h.ojn827qxsxpp" w:id="6"/>
-      <w:bookmarkEnd w:id="6"/>
+      <w:bookmarkStart w:colFirst="0" w:colLast="0" w:name="_heading=h.ojn827qxsxpp" w:id="12"/>
+      <w:bookmarkEnd w:id="12"/>
       <w:r>
         <w:rPr>
           <w:rtl w:val="0"/>
@@ -1443,20 +2094,107 @@
         <w:rPr>
           <w:rtl w:val="0"/>
         </w:rPr>
-        <w:t xml:space="preserve">from dotenv import load_dotenv</w:t>
-      </w:r>
-    </w:p>
-    <w:p>
-      <w:pPr>
-        <w:rPr/>
-      </w:pPr>
-      <w:r>
-        <w:rPr>
-          <w:rtl w:val="0"/>
-        </w:rPr>
-        <w:t xml:space="preserve">load_dotenv()</w:t>
-      </w:r>
-    </w:p>
+      </w:r>
+    </w:p>
+    <w:sdt>
+      <w:sdtPr>
+        <w:lock w:val="contentLocked"/>
+        <w:id w:val="-1481797578"/>
+        <w:tag w:val="goog_rdk_7"/>
+      </w:sdtPr>
+      <w:sdtContent>
+        <w:tbl>
+          <w:tblPr>
+            <w:tblStyle w:val="Table2"/>
+            <w:tblW w:w="9360.0" w:type="dxa"/>
+            <w:jc w:val="left"/>
+            <w:tblBorders>
+              <w:top w:color="000000" w:space="0" w:sz="8" w:val="single"/>
+              <w:left w:color="000000" w:space="0" w:sz="8" w:val="single"/>
+              <w:bottom w:color="000000" w:space="0" w:sz="8" w:val="single"/>
+              <w:right w:color="000000" w:space="0" w:sz="8" w:val="single"/>
+              <w:insideH w:color="000000" w:space="0" w:sz="8" w:val="single"/>
+              <w:insideV w:color="000000" w:space="0" w:sz="8" w:val="single"/>
+            </w:tblBorders>
+            <w:tblLayout w:type="fixed"/>
+            <w:tblLook w:val="0600"/>
+          </w:tblPr>
+          <w:tblGrid>
+            <w:gridCol w:w="9360"/>
+            <w:tblGridChange w:id="0">
+              <w:tblGrid>
+                <w:gridCol w:w="9360"/>
+              </w:tblGrid>
+            </w:tblGridChange>
+          </w:tblGrid>
+          <w:tr>
+            <w:trPr>
+              <w:cantSplit w:val="0"/>
+              <w:tblHeader w:val="0"/>
+            </w:trPr>
+            <w:tc>
+              <w:tcPr>
+                <w:shd w:fill="auto" w:val="clear"/>
+                <w:tcMar>
+                  <w:top w:w="100.0" w:type="dxa"/>
+                  <w:left w:w="100.0" w:type="dxa"/>
+                  <w:bottom w:w="100.0" w:type="dxa"/>
+                  <w:right w:w="100.0" w:type="dxa"/>
+                </w:tcMar>
+                <w:vAlign w:val="top"/>
+              </w:tcPr>
+              <w:p>
+                <w:pPr>
+                  <w:rPr/>
+                </w:pPr>
+                <w:r>
+                  <w:rPr>
+                    <w:rtl w:val="0"/>
+                  </w:rPr>
+                  <w:t xml:space="preserve">from dotenv import load_dotenv</w:t>
+                </w:r>
+              </w:p>
+              <w:p>
+                <w:pPr>
+                  <w:rPr/>
+                </w:pPr>
+                <w:r>
+                  <w:rPr>
+                    <w:rtl w:val="0"/>
+                  </w:rPr>
+                  <w:t xml:space="preserve">load_dotenv()</w:t>
+                </w:r>
+              </w:p>
+              <w:p>
+                <w:pPr>
+                  <w:keepNext w:val="0"/>
+                  <w:keepLines w:val="0"/>
+                  <w:pageBreakBefore w:val="0"/>
+                  <w:widowControl w:val="0"/>
+                  <w:pBdr>
+                    <w:top w:space="0" w:sz="0" w:val="nil"/>
+                    <w:left w:space="0" w:sz="0" w:val="nil"/>
+                    <w:bottom w:space="0" w:sz="0" w:val="nil"/>
+                    <w:right w:space="0" w:sz="0" w:val="nil"/>
+                    <w:between w:space="0" w:sz="0" w:val="nil"/>
+                  </w:pBdr>
+                  <w:shd w:fill="auto" w:val="clear"/>
+                  <w:spacing w:after="0" w:before="0" w:line="240" w:lineRule="auto"/>
+                  <w:ind w:left="0" w:right="0" w:firstLine="0"/>
+                  <w:jc w:val="left"/>
+                  <w:rPr/>
+                </w:pPr>
+                <w:r>
+                  <w:rPr>
+                    <w:rtl w:val="0"/>
+                  </w:rPr>
+                </w:r>
+              </w:p>
+            </w:tc>
+          </w:tr>
+        </w:tbl>
+      </w:sdtContent>
+    </w:sdt>
     <w:p>
       <w:pPr>
         <w:rPr/>
@@ -1473,8 +2211,8 @@
         <w:spacing w:after="240" w:before="240" w:lineRule="auto"/>
         <w:rPr/>
       </w:pPr>
-      <w:bookmarkStart w:colFirst="0" w:colLast="0" w:name="_heading=h.gkfkj14f8ibe" w:id="7"/>
-      <w:bookmarkEnd w:id="7"/>
+      <w:bookmarkStart w:colFirst="0" w:colLast="0" w:name="_heading=h.gkfkj14f8ibe" w:id="13"/>
+      <w:bookmarkEnd w:id="13"/>
       <w:r>
         <w:rPr>
           <w:rtl w:val="0"/>
@@ -1486,7 +2224,7 @@
       <w:pPr>
         <w:numPr>
           <w:ilvl w:val="0"/>
-          <w:numId w:val="5"/>
+          <w:numId w:val="10"/>
         </w:numPr>
         <w:spacing w:before="240" w:lineRule="auto"/>
         <w:ind w:left="720" w:hanging="360"/>
@@ -1494,8 +2232,8 @@
       </w:pPr>
       <w:sdt>
         <w:sdtPr>
-          <w:id w:val="732263861"/>
-          <w:tag w:val="goog_rdk_6"/>
+          <w:id w:val="953887061"/>
+          <w:tag w:val="goog_rdk_8"/>
         </w:sdtPr>
         <w:sdtContent>
           <w:r>
@@ -1517,15 +2255,15 @@
       <w:pPr>
         <w:numPr>
           <w:ilvl w:val="0"/>
-          <w:numId w:val="5"/>
+          <w:numId w:val="10"/>
         </w:numPr>
         <w:ind w:left="720" w:hanging="360"/>
         <w:rPr/>
       </w:pPr>
       <w:sdt>
         <w:sdtPr>
-          <w:id w:val="-1461311153"/>
-          <w:tag w:val="goog_rdk_7"/>
+          <w:id w:val="566603692"/>
+          <w:tag w:val="goog_rdk_9"/>
         </w:sdtPr>
         <w:sdtContent>
           <w:r>
@@ -1547,15 +2285,15 @@
       <w:pPr>
         <w:numPr>
           <w:ilvl w:val="0"/>
-          <w:numId w:val="5"/>
+          <w:numId w:val="10"/>
         </w:numPr>
         <w:ind w:left="720" w:hanging="360"/>
         <w:rPr/>
       </w:pPr>
       <w:sdt>
         <w:sdtPr>
-          <w:id w:val="-1226524248"/>
-          <w:tag w:val="goog_rdk_8"/>
+          <w:id w:val="-1653246566"/>
+          <w:tag w:val="goog_rdk_10"/>
         </w:sdtPr>
         <w:sdtContent>
           <w:r>
@@ -1577,15 +2315,15 @@
       <w:pPr>
         <w:numPr>
           <w:ilvl w:val="0"/>
-          <w:numId w:val="5"/>
+          <w:numId w:val="10"/>
         </w:numPr>
         <w:ind w:left="720" w:hanging="360"/>
         <w:rPr/>
       </w:pPr>
       <w:sdt>
         <w:sdtPr>
-          <w:id w:val="-1625858931"/>
-          <w:tag w:val="goog_rdk_9"/>
+          <w:id w:val="1016307858"/>
+          <w:tag w:val="goog_rdk_11"/>
         </w:sdtPr>
         <w:sdtContent>
           <w:r>
@@ -1607,7 +2345,7 @@
       <w:pPr>
         <w:numPr>
           <w:ilvl w:val="0"/>
-          <w:numId w:val="5"/>
+          <w:numId w:val="10"/>
         </w:numPr>
         <w:spacing w:after="240" w:lineRule="auto"/>
         <w:ind w:left="720" w:hanging="360"/>
@@ -1634,8 +2372,8 @@
           <w:szCs w:val="26"/>
         </w:rPr>
       </w:pPr>
-      <w:bookmarkStart w:colFirst="0" w:colLast="0" w:name="_heading=h.xtf52qu0pr7s" w:id="8"/>
-      <w:bookmarkEnd w:id="8"/>
+      <w:bookmarkStart w:colFirst="0" w:colLast="0" w:name="_heading=h.xtf52qu0pr7s" w:id="14"/>
+      <w:bookmarkEnd w:id="14"/>
       <w:r>
         <w:rPr>
           <w:b w:val="1"/>
@@ -1650,427 +2388,514 @@
     </w:p>
     <w:p>
       <w:pPr>
+        <w:rPr/>
+      </w:pPr>
+      <w:r>
+        <w:rPr>
+          <w:rtl w:val="0"/>
+        </w:rPr>
+      </w:r>
+    </w:p>
+    <w:sdt>
+      <w:sdtPr>
+        <w:lock w:val="contentLocked"/>
+        <w:id w:val="666946792"/>
+        <w:tag w:val="goog_rdk_13"/>
+      </w:sdtPr>
+      <w:sdtContent>
+        <w:tbl>
+          <w:tblPr>
+            <w:tblStyle w:val="Table3"/>
+            <w:tblW w:w="9360.0" w:type="dxa"/>
+            <w:jc w:val="left"/>
+            <w:tblBorders>
+              <w:top w:color="000000" w:space="0" w:sz="8" w:val="single"/>
+              <w:left w:color="000000" w:space="0" w:sz="8" w:val="single"/>
+              <w:bottom w:color="000000" w:space="0" w:sz="8" w:val="single"/>
+              <w:right w:color="000000" w:space="0" w:sz="8" w:val="single"/>
+              <w:insideH w:color="000000" w:space="0" w:sz="8" w:val="single"/>
+              <w:insideV w:color="000000" w:space="0" w:sz="8" w:val="single"/>
+            </w:tblBorders>
+            <w:tblLayout w:type="fixed"/>
+            <w:tblLook w:val="0600"/>
+          </w:tblPr>
+          <w:tblGrid>
+            <w:gridCol w:w="9360"/>
+            <w:tblGridChange w:id="0">
+              <w:tblGrid>
+                <w:gridCol w:w="9360"/>
+              </w:tblGrid>
+            </w:tblGridChange>
+          </w:tblGrid>
+          <w:tr>
+            <w:trPr>
+              <w:cantSplit w:val="0"/>
+              <w:tblHeader w:val="0"/>
+            </w:trPr>
+            <w:tc>
+              <w:tcPr>
+                <w:shd w:fill="auto" w:val="clear"/>
+                <w:tcMar>
+                  <w:top w:w="100.0" w:type="dxa"/>
+                  <w:left w:w="100.0" w:type="dxa"/>
+                  <w:bottom w:w="100.0" w:type="dxa"/>
+                  <w:right w:w="100.0" w:type="dxa"/>
+                </w:tcMar>
+                <w:vAlign w:val="top"/>
+              </w:tcPr>
+              <w:p>
+                <w:pPr>
+                  <w:pStyle w:val="Heading4"/>
+                  <w:spacing w:after="240" w:before="240" w:lineRule="auto"/>
+                  <w:rPr/>
+                </w:pPr>
+                <w:bookmarkStart w:colFirst="0" w:colLast="0" w:name="_heading=h.g88nk5vkobu3" w:id="15"/>
+                <w:bookmarkEnd w:id="15"/>
+                <w:r>
+                  <w:rPr>
+                    <w:rtl w:val="0"/>
+                  </w:rPr>
+                  <w:t xml:space="preserve">LiteLLM makes 100+ models look like OpenAI format.</w:t>
+                </w:r>
+              </w:p>
+              <w:p>
+                <w:pPr>
+                  <w:rPr/>
+                </w:pPr>
+                <w:r>
+                  <w:rPr>
+                    <w:rtl w:val="0"/>
+                  </w:rPr>
+                  <w:t xml:space="preserve"># llm.py – your central file</w:t>
+                </w:r>
+              </w:p>
+              <w:p>
+                <w:pPr>
+                  <w:rPr/>
+                </w:pPr>
+                <w:r>
+                  <w:rPr>
+                    <w:rtl w:val="0"/>
+                  </w:rPr>
+                  <w:t xml:space="preserve">from litellm import completion</w:t>
+                </w:r>
+              </w:p>
+              <w:p>
+                <w:pPr>
+                  <w:rPr/>
+                </w:pPr>
+                <w:r>
+                  <w:rPr>
+                    <w:rtl w:val="0"/>
+                  </w:rPr>
+                  <w:t xml:space="preserve">import os</w:t>
+                </w:r>
+              </w:p>
+              <w:p>
+                <w:pPr>
+                  <w:rPr/>
+                </w:pPr>
+                <w:r>
+                  <w:rPr>
+                    <w:rtl w:val="0"/>
+                  </w:rPr>
+                </w:r>
+              </w:p>
+              <w:p>
+                <w:pPr>
+                  <w:rPr/>
+                </w:pPr>
+                <w:r>
+                  <w:rPr>
+                    <w:rtl w:val="0"/>
+                  </w:rPr>
+                  <w:t xml:space="preserve">def ask_llm(</w:t>
+                </w:r>
+              </w:p>
+              <w:p>
+                <w:pPr>
+                  <w:rPr/>
+                </w:pPr>
+                <w:r>
+                  <w:rPr>
+                    <w:rtl w:val="0"/>
+                  </w:rPr>
+                  <w:t xml:space="preserve">    prompt_or_messages,</w:t>
+                </w:r>
+              </w:p>
+              <w:p>
+                <w:pPr>
+                  <w:rPr/>
+                </w:pPr>
+                <w:sdt>
+                  <w:sdtPr>
+                    <w:id w:val="-528327028"/>
+                    <w:tag w:val="goog_rdk_12"/>
+                  </w:sdtPr>
+                  <w:sdtContent>
+                    <w:r>
+                      <w:rPr>
+                        <w:rFonts w:ascii="Arial Unicode MS" w:cs="Arial Unicode MS" w:eastAsia="Arial Unicode MS" w:hAnsi="Arial Unicode MS"/>
+                        <w:rtl w:val="0"/>
+                      </w:rPr>
+                      <w:t xml:space="preserve">    model="openai/gpt-4o-mini",  # ← change ONLY here!</w:t>
+                    </w:r>
+                  </w:sdtContent>
+                </w:sdt>
+                <w:r>
+                  <w:rPr>
+                    <w:rtl w:val="0"/>
+                  </w:rPr>
+                </w:r>
+              </w:p>
+              <w:p>
+                <w:pPr>
+                  <w:rPr/>
+                </w:pPr>
+                <w:r>
+                  <w:rPr>
+                    <w:rtl w:val="0"/>
+                  </w:rPr>
+                  <w:t xml:space="preserve">    temperature=0.7,</w:t>
+                </w:r>
+              </w:p>
+              <w:p>
+                <w:pPr>
+                  <w:rPr/>
+                </w:pPr>
+                <w:r>
+                  <w:rPr>
+                    <w:rtl w:val="0"/>
+                  </w:rPr>
+                  <w:t xml:space="preserve">    max_tokens=500,</w:t>
+                </w:r>
+              </w:p>
+              <w:p>
+                <w:pPr>
+                  <w:rPr/>
+                </w:pPr>
+                <w:r>
+                  <w:rPr>
+                    <w:rtl w:val="0"/>
+                  </w:rPr>
+                  <w:t xml:space="preserve">    tools=None,           # for function calling later</w:t>
+                </w:r>
+              </w:p>
+              <w:p>
+                <w:pPr>
+                  <w:rPr/>
+                </w:pPr>
+                <w:r>
+                  <w:rPr>
+                    <w:rtl w:val="0"/>
+                  </w:rPr>
+                  <w:t xml:space="preserve">    response_format=None  # for structured JSON</w:t>
+                </w:r>
+              </w:p>
+              <w:p>
+                <w:pPr>
+                  <w:rPr/>
+                </w:pPr>
+                <w:r>
+                  <w:rPr>
+                    <w:rtl w:val="0"/>
+                  </w:rPr>
+                  <w:t xml:space="preserve">):</w:t>
+                </w:r>
+              </w:p>
+              <w:p>
+                <w:pPr>
+                  <w:rPr/>
+                </w:pPr>
+                <w:r>
+                  <w:rPr>
+                    <w:rtl w:val="0"/>
+                  </w:rPr>
+                  <w:t xml:space="preserve">    if isinstance(prompt_or_messages, str):</w:t>
+                </w:r>
+              </w:p>
+              <w:p>
+                <w:pPr>
+                  <w:rPr/>
+                </w:pPr>
+                <w:r>
+                  <w:rPr>
+                    <w:rtl w:val="0"/>
+                  </w:rPr>
+                  <w:t xml:space="preserve">        messages = [{"role": "user", "content": prompt_or_messages}]</w:t>
+                </w:r>
+              </w:p>
+              <w:p>
+                <w:pPr>
+                  <w:rPr/>
+                </w:pPr>
+                <w:r>
+                  <w:rPr>
+                    <w:rtl w:val="0"/>
+                  </w:rPr>
+                  <w:t xml:space="preserve">    else:</w:t>
+                </w:r>
+              </w:p>
+              <w:p>
+                <w:pPr>
+                  <w:rPr/>
+                </w:pPr>
+                <w:r>
+                  <w:rPr>
+                    <w:rtl w:val="0"/>
+                  </w:rPr>
+                  <w:t xml:space="preserve">        messages = prompt_or_messages</w:t>
+                </w:r>
+              </w:p>
+              <w:p>
+                <w:pPr>
+                  <w:rPr/>
+                </w:pPr>
+                <w:r>
+                  <w:rPr>
+                    <w:rtl w:val="0"/>
+                  </w:rPr>
+                </w:r>
+              </w:p>
+              <w:p>
+                <w:pPr>
+                  <w:rPr/>
+                </w:pPr>
+                <w:r>
+                  <w:rPr>
+                    <w:rtl w:val="0"/>
+                  </w:rPr>
+                  <w:t xml:space="preserve">    try:</w:t>
+                </w:r>
+              </w:p>
+              <w:p>
+                <w:pPr>
+                  <w:rPr/>
+                </w:pPr>
+                <w:r>
+                  <w:rPr>
+                    <w:rtl w:val="0"/>
+                  </w:rPr>
+                  <w:t xml:space="preserve">        response = completion(</w:t>
+                </w:r>
+              </w:p>
+              <w:p>
+                <w:pPr>
+                  <w:rPr/>
+                </w:pPr>
+                <w:r>
+                  <w:rPr>
+                    <w:rtl w:val="0"/>
+                  </w:rPr>
+                  <w:t xml:space="preserve">            model=model,</w:t>
+                </w:r>
+              </w:p>
+              <w:p>
+                <w:pPr>
+                  <w:rPr/>
+                </w:pPr>
+                <w:r>
+                  <w:rPr>
+                    <w:rtl w:val="0"/>
+                  </w:rPr>
+                  <w:t xml:space="preserve">            messages=messages,</w:t>
+                </w:r>
+              </w:p>
+              <w:p>
+                <w:pPr>
+                  <w:rPr/>
+                </w:pPr>
+                <w:r>
+                  <w:rPr>
+                    <w:rtl w:val="0"/>
+                  </w:rPr>
+                  <w:t xml:space="preserve">            temperature=temperature,</w:t>
+                </w:r>
+              </w:p>
+              <w:p>
+                <w:pPr>
+                  <w:rPr/>
+                </w:pPr>
+                <w:r>
+                  <w:rPr>
+                    <w:rtl w:val="0"/>
+                  </w:rPr>
+                  <w:t xml:space="preserve">            max_tokens=max_tokens,</w:t>
+                </w:r>
+              </w:p>
+              <w:p>
+                <w:pPr>
+                  <w:rPr/>
+                </w:pPr>
+                <w:r>
+                  <w:rPr>
+                    <w:rtl w:val="0"/>
+                  </w:rPr>
+                  <w:t xml:space="preserve">            tools=tools,</w:t>
+                </w:r>
+              </w:p>
+              <w:p>
+                <w:pPr>
+                  <w:rPr/>
+                </w:pPr>
+                <w:r>
+                  <w:rPr>
+                    <w:rtl w:val="0"/>
+                  </w:rPr>
+                  <w:t xml:space="preserve">            response_format=response_format,</w:t>
+                </w:r>
+              </w:p>
+              <w:p>
+                <w:pPr>
+                  <w:rPr/>
+                </w:pPr>
+                <w:r>
+                  <w:rPr>
+                    <w:rtl w:val="0"/>
+                  </w:rPr>
+                  <w:t xml:space="preserve">            api_key=os.getenv(f"{model.split('/')[0].upper()}_API_KEY")  # auto picks key</w:t>
+                </w:r>
+              </w:p>
+              <w:p>
+                <w:pPr>
+                  <w:rPr/>
+                </w:pPr>
+                <w:r>
+                  <w:rPr>
+                    <w:rtl w:val="0"/>
+                  </w:rPr>
+                  <w:t xml:space="preserve">        )</w:t>
+                </w:r>
+              </w:p>
+              <w:p>
+                <w:pPr>
+                  <w:rPr/>
+                </w:pPr>
+                <w:r>
+                  <w:rPr>
+                    <w:rtl w:val="0"/>
+                  </w:rPr>
+                  <w:t xml:space="preserve">        return response.choices[0].message</w:t>
+                </w:r>
+              </w:p>
+              <w:p>
+                <w:pPr>
+                  <w:rPr/>
+                </w:pPr>
+                <w:r>
+                  <w:rPr>
+                    <w:rtl w:val="0"/>
+                  </w:rPr>
+                  <w:t xml:space="preserve">    except Exception as e:</w:t>
+                </w:r>
+              </w:p>
+              <w:p>
+                <w:pPr>
+                  <w:rPr/>
+                </w:pPr>
+                <w:r>
+                  <w:rPr>
+                    <w:rtl w:val="0"/>
+                  </w:rPr>
+                  <w:t xml:space="preserve">        print(f"Error with {model}: {e}")</w:t>
+                </w:r>
+              </w:p>
+              <w:p>
+                <w:pPr>
+                  <w:rPr/>
+                </w:pPr>
+                <w:r>
+                  <w:rPr>
+                    <w:rtl w:val="0"/>
+                  </w:rPr>
+                  <w:t xml:space="preserve">        return None</w:t>
+                </w:r>
+              </w:p>
+              <w:p>
+                <w:pPr>
+                  <w:pStyle w:val="Heading4"/>
+                  <w:spacing w:after="240" w:before="240" w:lineRule="auto"/>
+                  <w:rPr/>
+                </w:pPr>
+                <w:bookmarkStart w:colFirst="0" w:colLast="0" w:name="_heading=h.8vc4fb7dqk7s" w:id="16"/>
+                <w:bookmarkEnd w:id="16"/>
+                <w:r>
+                  <w:rPr>
+                    <w:rtl w:val="0"/>
+                  </w:rPr>
+                  <w:t xml:space="preserve">Test it:</w:t>
+                </w:r>
+              </w:p>
+              <w:p>
+                <w:pPr>
+                  <w:rPr/>
+                </w:pPr>
+                <w:r>
+                  <w:rPr>
+                    <w:rtl w:val="0"/>
+                  </w:rPr>
+                  <w:t xml:space="preserve">msg = ask_llm("One fun fact about Bhopal?")</w:t>
+                </w:r>
+              </w:p>
+              <w:p>
+                <w:pPr>
+                  <w:rPr/>
+                </w:pPr>
+                <w:r>
+                  <w:rPr>
+                    <w:rtl w:val="0"/>
+                  </w:rPr>
+                  <w:t xml:space="preserve">print(msg.content)</w:t>
+                </w:r>
+              </w:p>
+              <w:p>
+                <w:pPr>
+                  <w:keepNext w:val="0"/>
+                  <w:keepLines w:val="0"/>
+                  <w:pageBreakBefore w:val="0"/>
+                  <w:widowControl w:val="0"/>
+                  <w:pBdr>
+                    <w:top w:space="0" w:sz="0" w:val="nil"/>
+                    <w:left w:space="0" w:sz="0" w:val="nil"/>
+                    <w:bottom w:space="0" w:sz="0" w:val="nil"/>
+                    <w:right w:space="0" w:sz="0" w:val="nil"/>
+                    <w:between w:space="0" w:sz="0" w:val="nil"/>
+                  </w:pBdr>
+                  <w:shd w:fill="auto" w:val="clear"/>
+                  <w:spacing w:after="0" w:before="0" w:line="240" w:lineRule="auto"/>
+                  <w:ind w:left="0" w:right="0" w:firstLine="0"/>
+                  <w:jc w:val="left"/>
+                  <w:rPr/>
+                </w:pPr>
+                <w:r>
+                  <w:rPr>
+                    <w:rtl w:val="0"/>
+                  </w:rPr>
+                </w:r>
+              </w:p>
+            </w:tc>
+          </w:tr>
+        </w:tbl>
+      </w:sdtContent>
+    </w:sdt>
+    <w:p>
+      <w:pPr>
+        <w:rPr/>
+      </w:pPr>
+      <w:r>
+        <w:rPr>
+          <w:rtl w:val="0"/>
+        </w:rPr>
+      </w:r>
+    </w:p>
+    <w:p>
+      <w:pPr>
         <w:pStyle w:val="Heading4"/>
         <w:spacing w:after="240" w:before="240" w:lineRule="auto"/>
         <w:rPr/>
       </w:pPr>
-      <w:bookmarkStart w:colFirst="0" w:colLast="0" w:name="_heading=h.g88nk5vkobu3" w:id="9"/>
-      <w:bookmarkEnd w:id="9"/>
-      <w:r>
-        <w:rPr>
-          <w:rtl w:val="0"/>
-        </w:rPr>
-        <w:t xml:space="preserve">LiteLLM makes 100+ models look like OpenAI format.</w:t>
-      </w:r>
-    </w:p>
-    <w:p>
-      <w:pPr>
-        <w:rPr/>
-      </w:pPr>
-      <w:r>
-        <w:rPr>
-          <w:rtl w:val="0"/>
-        </w:rPr>
-        <w:t xml:space="preserve"># llm.py – your central file</w:t>
-      </w:r>
-    </w:p>
-    <w:p>
-      <w:pPr>
-        <w:rPr/>
-      </w:pPr>
-      <w:r>
-        <w:rPr>
-          <w:rtl w:val="0"/>
-        </w:rPr>
-        <w:t xml:space="preserve">from litellm import completion</w:t>
-      </w:r>
-    </w:p>
-    <w:p>
-      <w:pPr>
-        <w:rPr/>
-      </w:pPr>
-      <w:r>
-        <w:rPr>
-          <w:rtl w:val="0"/>
-        </w:rPr>
-        <w:t xml:space="preserve">import os</w:t>
-      </w:r>
-    </w:p>
-    <w:p>
-      <w:pPr>
-        <w:rPr/>
-      </w:pPr>
-      <w:r>
-        <w:rPr>
-          <w:rtl w:val="0"/>
-        </w:rPr>
-      </w:r>
-    </w:p>
-    <w:p>
-      <w:pPr>
-        <w:rPr/>
-      </w:pPr>
-      <w:r>
-        <w:rPr>
-          <w:rtl w:val="0"/>
-        </w:rPr>
-        <w:t xml:space="preserve">def ask_llm(</w:t>
-      </w:r>
-    </w:p>
-    <w:p>
-      <w:pPr>
-        <w:rPr/>
-      </w:pPr>
-      <w:r>
-        <w:rPr>
-          <w:rtl w:val="0"/>
-        </w:rPr>
-        <w:t xml:space="preserve">    prompt_or_messages,</w:t>
-      </w:r>
-    </w:p>
-    <w:p>
-      <w:pPr>
-        <w:rPr/>
-      </w:pPr>
-      <w:sdt>
-        <w:sdtPr>
-          <w:id w:val="-672166866"/>
-          <w:tag w:val="goog_rdk_10"/>
-        </w:sdtPr>
-        <w:sdtContent>
-          <w:r>
-            <w:rPr>
-              <w:rFonts w:ascii="Arial Unicode MS" w:cs="Arial Unicode MS" w:eastAsia="Arial Unicode MS" w:hAnsi="Arial Unicode MS"/>
-              <w:rtl w:val="0"/>
-            </w:rPr>
-            <w:t xml:space="preserve">    model="openai/gpt-4o-mini",  # ← change ONLY here!</w:t>
-          </w:r>
-        </w:sdtContent>
-      </w:sdt>
-      <w:r>
-        <w:rPr>
-          <w:rtl w:val="0"/>
-        </w:rPr>
-      </w:r>
-    </w:p>
-    <w:p>
-      <w:pPr>
-        <w:rPr/>
-      </w:pPr>
-      <w:r>
-        <w:rPr>
-          <w:rtl w:val="0"/>
-        </w:rPr>
-        <w:t xml:space="preserve">    temperature=0.7,</w:t>
-      </w:r>
-    </w:p>
-    <w:p>
-      <w:pPr>
-        <w:rPr/>
-      </w:pPr>
-      <w:r>
-        <w:rPr>
-          <w:rtl w:val="0"/>
-        </w:rPr>
-        <w:t xml:space="preserve">    max_tokens=500,</w:t>
-      </w:r>
-    </w:p>
-    <w:p>
-      <w:pPr>
-        <w:rPr/>
-      </w:pPr>
-      <w:r>
-        <w:rPr>
-          <w:rtl w:val="0"/>
-        </w:rPr>
-        <w:t xml:space="preserve">    tools=None,           # for function calling later</w:t>
-      </w:r>
-    </w:p>
-    <w:p>
-      <w:pPr>
-        <w:rPr/>
-      </w:pPr>
-      <w:r>
-        <w:rPr>
-          <w:rtl w:val="0"/>
-        </w:rPr>
-        <w:t xml:space="preserve">    response_format=None  # for structured JSON</w:t>
-      </w:r>
-    </w:p>
-    <w:p>
-      <w:pPr>
-        <w:rPr/>
-      </w:pPr>
-      <w:r>
-        <w:rPr>
-          <w:rtl w:val="0"/>
-        </w:rPr>
-        <w:t xml:space="preserve">):</w:t>
-      </w:r>
-    </w:p>
-    <w:p>
-      <w:pPr>
-        <w:rPr/>
-      </w:pPr>
-      <w:r>
-        <w:rPr>
-          <w:rtl w:val="0"/>
-        </w:rPr>
-        <w:t xml:space="preserve">    if isinstance(prompt_or_messages, str):</w:t>
-      </w:r>
-    </w:p>
-    <w:p>
-      <w:pPr>
-        <w:rPr/>
-      </w:pPr>
-      <w:r>
-        <w:rPr>
-          <w:rtl w:val="0"/>
-        </w:rPr>
-        <w:t xml:space="preserve">        messages = [{"role": "user", "content": prompt_or_messages}]</w:t>
-      </w:r>
-    </w:p>
-    <w:p>
-      <w:pPr>
-        <w:rPr/>
-      </w:pPr>
-      <w:r>
-        <w:rPr>
-          <w:rtl w:val="0"/>
-        </w:rPr>
-        <w:t xml:space="preserve">    else:</w:t>
-      </w:r>
-    </w:p>
-    <w:p>
-      <w:pPr>
-        <w:rPr/>
-      </w:pPr>
-      <w:r>
-        <w:rPr>
-          <w:rtl w:val="0"/>
-        </w:rPr>
-        <w:t xml:space="preserve">        messages = prompt_or_messages</w:t>
-      </w:r>
-    </w:p>
-    <w:p>
-      <w:pPr>
-        <w:rPr/>
-      </w:pPr>
-      <w:r>
-        <w:rPr>
-          <w:rtl w:val="0"/>
-        </w:rPr>
-      </w:r>
-    </w:p>
-    <w:p>
-      <w:pPr>
-        <w:rPr/>
-      </w:pPr>
-      <w:r>
-        <w:rPr>
-          <w:rtl w:val="0"/>
-        </w:rPr>
-        <w:t xml:space="preserve">    try:</w:t>
-      </w:r>
-    </w:p>
-    <w:p>
-      <w:pPr>
-        <w:rPr/>
-      </w:pPr>
-      <w:r>
-        <w:rPr>
-          <w:rtl w:val="0"/>
-        </w:rPr>
-        <w:t xml:space="preserve">        response = completion(</w:t>
-      </w:r>
-    </w:p>
-    <w:p>
-      <w:pPr>
-        <w:rPr/>
-      </w:pPr>
-      <w:r>
-        <w:rPr>
-          <w:rtl w:val="0"/>
-        </w:rPr>
-        <w:t xml:space="preserve">            model=model,</w:t>
-      </w:r>
-    </w:p>
-    <w:p>
-      <w:pPr>
-        <w:rPr/>
-      </w:pPr>
-      <w:r>
-        <w:rPr>
-          <w:rtl w:val="0"/>
-        </w:rPr>
-        <w:t xml:space="preserve">            messages=messages,</w:t>
-      </w:r>
-    </w:p>
-    <w:p>
-      <w:pPr>
-        <w:rPr/>
-      </w:pPr>
-      <w:r>
-        <w:rPr>
-          <w:rtl w:val="0"/>
-        </w:rPr>
-        <w:t xml:space="preserve">            temperature=temperature,</w:t>
-      </w:r>
-    </w:p>
-    <w:p>
-      <w:pPr>
-        <w:rPr/>
-      </w:pPr>
-      <w:r>
-        <w:rPr>
-          <w:rtl w:val="0"/>
-        </w:rPr>
-        <w:t xml:space="preserve">            max_tokens=max_tokens,</w:t>
-      </w:r>
-    </w:p>
-    <w:p>
-      <w:pPr>
-        <w:rPr/>
-      </w:pPr>
-      <w:r>
-        <w:rPr>
-          <w:rtl w:val="0"/>
-        </w:rPr>
-        <w:t xml:space="preserve">            tools=tools,</w:t>
-      </w:r>
-    </w:p>
-    <w:p>
-      <w:pPr>
-        <w:rPr/>
-      </w:pPr>
-      <w:r>
-        <w:rPr>
-          <w:rtl w:val="0"/>
-        </w:rPr>
-        <w:t xml:space="preserve">            response_format=response_format,</w:t>
-      </w:r>
-    </w:p>
-    <w:p>
-      <w:pPr>
-        <w:rPr/>
-      </w:pPr>
-      <w:r>
-        <w:rPr>
-          <w:rtl w:val="0"/>
-        </w:rPr>
-        <w:t xml:space="preserve">            api_key=os.getenv(f"{model.split('/')[0].upper()}_API_KEY")  # auto picks key</w:t>
-      </w:r>
-    </w:p>
-    <w:p>
-      <w:pPr>
-        <w:rPr/>
-      </w:pPr>
-      <w:r>
-        <w:rPr>
-          <w:rtl w:val="0"/>
-        </w:rPr>
-        <w:t xml:space="preserve">        )</w:t>
-      </w:r>
-    </w:p>
-    <w:p>
-      <w:pPr>
-        <w:rPr/>
-      </w:pPr>
-      <w:r>
-        <w:rPr>
-          <w:rtl w:val="0"/>
-        </w:rPr>
-        <w:t xml:space="preserve">        return response.choices[0].message</w:t>
-      </w:r>
-    </w:p>
-    <w:p>
-      <w:pPr>
-        <w:rPr/>
-      </w:pPr>
-      <w:r>
-        <w:rPr>
-          <w:rtl w:val="0"/>
-        </w:rPr>
-        <w:t xml:space="preserve">    except Exception as e:</w:t>
-      </w:r>
-    </w:p>
-    <w:p>
-      <w:pPr>
-        <w:rPr/>
-      </w:pPr>
-      <w:r>
-        <w:rPr>
-          <w:rtl w:val="0"/>
-        </w:rPr>
-        <w:t xml:space="preserve">        print(f"Error with {model}: {e}")</w:t>
-      </w:r>
-    </w:p>
-    <w:p>
-      <w:pPr>
-        <w:rPr/>
-      </w:pPr>
-      <w:r>
-        <w:rPr>
-          <w:rtl w:val="0"/>
-        </w:rPr>
-        <w:t xml:space="preserve">        return None</w:t>
-      </w:r>
-    </w:p>
-    <w:p>
-      <w:pPr>
-        <w:pStyle w:val="Heading4"/>
-        <w:spacing w:after="240" w:before="240" w:lineRule="auto"/>
-        <w:rPr/>
-      </w:pPr>
-      <w:bookmarkStart w:colFirst="0" w:colLast="0" w:name="_heading=h.8vc4fb7dqk7s" w:id="10"/>
-      <w:bookmarkEnd w:id="10"/>
-      <w:r>
-        <w:rPr>
-          <w:rtl w:val="0"/>
-        </w:rPr>
-        <w:t xml:space="preserve">Test it:</w:t>
-      </w:r>
-    </w:p>
-    <w:p>
-      <w:pPr>
-        <w:rPr/>
-      </w:pPr>
-      <w:r>
-        <w:rPr>
-          <w:rtl w:val="0"/>
-        </w:rPr>
-        <w:t xml:space="preserve">msg = ask_llm("One fun fact about Bhopal?")</w:t>
-      </w:r>
-    </w:p>
-    <w:p>
-      <w:pPr>
-        <w:rPr/>
-      </w:pPr>
-      <w:r>
-        <w:rPr>
-          <w:rtl w:val="0"/>
-        </w:rPr>
-        <w:t xml:space="preserve">print(msg.content)</w:t>
-      </w:r>
-    </w:p>
-    <w:p>
-      <w:pPr>
-        <w:rPr/>
-      </w:pPr>
-      <w:r>
-        <w:rPr>
-          <w:rtl w:val="0"/>
-        </w:rPr>
-      </w:r>
-    </w:p>
-    <w:p>
-      <w:pPr>
-        <w:pStyle w:val="Heading4"/>
-        <w:spacing w:after="240" w:before="240" w:lineRule="auto"/>
-        <w:rPr/>
-      </w:pPr>
-      <w:bookmarkStart w:colFirst="0" w:colLast="0" w:name="_heading=h.c5z6epe3uif6" w:id="11"/>
-      <w:bookmarkEnd w:id="11"/>
+      <w:bookmarkStart w:colFirst="0" w:colLast="0" w:name="_heading=h.c5z6epe3uif6" w:id="17"/>
+      <w:bookmarkEnd w:id="17"/>
       <w:r>
         <w:rPr>
           <w:rtl w:val="0"/>
@@ -2082,7 +2907,7 @@
       <w:pPr>
         <w:numPr>
           <w:ilvl w:val="0"/>
-          <w:numId w:val="7"/>
+          <w:numId w:val="12"/>
         </w:numPr>
         <w:spacing w:before="240" w:lineRule="auto"/>
         <w:ind w:left="720" w:hanging="360"/>
@@ -2099,7 +2924,7 @@
       <w:pPr>
         <w:numPr>
           <w:ilvl w:val="0"/>
-          <w:numId w:val="7"/>
+          <w:numId w:val="12"/>
         </w:numPr>
         <w:ind w:left="720" w:hanging="360"/>
         <w:rPr/>
@@ -2115,7 +2940,7 @@
       <w:pPr>
         <w:numPr>
           <w:ilvl w:val="0"/>
-          <w:numId w:val="7"/>
+          <w:numId w:val="12"/>
         </w:numPr>
         <w:ind w:left="720" w:hanging="360"/>
         <w:rPr/>
@@ -2131,7 +2956,7 @@
       <w:pPr>
         <w:numPr>
           <w:ilvl w:val="0"/>
-          <w:numId w:val="7"/>
+          <w:numId w:val="12"/>
         </w:numPr>
         <w:spacing w:after="240" w:lineRule="auto"/>
         <w:ind w:left="720" w:hanging="360"/>
@@ -2179,12 +3004,12 @@
           <wp:inline distB="114300" distT="114300" distL="114300" distR="114300">
             <wp:extent cx="5943600" cy="3797300"/>
             <wp:effectExtent b="0" l="0" r="0" t="0"/>
-            <wp:docPr id="8" name="image2.png"/>
+            <wp:docPr id="8" name="image1.png"/>
             <a:graphic>
               <a:graphicData uri="http://schemas.openxmlformats.org/drawingml/2006/picture">
                 <pic:pic>
                   <pic:nvPicPr>
-                    <pic:cNvPr id="0" name="image2.png"/>
+                    <pic:cNvPr id="0" name="image1.png"/>
                     <pic:cNvPicPr preferRelativeResize="0"/>
                   </pic:nvPicPr>
                   <pic:blipFill>
@@ -2228,8 +3053,8 @@
           <w:szCs w:val="26"/>
         </w:rPr>
       </w:pPr>
-      <w:bookmarkStart w:colFirst="0" w:colLast="0" w:name="_heading=h.2setrsuzeod" w:id="12"/>
-      <w:bookmarkEnd w:id="12"/>
+      <w:bookmarkStart w:colFirst="0" w:colLast="0" w:name="_heading=h.2setrsuzeod" w:id="18"/>
+      <w:bookmarkEnd w:id="18"/>
       <w:r>
         <w:rPr>
           <w:b w:val="1"/>
@@ -2248,8 +3073,8 @@
         <w:spacing w:after="240" w:before="240" w:lineRule="auto"/>
         <w:rPr/>
       </w:pPr>
-      <w:bookmarkStart w:colFirst="0" w:colLast="0" w:name="_heading=h.lsmz927uzf9f" w:id="13"/>
-      <w:bookmarkEnd w:id="13"/>
+      <w:bookmarkStart w:colFirst="0" w:colLast="0" w:name="_heading=h.lsmz927uzf9f" w:id="19"/>
+      <w:bookmarkEnd w:id="19"/>
       <w:r>
         <w:rPr>
           <w:rtl w:val="0"/>
@@ -2265,160 +3090,247 @@
         <w:rPr>
           <w:rtl w:val="0"/>
         </w:rPr>
-        <w:t xml:space="preserve">from pydantic import BaseModel, Field</w:t>
-      </w:r>
-    </w:p>
-    <w:p>
-      <w:pPr>
-        <w:rPr/>
-      </w:pPr>
-      <w:r>
-        <w:rPr>
-          <w:rtl w:val="0"/>
-        </w:rPr>
-      </w:r>
-    </w:p>
-    <w:p>
-      <w:pPr>
-        <w:rPr/>
-      </w:pPr>
-      <w:r>
-        <w:rPr>
-          <w:rtl w:val="0"/>
-        </w:rPr>
-        <w:t xml:space="preserve">class RepairReply(BaseModel):</w:t>
-      </w:r>
-    </w:p>
-    <w:p>
-      <w:pPr>
-        <w:rPr/>
-      </w:pPr>
-      <w:r>
-        <w:rPr>
-          <w:rtl w:val="0"/>
-        </w:rPr>
-        <w:t xml:space="preserve">    greeting: str = Field(description="Polite hello in Hindi+English")</w:t>
-      </w:r>
-    </w:p>
-    <w:p>
-      <w:pPr>
-        <w:rPr/>
-      </w:pPr>
-      <w:r>
-        <w:rPr>
-          <w:rtl w:val="0"/>
-        </w:rPr>
-        <w:t xml:space="preserve">    model_ask: str = Field(description="Ask for phone model if missing")</w:t>
-      </w:r>
-    </w:p>
-    <w:p>
-      <w:pPr>
-        <w:rPr/>
-      </w:pPr>
-      <w:r>
-        <w:rPr>
-          <w:rtl w:val="0"/>
-        </w:rPr>
-        <w:t xml:space="preserve">    price_quote: str | None = None</w:t>
-      </w:r>
-    </w:p>
-    <w:p>
-      <w:pPr>
-        <w:rPr/>
-      </w:pPr>
-      <w:r>
-        <w:rPr>
-          <w:rtl w:val="0"/>
-        </w:rPr>
-        <w:t xml:space="preserve">    slot_suggest: str | None = None</w:t>
-      </w:r>
-    </w:p>
-    <w:p>
-      <w:pPr>
-        <w:rPr/>
-      </w:pPr>
-      <w:r>
-        <w:rPr>
-          <w:rtl w:val="0"/>
-        </w:rPr>
-      </w:r>
-    </w:p>
-    <w:p>
-      <w:pPr>
-        <w:rPr/>
-      </w:pPr>
-      <w:r>
-        <w:rPr>
-          <w:rtl w:val="0"/>
-        </w:rPr>
-        <w:t xml:space="preserve">response = ask_llm(</w:t>
-      </w:r>
-    </w:p>
-    <w:p>
-      <w:pPr>
-        <w:rPr/>
-      </w:pPr>
-      <w:r>
-        <w:rPr>
-          <w:rtl w:val="0"/>
-        </w:rPr>
-        <w:t xml:space="preserve">    "Customer: Screen broken. Reply helpfully.",</w:t>
-      </w:r>
-    </w:p>
-    <w:p>
-      <w:pPr>
-        <w:rPr/>
-      </w:pPr>
-      <w:r>
-        <w:rPr>
-          <w:rtl w:val="0"/>
-        </w:rPr>
-        <w:t xml:space="preserve">    model="openai/gpt-4o-mini",</w:t>
-      </w:r>
-    </w:p>
-    <w:p>
-      <w:pPr>
-        <w:rPr/>
-      </w:pPr>
-      <w:r>
-        <w:rPr>
-          <w:rtl w:val="0"/>
-        </w:rPr>
-        <w:t xml:space="preserve">    response_format={"type": "json_schema", "json_schema": RepairReply.model_json_schema()}</w:t>
-      </w:r>
-    </w:p>
-    <w:p>
-      <w:pPr>
-        <w:rPr/>
-      </w:pPr>
-      <w:r>
-        <w:rPr>
-          <w:rtl w:val="0"/>
-        </w:rPr>
-        <w:t xml:space="preserve">)</w:t>
-      </w:r>
-    </w:p>
-    <w:p>
-      <w:pPr>
-        <w:rPr/>
-      </w:pPr>
-      <w:r>
-        <w:rPr>
-          <w:rtl w:val="0"/>
-        </w:rPr>
-      </w:r>
-    </w:p>
-    <w:p>
-      <w:pPr>
-        <w:rPr/>
-      </w:pPr>
-      <w:r>
-        <w:rPr>
-          <w:rtl w:val="0"/>
-        </w:rPr>
-        <w:t xml:space="preserve">print(response.content)  # valid JSON every time</w:t>
-      </w:r>
-    </w:p>
+      </w:r>
+    </w:p>
+    <w:sdt>
+      <w:sdtPr>
+        <w:lock w:val="contentLocked"/>
+        <w:id w:val="638295657"/>
+        <w:tag w:val="goog_rdk_14"/>
+      </w:sdtPr>
+      <w:sdtContent>
+        <w:tbl>
+          <w:tblPr>
+            <w:tblStyle w:val="Table4"/>
+            <w:tblW w:w="9360.0" w:type="dxa"/>
+            <w:jc w:val="left"/>
+            <w:tblBorders>
+              <w:top w:color="000000" w:space="0" w:sz="8" w:val="single"/>
+              <w:left w:color="000000" w:space="0" w:sz="8" w:val="single"/>
+              <w:bottom w:color="000000" w:space="0" w:sz="8" w:val="single"/>
+              <w:right w:color="000000" w:space="0" w:sz="8" w:val="single"/>
+              <w:insideH w:color="000000" w:space="0" w:sz="8" w:val="single"/>
+              <w:insideV w:color="000000" w:space="0" w:sz="8" w:val="single"/>
+            </w:tblBorders>
+            <w:tblLayout w:type="fixed"/>
+            <w:tblLook w:val="0600"/>
+          </w:tblPr>
+          <w:tblGrid>
+            <w:gridCol w:w="9360"/>
+            <w:tblGridChange w:id="0">
+              <w:tblGrid>
+                <w:gridCol w:w="9360"/>
+              </w:tblGrid>
+            </w:tblGridChange>
+          </w:tblGrid>
+          <w:tr>
+            <w:trPr>
+              <w:cantSplit w:val="0"/>
+              <w:tblHeader w:val="0"/>
+            </w:trPr>
+            <w:tc>
+              <w:tcPr>
+                <w:shd w:fill="auto" w:val="clear"/>
+                <w:tcMar>
+                  <w:top w:w="100.0" w:type="dxa"/>
+                  <w:left w:w="100.0" w:type="dxa"/>
+                  <w:bottom w:w="100.0" w:type="dxa"/>
+                  <w:right w:w="100.0" w:type="dxa"/>
+                </w:tcMar>
+                <w:vAlign w:val="top"/>
+              </w:tcPr>
+              <w:p>
+                <w:pPr>
+                  <w:rPr/>
+                </w:pPr>
+                <w:r>
+                  <w:rPr>
+                    <w:rtl w:val="0"/>
+                  </w:rPr>
+                  <w:t xml:space="preserve">from pydantic import BaseModel, Field</w:t>
+                </w:r>
+              </w:p>
+              <w:p>
+                <w:pPr>
+                  <w:rPr/>
+                </w:pPr>
+                <w:r>
+                  <w:rPr>
+                    <w:rtl w:val="0"/>
+                  </w:rPr>
+                </w:r>
+              </w:p>
+              <w:p>
+                <w:pPr>
+                  <w:rPr/>
+                </w:pPr>
+                <w:r>
+                  <w:rPr>
+                    <w:rtl w:val="0"/>
+                  </w:rPr>
+                  <w:t xml:space="preserve">class RepairReply(BaseModel):</w:t>
+                </w:r>
+              </w:p>
+              <w:p>
+                <w:pPr>
+                  <w:rPr/>
+                </w:pPr>
+                <w:r>
+                  <w:rPr>
+                    <w:rtl w:val="0"/>
+                  </w:rPr>
+                  <w:t xml:space="preserve">    greeting: str = Field(description="Polite hello in Hindi+English")</w:t>
+                </w:r>
+              </w:p>
+              <w:p>
+                <w:pPr>
+                  <w:rPr/>
+                </w:pPr>
+                <w:r>
+                  <w:rPr>
+                    <w:rtl w:val="0"/>
+                  </w:rPr>
+                  <w:t xml:space="preserve">    model_ask: str = Field(description="Ask for phone model if missing")</w:t>
+                </w:r>
+              </w:p>
+              <w:p>
+                <w:pPr>
+                  <w:rPr/>
+                </w:pPr>
+                <w:r>
+                  <w:rPr>
+                    <w:rtl w:val="0"/>
+                  </w:rPr>
+                  <w:t xml:space="preserve">    price_quote: str | None = None</w:t>
+                </w:r>
+              </w:p>
+              <w:p>
+                <w:pPr>
+                  <w:rPr/>
+                </w:pPr>
+                <w:r>
+                  <w:rPr>
+                    <w:rtl w:val="0"/>
+                  </w:rPr>
+                  <w:t xml:space="preserve">    slot_suggest: str | None = None</w:t>
+                </w:r>
+              </w:p>
+              <w:p>
+                <w:pPr>
+                  <w:rPr/>
+                </w:pPr>
+                <w:r>
+                  <w:rPr>
+                    <w:rtl w:val="0"/>
+                  </w:rPr>
+                </w:r>
+              </w:p>
+              <w:p>
+                <w:pPr>
+                  <w:rPr/>
+                </w:pPr>
+                <w:r>
+                  <w:rPr>
+                    <w:rtl w:val="0"/>
+                  </w:rPr>
+                  <w:t xml:space="preserve">response = ask_llm(</w:t>
+                </w:r>
+              </w:p>
+              <w:p>
+                <w:pPr>
+                  <w:rPr/>
+                </w:pPr>
+                <w:r>
+                  <w:rPr>
+                    <w:rtl w:val="0"/>
+                  </w:rPr>
+                  <w:t xml:space="preserve">    "Customer: Screen broken. Reply helpfully.",</w:t>
+                </w:r>
+              </w:p>
+              <w:p>
+                <w:pPr>
+                  <w:rPr/>
+                </w:pPr>
+                <w:r>
+                  <w:rPr>
+                    <w:rtl w:val="0"/>
+                  </w:rPr>
+                  <w:t xml:space="preserve">    model="openai/gpt-4o-mini",</w:t>
+                </w:r>
+              </w:p>
+              <w:p>
+                <w:pPr>
+                  <w:rPr/>
+                </w:pPr>
+                <w:r>
+                  <w:rPr>
+                    <w:rtl w:val="0"/>
+                  </w:rPr>
+                  <w:t xml:space="preserve">    response_format={"type": "json_schema", "json_schema": RepairReply.model_json_schema()}</w:t>
+                </w:r>
+              </w:p>
+              <w:p>
+                <w:pPr>
+                  <w:rPr/>
+                </w:pPr>
+                <w:r>
+                  <w:rPr>
+                    <w:rtl w:val="0"/>
+                  </w:rPr>
+                  <w:t xml:space="preserve">)</w:t>
+                </w:r>
+              </w:p>
+              <w:p>
+                <w:pPr>
+                  <w:rPr/>
+                </w:pPr>
+                <w:r>
+                  <w:rPr>
+                    <w:rtl w:val="0"/>
+                  </w:rPr>
+                </w:r>
+              </w:p>
+              <w:p>
+                <w:pPr>
+                  <w:rPr/>
+                </w:pPr>
+                <w:r>
+                  <w:rPr>
+                    <w:rtl w:val="0"/>
+                  </w:rPr>
+                  <w:t xml:space="preserve">print(response.content)  # valid JSON every time</w:t>
+                </w:r>
+              </w:p>
+              <w:p>
+                <w:pPr>
+                  <w:keepNext w:val="0"/>
+                  <w:keepLines w:val="0"/>
+                  <w:pageBreakBefore w:val="0"/>
+                  <w:widowControl w:val="0"/>
+                  <w:pBdr>
+                    <w:top w:space="0" w:sz="0" w:val="nil"/>
+                    <w:left w:space="0" w:sz="0" w:val="nil"/>
+                    <w:bottom w:space="0" w:sz="0" w:val="nil"/>
+                    <w:right w:space="0" w:sz="0" w:val="nil"/>
+                    <w:between w:space="0" w:sz="0" w:val="nil"/>
+                  </w:pBdr>
+                  <w:shd w:fill="auto" w:val="clear"/>
+                  <w:spacing w:after="0" w:before="0" w:line="240" w:lineRule="auto"/>
+                  <w:ind w:left="0" w:right="0" w:firstLine="0"/>
+                  <w:jc w:val="left"/>
+                  <w:rPr/>
+                </w:pPr>
+                <w:r>
+                  <w:rPr>
+                    <w:rtl w:val="0"/>
+                  </w:rPr>
+                </w:r>
+              </w:p>
+            </w:tc>
+          </w:tr>
+        </w:tbl>
+      </w:sdtContent>
+    </w:sdt>
     <w:p>
       <w:pPr>
         <w:rPr/>
@@ -2460,8 +3372,8 @@
           <w:szCs w:val="26"/>
         </w:rPr>
       </w:pPr>
-      <w:bookmarkStart w:colFirst="0" w:colLast="0" w:name="_heading=h.v12d2887uzpd" w:id="14"/>
-      <w:bookmarkEnd w:id="14"/>
+      <w:bookmarkStart w:colFirst="0" w:colLast="0" w:name="_heading=h.v12d2887uzpd" w:id="20"/>
+      <w:bookmarkEnd w:id="20"/>
       <w:r>
         <w:rPr>
           <w:b w:val="1"/>
@@ -2480,353 +3392,13 @@
         <w:spacing w:after="240" w:before="240" w:lineRule="auto"/>
         <w:rPr/>
       </w:pPr>
-      <w:bookmarkStart w:colFirst="0" w:colLast="0" w:name="_heading=h.f0utuqqfme90" w:id="15"/>
-      <w:bookmarkEnd w:id="15"/>
+      <w:bookmarkStart w:colFirst="0" w:colLast="0" w:name="_heading=h.f0utuqqfme90" w:id="21"/>
+      <w:bookmarkEnd w:id="21"/>
       <w:r>
         <w:rPr>
           <w:rtl w:val="0"/>
         </w:rPr>
         <w:t xml:space="preserve">Define tools like OpenAI format (LiteLLM normalizes for all).</w:t>
-      </w:r>
-    </w:p>
-    <w:p>
-      <w:pPr>
-        <w:rPr/>
-      </w:pPr>
-      <w:r>
-        <w:rPr>
-          <w:rtl w:val="0"/>
-        </w:rPr>
-        <w:t xml:space="preserve">tools = [</w:t>
-      </w:r>
-    </w:p>
-    <w:p>
-      <w:pPr>
-        <w:rPr/>
-      </w:pPr>
-      <w:r>
-        <w:rPr>
-          <w:rtl w:val="0"/>
-        </w:rPr>
-        <w:t xml:space="preserve">    {</w:t>
-      </w:r>
-    </w:p>
-    <w:p>
-      <w:pPr>
-        <w:rPr/>
-      </w:pPr>
-      <w:r>
-        <w:rPr>
-          <w:rtl w:val="0"/>
-        </w:rPr>
-        <w:t xml:space="preserve">        "type": "function",</w:t>
-      </w:r>
-    </w:p>
-    <w:p>
-      <w:pPr>
-        <w:rPr/>
-      </w:pPr>
-      <w:r>
-        <w:rPr>
-          <w:rtl w:val="0"/>
-        </w:rPr>
-        <w:t xml:space="preserve">        "function": {</w:t>
-      </w:r>
-    </w:p>
-    <w:p>
-      <w:pPr>
-        <w:rPr/>
-      </w:pPr>
-      <w:r>
-        <w:rPr>
-          <w:rtl w:val="0"/>
-        </w:rPr>
-        <w:t xml:space="preserve">            "name": "get_current_price",</w:t>
-      </w:r>
-    </w:p>
-    <w:p>
-      <w:pPr>
-        <w:rPr/>
-      </w:pPr>
-      <w:r>
-        <w:rPr>
-          <w:rtl w:val="0"/>
-        </w:rPr>
-        <w:t xml:space="preserve">            "description": "Get repair price for phone model",</w:t>
-      </w:r>
-    </w:p>
-    <w:p>
-      <w:pPr>
-        <w:rPr/>
-      </w:pPr>
-      <w:r>
-        <w:rPr>
-          <w:rtl w:val="0"/>
-        </w:rPr>
-        <w:t xml:space="preserve">            "parameters": {</w:t>
-      </w:r>
-    </w:p>
-    <w:p>
-      <w:pPr>
-        <w:rPr/>
-      </w:pPr>
-      <w:r>
-        <w:rPr>
-          <w:rtl w:val="0"/>
-        </w:rPr>
-        <w:t xml:space="preserve">                "type": "object",</w:t>
-      </w:r>
-    </w:p>
-    <w:p>
-      <w:pPr>
-        <w:rPr/>
-      </w:pPr>
-      <w:r>
-        <w:rPr>
-          <w:rtl w:val="0"/>
-        </w:rPr>
-        <w:t xml:space="preserve">                "properties": {"model": {"type": "string"}},</w:t>
-      </w:r>
-    </w:p>
-    <w:p>
-      <w:pPr>
-        <w:rPr/>
-      </w:pPr>
-      <w:r>
-        <w:rPr>
-          <w:rtl w:val="0"/>
-        </w:rPr>
-        <w:t xml:space="preserve">                "required": ["model"]</w:t>
-      </w:r>
-    </w:p>
-    <w:p>
-      <w:pPr>
-        <w:rPr/>
-      </w:pPr>
-      <w:r>
-        <w:rPr>
-          <w:rtl w:val="0"/>
-        </w:rPr>
-        <w:t xml:space="preserve">            }</w:t>
-      </w:r>
-    </w:p>
-    <w:p>
-      <w:pPr>
-        <w:rPr/>
-      </w:pPr>
-      <w:r>
-        <w:rPr>
-          <w:rtl w:val="0"/>
-        </w:rPr>
-        <w:t xml:space="preserve">        }</w:t>
-      </w:r>
-    </w:p>
-    <w:p>
-      <w:pPr>
-        <w:rPr/>
-      </w:pPr>
-      <w:r>
-        <w:rPr>
-          <w:rtl w:val="0"/>
-        </w:rPr>
-        <w:t xml:space="preserve">    },</w:t>
-      </w:r>
-    </w:p>
-    <w:p>
-      <w:pPr>
-        <w:rPr/>
-      </w:pPr>
-      <w:r>
-        <w:rPr>
-          <w:rtl w:val="0"/>
-        </w:rPr>
-        <w:t xml:space="preserve">    {</w:t>
-      </w:r>
-    </w:p>
-    <w:p>
-      <w:pPr>
-        <w:rPr/>
-      </w:pPr>
-      <w:r>
-        <w:rPr>
-          <w:rtl w:val="0"/>
-        </w:rPr>
-        <w:t xml:space="preserve">        "type": "function",</w:t>
-      </w:r>
-    </w:p>
-    <w:p>
-      <w:pPr>
-        <w:rPr/>
-      </w:pPr>
-      <w:r>
-        <w:rPr>
-          <w:rtl w:val="0"/>
-        </w:rPr>
-        <w:t xml:space="preserve">        "function": {</w:t>
-      </w:r>
-    </w:p>
-    <w:p>
-      <w:pPr>
-        <w:rPr/>
-      </w:pPr>
-      <w:r>
-        <w:rPr>
-          <w:rtl w:val="0"/>
-        </w:rPr>
-        <w:t xml:space="preserve">            "name": "book_slot",</w:t>
-      </w:r>
-    </w:p>
-    <w:p>
-      <w:pPr>
-        <w:rPr/>
-      </w:pPr>
-      <w:r>
-        <w:rPr>
-          <w:rtl w:val="0"/>
-        </w:rPr>
-        <w:t xml:space="preserve">            "description": "Book repair slot for customer",</w:t>
-      </w:r>
-    </w:p>
-    <w:p>
-      <w:pPr>
-        <w:rPr/>
-      </w:pPr>
-      <w:r>
-        <w:rPr>
-          <w:rtl w:val="0"/>
-        </w:rPr>
-        <w:t xml:space="preserve">            "parameters": {</w:t>
-      </w:r>
-    </w:p>
-    <w:p>
-      <w:pPr>
-        <w:rPr/>
-      </w:pPr>
-      <w:r>
-        <w:rPr>
-          <w:rtl w:val="0"/>
-        </w:rPr>
-        <w:t xml:space="preserve">                "type": "object",</w:t>
-      </w:r>
-    </w:p>
-    <w:p>
-      <w:pPr>
-        <w:rPr/>
-      </w:pPr>
-      <w:r>
-        <w:rPr>
-          <w:rtl w:val="0"/>
-        </w:rPr>
-        <w:t xml:space="preserve">                "properties": {</w:t>
-      </w:r>
-    </w:p>
-    <w:p>
-      <w:pPr>
-        <w:rPr/>
-      </w:pPr>
-      <w:r>
-        <w:rPr>
-          <w:rtl w:val="0"/>
-        </w:rPr>
-        <w:t xml:space="preserve">                    "customer_name": {"type": "string"},</w:t>
-      </w:r>
-    </w:p>
-    <w:p>
-      <w:pPr>
-        <w:rPr/>
-      </w:pPr>
-      <w:r>
-        <w:rPr>
-          <w:rtl w:val="0"/>
-        </w:rPr>
-        <w:t xml:space="preserve">                    "time": {"type": "string"}</w:t>
-      </w:r>
-    </w:p>
-    <w:p>
-      <w:pPr>
-        <w:rPr/>
-      </w:pPr>
-      <w:r>
-        <w:rPr>
-          <w:rtl w:val="0"/>
-        </w:rPr>
-        <w:t xml:space="preserve">                },</w:t>
-      </w:r>
-    </w:p>
-    <w:p>
-      <w:pPr>
-        <w:rPr/>
-      </w:pPr>
-      <w:r>
-        <w:rPr>
-          <w:rtl w:val="0"/>
-        </w:rPr>
-        <w:t xml:space="preserve">                "required": ["customer_name", "time"]</w:t>
-      </w:r>
-    </w:p>
-    <w:p>
-      <w:pPr>
-        <w:rPr/>
-      </w:pPr>
-      <w:r>
-        <w:rPr>
-          <w:rtl w:val="0"/>
-        </w:rPr>
-        <w:t xml:space="preserve">            }</w:t>
-      </w:r>
-    </w:p>
-    <w:p>
-      <w:pPr>
-        <w:rPr/>
-      </w:pPr>
-      <w:r>
-        <w:rPr>
-          <w:rtl w:val="0"/>
-        </w:rPr>
-        <w:t xml:space="preserve">        }</w:t>
-      </w:r>
-    </w:p>
-    <w:p>
-      <w:pPr>
-        <w:rPr/>
-      </w:pPr>
-      <w:r>
-        <w:rPr>
-          <w:rtl w:val="0"/>
-        </w:rPr>
-        <w:t xml:space="preserve">    }</w:t>
-      </w:r>
-    </w:p>
-    <w:p>
-      <w:pPr>
-        <w:rPr/>
-      </w:pPr>
-      <w:r>
-        <w:rPr>
-          <w:rtl w:val="0"/>
-        </w:rPr>
-        <w:t xml:space="preserve">]</w:t>
-      </w:r>
-    </w:p>
-    <w:p>
-      <w:pPr>
-        <w:rPr/>
-      </w:pPr>
-      <w:r>
-        <w:rPr>
-          <w:rtl w:val="0"/>
-        </w:rPr>
-      </w:r>
-    </w:p>
-    <w:p>
-      <w:pPr>
-        <w:rPr/>
-      </w:pPr>
-      <w:r>
-        <w:rPr>
-          <w:rtl w:val="0"/>
-        </w:rPr>
-        <w:t xml:space="preserve"># In ask_llm pass tools=tools</w:t>
       </w:r>
     </w:p>
     <w:p>
@@ -2835,8 +3407,457 @@
         <w:spacing w:after="240" w:before="240" w:lineRule="auto"/>
         <w:rPr/>
       </w:pPr>
-      <w:bookmarkStart w:colFirst="0" w:colLast="0" w:name="_heading=h.nztp75fq3i83" w:id="16"/>
-      <w:bookmarkEnd w:id="16"/>
+      <w:bookmarkStart w:colFirst="0" w:colLast="0" w:name="_heading=h.lo2vetg7emw" w:id="22"/>
+      <w:bookmarkEnd w:id="22"/>
+      <w:r>
+        <w:rPr>
+          <w:rtl w:val="0"/>
+        </w:rPr>
+      </w:r>
+    </w:p>
+    <w:sdt>
+      <w:sdtPr>
+        <w:lock w:val="contentLocked"/>
+        <w:id w:val="-1236493029"/>
+        <w:tag w:val="goog_rdk_15"/>
+      </w:sdtPr>
+      <w:sdtContent>
+        <w:tbl>
+          <w:tblPr>
+            <w:tblStyle w:val="Table5"/>
+            <w:tblW w:w="9360.0" w:type="dxa"/>
+            <w:jc w:val="left"/>
+            <w:tblBorders>
+              <w:top w:color="000000" w:space="0" w:sz="8" w:val="single"/>
+              <w:left w:color="000000" w:space="0" w:sz="8" w:val="single"/>
+              <w:bottom w:color="000000" w:space="0" w:sz="8" w:val="single"/>
+              <w:right w:color="000000" w:space="0" w:sz="8" w:val="single"/>
+              <w:insideH w:color="000000" w:space="0" w:sz="8" w:val="single"/>
+              <w:insideV w:color="000000" w:space="0" w:sz="8" w:val="single"/>
+            </w:tblBorders>
+            <w:tblLayout w:type="fixed"/>
+            <w:tblLook w:val="0600"/>
+          </w:tblPr>
+          <w:tblGrid>
+            <w:gridCol w:w="9360"/>
+            <w:tblGridChange w:id="0">
+              <w:tblGrid>
+                <w:gridCol w:w="9360"/>
+              </w:tblGrid>
+            </w:tblGridChange>
+          </w:tblGrid>
+          <w:tr>
+            <w:trPr>
+              <w:cantSplit w:val="0"/>
+              <w:tblHeader w:val="0"/>
+            </w:trPr>
+            <w:tc>
+              <w:tcPr>
+                <w:shd w:fill="auto" w:val="clear"/>
+                <w:tcMar>
+                  <w:top w:w="100.0" w:type="dxa"/>
+                  <w:left w:w="100.0" w:type="dxa"/>
+                  <w:bottom w:w="100.0" w:type="dxa"/>
+                  <w:right w:w="100.0" w:type="dxa"/>
+                </w:tcMar>
+                <w:vAlign w:val="top"/>
+              </w:tcPr>
+              <w:p>
+                <w:pPr>
+                  <w:rPr/>
+                </w:pPr>
+                <w:r>
+                  <w:rPr>
+                    <w:rtl w:val="0"/>
+                  </w:rPr>
+                  <w:t xml:space="preserve">tools = [</w:t>
+                </w:r>
+              </w:p>
+              <w:p>
+                <w:pPr>
+                  <w:rPr/>
+                </w:pPr>
+                <w:r>
+                  <w:rPr>
+                    <w:rtl w:val="0"/>
+                  </w:rPr>
+                  <w:t xml:space="preserve">    {</w:t>
+                </w:r>
+              </w:p>
+              <w:p>
+                <w:pPr>
+                  <w:rPr/>
+                </w:pPr>
+                <w:r>
+                  <w:rPr>
+                    <w:rtl w:val="0"/>
+                  </w:rPr>
+                  <w:t xml:space="preserve">        "type": "function",</w:t>
+                </w:r>
+              </w:p>
+              <w:p>
+                <w:pPr>
+                  <w:rPr/>
+                </w:pPr>
+                <w:r>
+                  <w:rPr>
+                    <w:rtl w:val="0"/>
+                  </w:rPr>
+                  <w:t xml:space="preserve">        "function": {</w:t>
+                </w:r>
+              </w:p>
+              <w:p>
+                <w:pPr>
+                  <w:rPr/>
+                </w:pPr>
+                <w:r>
+                  <w:rPr>
+                    <w:rtl w:val="0"/>
+                  </w:rPr>
+                  <w:t xml:space="preserve">            "name": "get_current_price",</w:t>
+                </w:r>
+              </w:p>
+              <w:p>
+                <w:pPr>
+                  <w:rPr/>
+                </w:pPr>
+                <w:r>
+                  <w:rPr>
+                    <w:rtl w:val="0"/>
+                  </w:rPr>
+                  <w:t xml:space="preserve">            "description": "Get repair price for phone model",</w:t>
+                </w:r>
+              </w:p>
+              <w:p>
+                <w:pPr>
+                  <w:rPr/>
+                </w:pPr>
+                <w:r>
+                  <w:rPr>
+                    <w:rtl w:val="0"/>
+                  </w:rPr>
+                  <w:t xml:space="preserve">            "parameters": {</w:t>
+                </w:r>
+              </w:p>
+              <w:p>
+                <w:pPr>
+                  <w:rPr/>
+                </w:pPr>
+                <w:r>
+                  <w:rPr>
+                    <w:rtl w:val="0"/>
+                  </w:rPr>
+                  <w:t xml:space="preserve">                "type": "object",</w:t>
+                </w:r>
+              </w:p>
+              <w:p>
+                <w:pPr>
+                  <w:rPr/>
+                </w:pPr>
+                <w:r>
+                  <w:rPr>
+                    <w:rtl w:val="0"/>
+                  </w:rPr>
+                  <w:t xml:space="preserve">                "properties": {"model": {"type": "string"}},</w:t>
+                </w:r>
+              </w:p>
+              <w:p>
+                <w:pPr>
+                  <w:rPr/>
+                </w:pPr>
+                <w:r>
+                  <w:rPr>
+                    <w:rtl w:val="0"/>
+                  </w:rPr>
+                  <w:t xml:space="preserve">                "required": ["model"]</w:t>
+                </w:r>
+              </w:p>
+              <w:p>
+                <w:pPr>
+                  <w:rPr/>
+                </w:pPr>
+                <w:r>
+                  <w:rPr>
+                    <w:rtl w:val="0"/>
+                  </w:rPr>
+                  <w:t xml:space="preserve">            }</w:t>
+                </w:r>
+              </w:p>
+              <w:p>
+                <w:pPr>
+                  <w:rPr/>
+                </w:pPr>
+                <w:r>
+                  <w:rPr>
+                    <w:rtl w:val="0"/>
+                  </w:rPr>
+                  <w:t xml:space="preserve">        }</w:t>
+                </w:r>
+              </w:p>
+              <w:p>
+                <w:pPr>
+                  <w:rPr/>
+                </w:pPr>
+                <w:r>
+                  <w:rPr>
+                    <w:rtl w:val="0"/>
+                  </w:rPr>
+                  <w:t xml:space="preserve">    },</w:t>
+                </w:r>
+              </w:p>
+              <w:p>
+                <w:pPr>
+                  <w:rPr/>
+                </w:pPr>
+                <w:r>
+                  <w:rPr>
+                    <w:rtl w:val="0"/>
+                  </w:rPr>
+                  <w:t xml:space="preserve">    {</w:t>
+                </w:r>
+              </w:p>
+              <w:p>
+                <w:pPr>
+                  <w:rPr/>
+                </w:pPr>
+                <w:r>
+                  <w:rPr>
+                    <w:rtl w:val="0"/>
+                  </w:rPr>
+                  <w:t xml:space="preserve">        "type": "function",</w:t>
+                </w:r>
+              </w:p>
+              <w:p>
+                <w:pPr>
+                  <w:rPr/>
+                </w:pPr>
+                <w:r>
+                  <w:rPr>
+                    <w:rtl w:val="0"/>
+                  </w:rPr>
+                  <w:t xml:space="preserve">        "function": {</w:t>
+                </w:r>
+              </w:p>
+              <w:p>
+                <w:pPr>
+                  <w:rPr/>
+                </w:pPr>
+                <w:r>
+                  <w:rPr>
+                    <w:rtl w:val="0"/>
+                  </w:rPr>
+                  <w:t xml:space="preserve">            "name": "book_slot",</w:t>
+                </w:r>
+              </w:p>
+              <w:p>
+                <w:pPr>
+                  <w:rPr/>
+                </w:pPr>
+                <w:r>
+                  <w:rPr>
+                    <w:rtl w:val="0"/>
+                  </w:rPr>
+                  <w:t xml:space="preserve">            "description": "Book repair slot for customer",</w:t>
+                </w:r>
+              </w:p>
+              <w:p>
+                <w:pPr>
+                  <w:rPr/>
+                </w:pPr>
+                <w:r>
+                  <w:rPr>
+                    <w:rtl w:val="0"/>
+                  </w:rPr>
+                  <w:t xml:space="preserve">            "parameters": {</w:t>
+                </w:r>
+              </w:p>
+              <w:p>
+                <w:pPr>
+                  <w:rPr/>
+                </w:pPr>
+                <w:r>
+                  <w:rPr>
+                    <w:rtl w:val="0"/>
+                  </w:rPr>
+                  <w:t xml:space="preserve">                "type": "object",</w:t>
+                </w:r>
+              </w:p>
+              <w:p>
+                <w:pPr>
+                  <w:rPr/>
+                </w:pPr>
+                <w:r>
+                  <w:rPr>
+                    <w:rtl w:val="0"/>
+                  </w:rPr>
+                  <w:t xml:space="preserve">                "properties": {</w:t>
+                </w:r>
+              </w:p>
+              <w:p>
+                <w:pPr>
+                  <w:rPr/>
+                </w:pPr>
+                <w:r>
+                  <w:rPr>
+                    <w:rtl w:val="0"/>
+                  </w:rPr>
+                  <w:t xml:space="preserve">                    "customer_name": {"type": "string"},</w:t>
+                </w:r>
+              </w:p>
+              <w:p>
+                <w:pPr>
+                  <w:rPr/>
+                </w:pPr>
+                <w:r>
+                  <w:rPr>
+                    <w:rtl w:val="0"/>
+                  </w:rPr>
+                  <w:t xml:space="preserve">                    "time": {"type": "string"}</w:t>
+                </w:r>
+              </w:p>
+              <w:p>
+                <w:pPr>
+                  <w:rPr/>
+                </w:pPr>
+                <w:r>
+                  <w:rPr>
+                    <w:rtl w:val="0"/>
+                  </w:rPr>
+                  <w:t xml:space="preserve">                },</w:t>
+                </w:r>
+              </w:p>
+              <w:p>
+                <w:pPr>
+                  <w:rPr/>
+                </w:pPr>
+                <w:r>
+                  <w:rPr>
+                    <w:rtl w:val="0"/>
+                  </w:rPr>
+                  <w:t xml:space="preserve">                "required": ["customer_name", "time"]</w:t>
+                </w:r>
+              </w:p>
+              <w:p>
+                <w:pPr>
+                  <w:rPr/>
+                </w:pPr>
+                <w:r>
+                  <w:rPr>
+                    <w:rtl w:val="0"/>
+                  </w:rPr>
+                  <w:t xml:space="preserve">            }</w:t>
+                </w:r>
+              </w:p>
+              <w:p>
+                <w:pPr>
+                  <w:rPr/>
+                </w:pPr>
+                <w:r>
+                  <w:rPr>
+                    <w:rtl w:val="0"/>
+                  </w:rPr>
+                  <w:t xml:space="preserve">        }</w:t>
+                </w:r>
+              </w:p>
+              <w:p>
+                <w:pPr>
+                  <w:rPr/>
+                </w:pPr>
+                <w:r>
+                  <w:rPr>
+                    <w:rtl w:val="0"/>
+                  </w:rPr>
+                  <w:t xml:space="preserve">    }</w:t>
+                </w:r>
+              </w:p>
+              <w:p>
+                <w:pPr>
+                  <w:rPr/>
+                </w:pPr>
+                <w:r>
+                  <w:rPr>
+                    <w:rtl w:val="0"/>
+                  </w:rPr>
+                  <w:t xml:space="preserve">]</w:t>
+                </w:r>
+              </w:p>
+              <w:p>
+                <w:pPr>
+                  <w:rPr/>
+                </w:pPr>
+                <w:r>
+                  <w:rPr>
+                    <w:rtl w:val="0"/>
+                  </w:rPr>
+                </w:r>
+              </w:p>
+              <w:p>
+                <w:pPr>
+                  <w:rPr/>
+                </w:pPr>
+                <w:r>
+                  <w:rPr>
+                    <w:rtl w:val="0"/>
+                  </w:rPr>
+                  <w:t xml:space="preserve"># In ask_llm pass tools=tools</w:t>
+                </w:r>
+              </w:p>
+              <w:p>
+                <w:pPr>
+                  <w:keepNext w:val="0"/>
+                  <w:keepLines w:val="0"/>
+                  <w:pageBreakBefore w:val="0"/>
+                  <w:widowControl w:val="0"/>
+                  <w:pBdr>
+                    <w:top w:space="0" w:sz="0" w:val="nil"/>
+                    <w:left w:space="0" w:sz="0" w:val="nil"/>
+                    <w:bottom w:space="0" w:sz="0" w:val="nil"/>
+                    <w:right w:space="0" w:sz="0" w:val="nil"/>
+                    <w:between w:space="0" w:sz="0" w:val="nil"/>
+                  </w:pBdr>
+                  <w:shd w:fill="auto" w:val="clear"/>
+                  <w:spacing w:after="0" w:before="0" w:line="240" w:lineRule="auto"/>
+                  <w:ind w:left="0" w:right="0" w:firstLine="0"/>
+                  <w:jc w:val="left"/>
+                  <w:rPr>
+                    <w:color w:val="666666"/>
+                    <w:sz w:val="24"/>
+                    <w:szCs w:val="24"/>
+                  </w:rPr>
+                </w:pPr>
+                <w:r>
+                  <w:rPr>
+                    <w:rtl w:val="0"/>
+                  </w:rPr>
+                </w:r>
+              </w:p>
+            </w:tc>
+          </w:tr>
+        </w:tbl>
+      </w:sdtContent>
+    </w:sdt>
+    <w:p>
+      <w:pPr>
+        <w:pStyle w:val="Heading4"/>
+        <w:spacing w:after="240" w:before="240" w:lineRule="auto"/>
+        <w:rPr/>
+      </w:pPr>
+      <w:bookmarkStart w:colFirst="0" w:colLast="0" w:name="_heading=h.2wfix887j48" w:id="23"/>
+      <w:bookmarkEnd w:id="23"/>
+      <w:r>
+        <w:rPr>
+          <w:rtl w:val="0"/>
+        </w:rPr>
+      </w:r>
+    </w:p>
+    <w:p>
+      <w:pPr>
+        <w:pStyle w:val="Heading4"/>
+        <w:spacing w:after="240" w:before="240" w:lineRule="auto"/>
+        <w:rPr/>
+      </w:pPr>
+      <w:bookmarkStart w:colFirst="0" w:colLast="0" w:name="_heading=h.nztp75fq3i83" w:id="24"/>
+      <w:bookmarkEnd w:id="24"/>
       <w:r>
         <w:rPr>
           <w:rtl w:val="0"/>
@@ -2852,312 +3873,399 @@
         <w:rPr>
           <w:rtl w:val="0"/>
         </w:rPr>
-        <w:t xml:space="preserve">def run_agent(query, model="groq/llama-3.1-70b-versatile"):</w:t>
-      </w:r>
-    </w:p>
-    <w:p>
-      <w:pPr>
-        <w:rPr/>
-      </w:pPr>
-      <w:r>
-        <w:rPr>
-          <w:rtl w:val="0"/>
-        </w:rPr>
-        <w:t xml:space="preserve">    messages = [{"role": "user", "content": query}]</w:t>
-      </w:r>
-    </w:p>
-    <w:p>
-      <w:pPr>
-        <w:rPr/>
-      </w:pPr>
-      <w:r>
-        <w:rPr>
-          <w:rtl w:val="0"/>
-        </w:rPr>
-        <w:t xml:space="preserve">    while True:</w:t>
-      </w:r>
-    </w:p>
-    <w:p>
-      <w:pPr>
-        <w:rPr/>
-      </w:pPr>
-      <w:r>
-        <w:rPr>
-          <w:rtl w:val="0"/>
-        </w:rPr>
-        <w:t xml:space="preserve">        resp = ask_llm(messages, model=model, tools=tools)</w:t>
-      </w:r>
-    </w:p>
-    <w:p>
-      <w:pPr>
-        <w:rPr/>
-      </w:pPr>
-      <w:r>
-        <w:rPr>
-          <w:rtl w:val="0"/>
-        </w:rPr>
-        <w:t xml:space="preserve">        messages.append(resp)</w:t>
-      </w:r>
-    </w:p>
-    <w:p>
-      <w:pPr>
-        <w:rPr/>
-      </w:pPr>
-      <w:r>
-        <w:rPr>
-          <w:rtl w:val="0"/>
-        </w:rPr>
-      </w:r>
-    </w:p>
-    <w:p>
-      <w:pPr>
-        <w:rPr/>
-      </w:pPr>
-      <w:r>
-        <w:rPr>
-          <w:rtl w:val="0"/>
-        </w:rPr>
-        <w:t xml:space="preserve">        if not hasattr(resp, 'tool_calls') or not resp.tool_calls:</w:t>
-      </w:r>
-    </w:p>
-    <w:p>
-      <w:pPr>
-        <w:rPr/>
-      </w:pPr>
-      <w:r>
-        <w:rPr>
-          <w:rtl w:val="0"/>
-        </w:rPr>
-        <w:t xml:space="preserve">            return resp.content  # final answer</w:t>
-      </w:r>
-    </w:p>
-    <w:p>
-      <w:pPr>
-        <w:rPr/>
-      </w:pPr>
-      <w:r>
-        <w:rPr>
-          <w:rtl w:val="0"/>
-        </w:rPr>
-      </w:r>
-    </w:p>
-    <w:p>
-      <w:pPr>
-        <w:rPr/>
-      </w:pPr>
-      <w:r>
-        <w:rPr>
-          <w:rtl w:val="0"/>
-        </w:rPr>
-        <w:t xml:space="preserve">        for tool_call in resp.tool_calls:</w:t>
-      </w:r>
-    </w:p>
-    <w:p>
-      <w:pPr>
-        <w:rPr/>
-      </w:pPr>
-      <w:r>
-        <w:rPr>
-          <w:rtl w:val="0"/>
-        </w:rPr>
-        <w:t xml:space="preserve">            func_name = tool_call.function.name</w:t>
-      </w:r>
-    </w:p>
-    <w:p>
-      <w:pPr>
-        <w:rPr/>
-      </w:pPr>
-      <w:r>
-        <w:rPr>
-          <w:rtl w:val="0"/>
-        </w:rPr>
-        <w:t xml:space="preserve">            args = json.loads(tool_call.function.arguments)</w:t>
-      </w:r>
-    </w:p>
-    <w:p>
-      <w:pPr>
-        <w:rPr/>
-      </w:pPr>
-      <w:r>
-        <w:rPr>
-          <w:rtl w:val="0"/>
-        </w:rPr>
-      </w:r>
-    </w:p>
-    <w:p>
-      <w:pPr>
-        <w:rPr/>
-      </w:pPr>
-      <w:r>
-        <w:rPr>
-          <w:rtl w:val="0"/>
-        </w:rPr>
-        <w:t xml:space="preserve">            if func_name == "get_current_price":</w:t>
-      </w:r>
-    </w:p>
-    <w:p>
-      <w:pPr>
-        <w:rPr/>
-      </w:pPr>
-      <w:r>
-        <w:rPr>
-          <w:rtl w:val="0"/>
-        </w:rPr>
-        <w:t xml:space="preserve">                # fake db call</w:t>
-      </w:r>
-    </w:p>
-    <w:p>
-      <w:pPr>
-        <w:rPr/>
-      </w:pPr>
-      <w:r>
-        <w:rPr>
-          <w:rtl w:val="0"/>
-        </w:rPr>
-        <w:t xml:space="preserve">                result = f"₹{1500 if 'samsung' in args['model'].lower() else 2000}"</w:t>
-      </w:r>
-    </w:p>
-    <w:p>
-      <w:pPr>
-        <w:rPr/>
-      </w:pPr>
-      <w:r>
-        <w:rPr>
-          <w:rtl w:val="0"/>
-        </w:rPr>
-        <w:t xml:space="preserve">            elif func_name == "book_slot":</w:t>
-      </w:r>
-    </w:p>
-    <w:p>
-      <w:pPr>
-        <w:rPr/>
-      </w:pPr>
-      <w:r>
-        <w:rPr>
-          <w:rtl w:val="0"/>
-        </w:rPr>
-        <w:t xml:space="preserve">                result = f"Slot booked for {args['time']}"</w:t>
-      </w:r>
-    </w:p>
-    <w:p>
-      <w:pPr>
-        <w:rPr/>
-      </w:pPr>
-      <w:r>
-        <w:rPr>
-          <w:rtl w:val="0"/>
-        </w:rPr>
-        <w:t xml:space="preserve">            else:</w:t>
-      </w:r>
-    </w:p>
-    <w:p>
-      <w:pPr>
-        <w:rPr/>
-      </w:pPr>
-      <w:r>
-        <w:rPr>
-          <w:rtl w:val="0"/>
-        </w:rPr>
-        <w:t xml:space="preserve">                result = "Tool not found"</w:t>
-      </w:r>
-    </w:p>
-    <w:p>
-      <w:pPr>
-        <w:rPr/>
-      </w:pPr>
-      <w:r>
-        <w:rPr>
-          <w:rtl w:val="0"/>
-        </w:rPr>
-      </w:r>
-    </w:p>
-    <w:p>
-      <w:pPr>
-        <w:rPr/>
-      </w:pPr>
-      <w:r>
-        <w:rPr>
-          <w:rtl w:val="0"/>
-        </w:rPr>
-        <w:t xml:space="preserve">            messages.append({</w:t>
-      </w:r>
-    </w:p>
-    <w:p>
-      <w:pPr>
-        <w:rPr/>
-      </w:pPr>
-      <w:r>
-        <w:rPr>
-          <w:rtl w:val="0"/>
-        </w:rPr>
-        <w:t xml:space="preserve">                "role": "tool",</w:t>
-      </w:r>
-    </w:p>
-    <w:p>
-      <w:pPr>
-        <w:rPr/>
-      </w:pPr>
-      <w:r>
-        <w:rPr>
-          <w:rtl w:val="0"/>
-        </w:rPr>
-        <w:t xml:space="preserve">                "tool_call_id": tool_call.id,</w:t>
-      </w:r>
-    </w:p>
-    <w:p>
-      <w:pPr>
-        <w:rPr/>
-      </w:pPr>
-      <w:r>
-        <w:rPr>
-          <w:rtl w:val="0"/>
-        </w:rPr>
-        <w:t xml:space="preserve">                "name": func_name,</w:t>
-      </w:r>
-    </w:p>
-    <w:p>
-      <w:pPr>
-        <w:rPr/>
-      </w:pPr>
-      <w:r>
-        <w:rPr>
-          <w:rtl w:val="0"/>
-        </w:rPr>
-        <w:t xml:space="preserve">                "content": result</w:t>
-      </w:r>
-    </w:p>
-    <w:p>
-      <w:pPr>
-        <w:rPr/>
-      </w:pPr>
-      <w:r>
-        <w:rPr>
-          <w:rtl w:val="0"/>
-        </w:rPr>
-        <w:t xml:space="preserve">            })</w:t>
-      </w:r>
-    </w:p>
-    <w:p>
-      <w:pPr>
-        <w:rPr/>
-      </w:pPr>
-      <w:r>
-        <w:rPr>
-          <w:rtl w:val="0"/>
-        </w:rPr>
-      </w:r>
-    </w:p>
-    <w:p>
-      <w:pPr>
-        <w:rPr/>
-      </w:pPr>
-      <w:r>
-        <w:rPr>
-          <w:rtl w:val="0"/>
-        </w:rPr>
-        <w:t xml:space="preserve">print(run_agent("Fix my iPhone screen tomorrow morning?"))</w:t>
-      </w:r>
-    </w:p>
+      </w:r>
+    </w:p>
+    <w:sdt>
+      <w:sdtPr>
+        <w:lock w:val="contentLocked"/>
+        <w:id w:val="-472617453"/>
+        <w:tag w:val="goog_rdk_16"/>
+      </w:sdtPr>
+      <w:sdtContent>
+        <w:tbl>
+          <w:tblPr>
+            <w:tblStyle w:val="Table6"/>
+            <w:tblW w:w="9360.0" w:type="dxa"/>
+            <w:jc w:val="left"/>
+            <w:tblBorders>
+              <w:top w:color="000000" w:space="0" w:sz="8" w:val="single"/>
+              <w:left w:color="000000" w:space="0" w:sz="8" w:val="single"/>
+              <w:bottom w:color="000000" w:space="0" w:sz="8" w:val="single"/>
+              <w:right w:color="000000" w:space="0" w:sz="8" w:val="single"/>
+              <w:insideH w:color="000000" w:space="0" w:sz="8" w:val="single"/>
+              <w:insideV w:color="000000" w:space="0" w:sz="8" w:val="single"/>
+            </w:tblBorders>
+            <w:tblLayout w:type="fixed"/>
+            <w:tblLook w:val="0600"/>
+          </w:tblPr>
+          <w:tblGrid>
+            <w:gridCol w:w="9360"/>
+            <w:tblGridChange w:id="0">
+              <w:tblGrid>
+                <w:gridCol w:w="9360"/>
+              </w:tblGrid>
+            </w:tblGridChange>
+          </w:tblGrid>
+          <w:tr>
+            <w:trPr>
+              <w:cantSplit w:val="0"/>
+              <w:tblHeader w:val="0"/>
+            </w:trPr>
+            <w:tc>
+              <w:tcPr>
+                <w:shd w:fill="auto" w:val="clear"/>
+                <w:tcMar>
+                  <w:top w:w="100.0" w:type="dxa"/>
+                  <w:left w:w="100.0" w:type="dxa"/>
+                  <w:bottom w:w="100.0" w:type="dxa"/>
+                  <w:right w:w="100.0" w:type="dxa"/>
+                </w:tcMar>
+                <w:vAlign w:val="top"/>
+              </w:tcPr>
+              <w:p>
+                <w:pPr>
+                  <w:rPr/>
+                </w:pPr>
+                <w:r>
+                  <w:rPr>
+                    <w:rtl w:val="0"/>
+                  </w:rPr>
+                  <w:t xml:space="preserve">def run_agent(query, model="groq/llama-3.1-70b-versatile"):</w:t>
+                </w:r>
+              </w:p>
+              <w:p>
+                <w:pPr>
+                  <w:rPr/>
+                </w:pPr>
+                <w:r>
+                  <w:rPr>
+                    <w:rtl w:val="0"/>
+                  </w:rPr>
+                  <w:t xml:space="preserve">    messages = [{"role": "user", "content": query}]</w:t>
+                </w:r>
+              </w:p>
+              <w:p>
+                <w:pPr>
+                  <w:rPr/>
+                </w:pPr>
+                <w:r>
+                  <w:rPr>
+                    <w:rtl w:val="0"/>
+                  </w:rPr>
+                  <w:t xml:space="preserve">    while True:</w:t>
+                </w:r>
+              </w:p>
+              <w:p>
+                <w:pPr>
+                  <w:rPr/>
+                </w:pPr>
+                <w:r>
+                  <w:rPr>
+                    <w:rtl w:val="0"/>
+                  </w:rPr>
+                  <w:t xml:space="preserve">        resp = ask_llm(messages, model=model, tools=tools)</w:t>
+                </w:r>
+              </w:p>
+              <w:p>
+                <w:pPr>
+                  <w:rPr/>
+                </w:pPr>
+                <w:r>
+                  <w:rPr>
+                    <w:rtl w:val="0"/>
+                  </w:rPr>
+                  <w:t xml:space="preserve">        messages.append(resp)</w:t>
+                </w:r>
+              </w:p>
+              <w:p>
+                <w:pPr>
+                  <w:rPr/>
+                </w:pPr>
+                <w:r>
+                  <w:rPr>
+                    <w:rtl w:val="0"/>
+                  </w:rPr>
+                </w:r>
+              </w:p>
+              <w:p>
+                <w:pPr>
+                  <w:rPr/>
+                </w:pPr>
+                <w:r>
+                  <w:rPr>
+                    <w:rtl w:val="0"/>
+                  </w:rPr>
+                  <w:t xml:space="preserve">        if not hasattr(resp, 'tool_calls') or not resp.tool_calls:</w:t>
+                </w:r>
+              </w:p>
+              <w:p>
+                <w:pPr>
+                  <w:rPr/>
+                </w:pPr>
+                <w:r>
+                  <w:rPr>
+                    <w:rtl w:val="0"/>
+                  </w:rPr>
+                  <w:t xml:space="preserve">            return resp.content  # final answer</w:t>
+                </w:r>
+              </w:p>
+              <w:p>
+                <w:pPr>
+                  <w:rPr/>
+                </w:pPr>
+                <w:r>
+                  <w:rPr>
+                    <w:rtl w:val="0"/>
+                  </w:rPr>
+                </w:r>
+              </w:p>
+              <w:p>
+                <w:pPr>
+                  <w:rPr/>
+                </w:pPr>
+                <w:r>
+                  <w:rPr>
+                    <w:rtl w:val="0"/>
+                  </w:rPr>
+                  <w:t xml:space="preserve">        for tool_call in resp.tool_calls:</w:t>
+                </w:r>
+              </w:p>
+              <w:p>
+                <w:pPr>
+                  <w:rPr/>
+                </w:pPr>
+                <w:r>
+                  <w:rPr>
+                    <w:rtl w:val="0"/>
+                  </w:rPr>
+                  <w:t xml:space="preserve">            func_name = tool_call.function.name</w:t>
+                </w:r>
+              </w:p>
+              <w:p>
+                <w:pPr>
+                  <w:rPr/>
+                </w:pPr>
+                <w:r>
+                  <w:rPr>
+                    <w:rtl w:val="0"/>
+                  </w:rPr>
+                  <w:t xml:space="preserve">            args = json.loads(tool_call.function.arguments)</w:t>
+                </w:r>
+              </w:p>
+              <w:p>
+                <w:pPr>
+                  <w:rPr/>
+                </w:pPr>
+                <w:r>
+                  <w:rPr>
+                    <w:rtl w:val="0"/>
+                  </w:rPr>
+                </w:r>
+              </w:p>
+              <w:p>
+                <w:pPr>
+                  <w:rPr/>
+                </w:pPr>
+                <w:r>
+                  <w:rPr>
+                    <w:rtl w:val="0"/>
+                  </w:rPr>
+                  <w:t xml:space="preserve">            if func_name == "get_current_price":</w:t>
+                </w:r>
+              </w:p>
+              <w:p>
+                <w:pPr>
+                  <w:rPr/>
+                </w:pPr>
+                <w:r>
+                  <w:rPr>
+                    <w:rtl w:val="0"/>
+                  </w:rPr>
+                  <w:t xml:space="preserve">                # fake db call</w:t>
+                </w:r>
+              </w:p>
+              <w:p>
+                <w:pPr>
+                  <w:rPr/>
+                </w:pPr>
+                <w:r>
+                  <w:rPr>
+                    <w:rtl w:val="0"/>
+                  </w:rPr>
+                  <w:t xml:space="preserve">                result = f"₹{1500 if 'samsung' in args['model'].lower() else 2000}"</w:t>
+                </w:r>
+              </w:p>
+              <w:p>
+                <w:pPr>
+                  <w:rPr/>
+                </w:pPr>
+                <w:r>
+                  <w:rPr>
+                    <w:rtl w:val="0"/>
+                  </w:rPr>
+                  <w:t xml:space="preserve">            elif func_name == "book_slot":</w:t>
+                </w:r>
+              </w:p>
+              <w:p>
+                <w:pPr>
+                  <w:rPr/>
+                </w:pPr>
+                <w:r>
+                  <w:rPr>
+                    <w:rtl w:val="0"/>
+                  </w:rPr>
+                  <w:t xml:space="preserve">                result = f"Slot booked for {args['time']}"</w:t>
+                </w:r>
+              </w:p>
+              <w:p>
+                <w:pPr>
+                  <w:rPr/>
+                </w:pPr>
+                <w:r>
+                  <w:rPr>
+                    <w:rtl w:val="0"/>
+                  </w:rPr>
+                  <w:t xml:space="preserve">            else:</w:t>
+                </w:r>
+              </w:p>
+              <w:p>
+                <w:pPr>
+                  <w:rPr/>
+                </w:pPr>
+                <w:r>
+                  <w:rPr>
+                    <w:rtl w:val="0"/>
+                  </w:rPr>
+                  <w:t xml:space="preserve">                result = "Tool not found"</w:t>
+                </w:r>
+              </w:p>
+              <w:p>
+                <w:pPr>
+                  <w:rPr/>
+                </w:pPr>
+                <w:r>
+                  <w:rPr>
+                    <w:rtl w:val="0"/>
+                  </w:rPr>
+                </w:r>
+              </w:p>
+              <w:p>
+                <w:pPr>
+                  <w:rPr/>
+                </w:pPr>
+                <w:r>
+                  <w:rPr>
+                    <w:rtl w:val="0"/>
+                  </w:rPr>
+                  <w:t xml:space="preserve">            messages.append({</w:t>
+                </w:r>
+              </w:p>
+              <w:p>
+                <w:pPr>
+                  <w:rPr/>
+                </w:pPr>
+                <w:r>
+                  <w:rPr>
+                    <w:rtl w:val="0"/>
+                  </w:rPr>
+                  <w:t xml:space="preserve">                "role": "tool",</w:t>
+                </w:r>
+              </w:p>
+              <w:p>
+                <w:pPr>
+                  <w:rPr/>
+                </w:pPr>
+                <w:r>
+                  <w:rPr>
+                    <w:rtl w:val="0"/>
+                  </w:rPr>
+                  <w:t xml:space="preserve">                "tool_call_id": tool_call.id,</w:t>
+                </w:r>
+              </w:p>
+              <w:p>
+                <w:pPr>
+                  <w:rPr/>
+                </w:pPr>
+                <w:r>
+                  <w:rPr>
+                    <w:rtl w:val="0"/>
+                  </w:rPr>
+                  <w:t xml:space="preserve">                "name": func_name,</w:t>
+                </w:r>
+              </w:p>
+              <w:p>
+                <w:pPr>
+                  <w:rPr/>
+                </w:pPr>
+                <w:r>
+                  <w:rPr>
+                    <w:rtl w:val="0"/>
+                  </w:rPr>
+                  <w:t xml:space="preserve">                "content": result</w:t>
+                </w:r>
+              </w:p>
+              <w:p>
+                <w:pPr>
+                  <w:rPr/>
+                </w:pPr>
+                <w:r>
+                  <w:rPr>
+                    <w:rtl w:val="0"/>
+                  </w:rPr>
+                  <w:t xml:space="preserve">            })</w:t>
+                </w:r>
+              </w:p>
+              <w:p>
+                <w:pPr>
+                  <w:rPr/>
+                </w:pPr>
+                <w:r>
+                  <w:rPr>
+                    <w:rtl w:val="0"/>
+                  </w:rPr>
+                </w:r>
+              </w:p>
+              <w:p>
+                <w:pPr>
+                  <w:rPr/>
+                </w:pPr>
+                <w:r>
+                  <w:rPr>
+                    <w:rtl w:val="0"/>
+                  </w:rPr>
+                  <w:t xml:space="preserve">print(run_agent("Fix my iPhone screen tomorrow morning?"))</w:t>
+                </w:r>
+              </w:p>
+              <w:p>
+                <w:pPr>
+                  <w:keepNext w:val="0"/>
+                  <w:keepLines w:val="0"/>
+                  <w:pageBreakBefore w:val="0"/>
+                  <w:widowControl w:val="0"/>
+                  <w:pBdr>
+                    <w:top w:space="0" w:sz="0" w:val="nil"/>
+                    <w:left w:space="0" w:sz="0" w:val="nil"/>
+                    <w:bottom w:space="0" w:sz="0" w:val="nil"/>
+                    <w:right w:space="0" w:sz="0" w:val="nil"/>
+                    <w:between w:space="0" w:sz="0" w:val="nil"/>
+                  </w:pBdr>
+                  <w:shd w:fill="auto" w:val="clear"/>
+                  <w:spacing w:after="0" w:before="0" w:line="240" w:lineRule="auto"/>
+                  <w:ind w:left="0" w:right="0" w:firstLine="0"/>
+                  <w:jc w:val="left"/>
+                  <w:rPr/>
+                </w:pPr>
+                <w:r>
+                  <w:rPr>
+                    <w:rtl w:val="0"/>
+                  </w:rPr>
+                </w:r>
+              </w:p>
+            </w:tc>
+          </w:tr>
+        </w:tbl>
+      </w:sdtContent>
+    </w:sdt>
     <w:p>
       <w:pPr>
         <w:rPr/>
@@ -3250,8 +4358,8 @@
           <w:szCs w:val="26"/>
         </w:rPr>
       </w:pPr>
-      <w:bookmarkStart w:colFirst="0" w:colLast="0" w:name="_heading=h.5asl8itw9mc1" w:id="17"/>
-      <w:bookmarkEnd w:id="17"/>
+      <w:bookmarkStart w:colFirst="0" w:colLast="0" w:name="_heading=h.5asl8itw9mc1" w:id="25"/>
+      <w:bookmarkEnd w:id="25"/>
       <w:r>
         <w:rPr>
           <w:b w:val="1"/>
@@ -3293,7 +4401,7 @@
         <w:rPr>
           <w:rtl w:val="0"/>
         </w:rPr>
-        <w:t xml:space="preserve">Use list of messages — just keep appending.</w:t>
+        <w:t xml:space="preserve">Use list of messages, just keep appending.</w:t>
       </w:r>
     </w:p>
     <w:p>
@@ -3313,159 +4421,246 @@
         <w:rPr>
           <w:rtl w:val="0"/>
         </w:rPr>
-        <w:t xml:space="preserve"> (persistent facts, customer prefs) – use Chroma vector store + RAG.</w:t>
-      </w:r>
-    </w:p>
-    <w:p>
-      <w:pPr>
-        <w:rPr/>
-      </w:pPr>
-      <w:r>
-        <w:rPr>
-          <w:rtl w:val="0"/>
-        </w:rPr>
-        <w:t xml:space="preserve">from langchain_community.vectorstores import Chroma</w:t>
-      </w:r>
-    </w:p>
-    <w:p>
-      <w:pPr>
-        <w:rPr/>
-      </w:pPr>
-      <w:r>
-        <w:rPr>
-          <w:rtl w:val="0"/>
-        </w:rPr>
-        <w:t xml:space="preserve">from langchain_openai import OpenAIEmbeddings  # or use free HuggingFace embeddings</w:t>
-      </w:r>
-    </w:p>
-    <w:p>
-      <w:pPr>
-        <w:rPr/>
-      </w:pPr>
-      <w:r>
-        <w:rPr>
-          <w:rtl w:val="0"/>
-        </w:rPr>
-      </w:r>
-    </w:p>
-    <w:p>
-      <w:pPr>
-        <w:rPr/>
-      </w:pPr>
-      <w:r>
-        <w:rPr>
-          <w:rtl w:val="0"/>
-        </w:rPr>
-        <w:t xml:space="preserve">embeddings = OpenAIEmbeddings()</w:t>
-      </w:r>
-    </w:p>
-    <w:p>
-      <w:pPr>
-        <w:rPr/>
-      </w:pPr>
-      <w:r>
-        <w:rPr>
-          <w:rtl w:val="0"/>
-        </w:rPr>
-        <w:t xml:space="preserve">vectorstore = Chroma("shop_memory", embeddings)</w:t>
-      </w:r>
-    </w:p>
-    <w:p>
-      <w:pPr>
-        <w:rPr/>
-      </w:pPr>
-      <w:r>
-        <w:rPr>
-          <w:rtl w:val="0"/>
-        </w:rPr>
-      </w:r>
-    </w:p>
-    <w:p>
-      <w:pPr>
-        <w:rPr/>
-      </w:pPr>
-      <w:r>
-        <w:rPr>
-          <w:rtl w:val="0"/>
-        </w:rPr>
-        <w:t xml:space="preserve"># Save fact</w:t>
-      </w:r>
-    </w:p>
-    <w:p>
-      <w:pPr>
-        <w:rPr/>
-      </w:pPr>
-      <w:r>
-        <w:rPr>
-          <w:rtl w:val="0"/>
-        </w:rPr>
-        <w:t xml:space="preserve">vectorstore.add_texts(["Raman prefers fast delivery and Samsung parts."])</w:t>
-      </w:r>
-    </w:p>
-    <w:p>
-      <w:pPr>
-        <w:rPr/>
-      </w:pPr>
-      <w:r>
-        <w:rPr>
-          <w:rtl w:val="0"/>
-        </w:rPr>
-      </w:r>
-    </w:p>
-    <w:p>
-      <w:pPr>
-        <w:rPr/>
-      </w:pPr>
-      <w:r>
-        <w:rPr>
-          <w:rtl w:val="0"/>
-        </w:rPr>
-        <w:t xml:space="preserve"># Retrieve before asking LLM</w:t>
-      </w:r>
-    </w:p>
-    <w:p>
-      <w:pPr>
-        <w:rPr/>
-      </w:pPr>
-      <w:r>
-        <w:rPr>
-          <w:rtl w:val="0"/>
-        </w:rPr>
-        <w:t xml:space="preserve">docs = vectorstore.similarity_search(query, k=3)</w:t>
-      </w:r>
-    </w:p>
-    <w:p>
-      <w:pPr>
-        <w:rPr/>
-      </w:pPr>
-      <w:r>
-        <w:rPr>
-          <w:rtl w:val="0"/>
-        </w:rPr>
-        <w:t xml:space="preserve">context = "\n".join([d.page_content for d in docs])</w:t>
-      </w:r>
-    </w:p>
-    <w:p>
-      <w:pPr>
-        <w:rPr/>
-      </w:pPr>
-      <w:r>
-        <w:rPr>
-          <w:rtl w:val="0"/>
-        </w:rPr>
-      </w:r>
-    </w:p>
-    <w:p>
-      <w:pPr>
-        <w:rPr/>
-      </w:pPr>
-      <w:r>
-        <w:rPr>
-          <w:rtl w:val="0"/>
-        </w:rPr>
-        <w:t xml:space="preserve">full_prompt = f"Context from memory:\n{context}\n\nUser: {user_query}"</w:t>
-      </w:r>
-    </w:p>
+        <w:t xml:space="preserve"> (persistent facts, customer prefs), use Chroma vector store + RAG.</w:t>
+      </w:r>
+    </w:p>
+    <w:p>
+      <w:pPr>
+        <w:rPr/>
+      </w:pPr>
+      <w:r>
+        <w:rPr>
+          <w:rtl w:val="0"/>
+        </w:rPr>
+      </w:r>
+    </w:p>
+    <w:sdt>
+      <w:sdtPr>
+        <w:lock w:val="contentLocked"/>
+        <w:id w:val="-1350936111"/>
+        <w:tag w:val="goog_rdk_17"/>
+      </w:sdtPr>
+      <w:sdtContent>
+        <w:tbl>
+          <w:tblPr>
+            <w:tblStyle w:val="Table7"/>
+            <w:tblW w:w="9360.0" w:type="dxa"/>
+            <w:jc w:val="left"/>
+            <w:tblBorders>
+              <w:top w:color="000000" w:space="0" w:sz="8" w:val="single"/>
+              <w:left w:color="000000" w:space="0" w:sz="8" w:val="single"/>
+              <w:bottom w:color="000000" w:space="0" w:sz="8" w:val="single"/>
+              <w:right w:color="000000" w:space="0" w:sz="8" w:val="single"/>
+              <w:insideH w:color="000000" w:space="0" w:sz="8" w:val="single"/>
+              <w:insideV w:color="000000" w:space="0" w:sz="8" w:val="single"/>
+            </w:tblBorders>
+            <w:tblLayout w:type="fixed"/>
+            <w:tblLook w:val="0600"/>
+          </w:tblPr>
+          <w:tblGrid>
+            <w:gridCol w:w="9360"/>
+            <w:tblGridChange w:id="0">
+              <w:tblGrid>
+                <w:gridCol w:w="9360"/>
+              </w:tblGrid>
+            </w:tblGridChange>
+          </w:tblGrid>
+          <w:tr>
+            <w:trPr>
+              <w:cantSplit w:val="0"/>
+              <w:tblHeader w:val="0"/>
+            </w:trPr>
+            <w:tc>
+              <w:tcPr>
+                <w:shd w:fill="auto" w:val="clear"/>
+                <w:tcMar>
+                  <w:top w:w="100.0" w:type="dxa"/>
+                  <w:left w:w="100.0" w:type="dxa"/>
+                  <w:bottom w:w="100.0" w:type="dxa"/>
+                  <w:right w:w="100.0" w:type="dxa"/>
+                </w:tcMar>
+                <w:vAlign w:val="top"/>
+              </w:tcPr>
+              <w:p>
+                <w:pPr>
+                  <w:rPr/>
+                </w:pPr>
+                <w:r>
+                  <w:rPr>
+                    <w:rtl w:val="0"/>
+                  </w:rPr>
+                  <w:t xml:space="preserve">from langchain_community.vectorstores import Chroma</w:t>
+                </w:r>
+              </w:p>
+              <w:p>
+                <w:pPr>
+                  <w:rPr/>
+                </w:pPr>
+                <w:r>
+                  <w:rPr>
+                    <w:rtl w:val="0"/>
+                  </w:rPr>
+                  <w:t xml:space="preserve">from langchain_openai import OpenAIEmbeddings  # or use free HuggingFace embeddings</w:t>
+                </w:r>
+              </w:p>
+              <w:p>
+                <w:pPr>
+                  <w:rPr/>
+                </w:pPr>
+                <w:r>
+                  <w:rPr>
+                    <w:rtl w:val="0"/>
+                  </w:rPr>
+                </w:r>
+              </w:p>
+              <w:p>
+                <w:pPr>
+                  <w:rPr/>
+                </w:pPr>
+                <w:r>
+                  <w:rPr>
+                    <w:rtl w:val="0"/>
+                  </w:rPr>
+                  <w:t xml:space="preserve">embeddings = OpenAIEmbeddings()</w:t>
+                </w:r>
+              </w:p>
+              <w:p>
+                <w:pPr>
+                  <w:rPr/>
+                </w:pPr>
+                <w:r>
+                  <w:rPr>
+                    <w:rtl w:val="0"/>
+                  </w:rPr>
+                  <w:t xml:space="preserve">vectorstore = Chroma("shop_memory", embeddings)</w:t>
+                </w:r>
+              </w:p>
+              <w:p>
+                <w:pPr>
+                  <w:rPr/>
+                </w:pPr>
+                <w:r>
+                  <w:rPr>
+                    <w:rtl w:val="0"/>
+                  </w:rPr>
+                </w:r>
+              </w:p>
+              <w:p>
+                <w:pPr>
+                  <w:rPr/>
+                </w:pPr>
+                <w:r>
+                  <w:rPr>
+                    <w:rtl w:val="0"/>
+                  </w:rPr>
+                  <w:t xml:space="preserve"># Save fact</w:t>
+                </w:r>
+              </w:p>
+              <w:p>
+                <w:pPr>
+                  <w:rPr/>
+                </w:pPr>
+                <w:r>
+                  <w:rPr>
+                    <w:rtl w:val="0"/>
+                  </w:rPr>
+                  <w:t xml:space="preserve">vectorstore.add_texts(["Raman prefers fast delivery and Samsung parts."])</w:t>
+                </w:r>
+              </w:p>
+              <w:p>
+                <w:pPr>
+                  <w:rPr/>
+                </w:pPr>
+                <w:r>
+                  <w:rPr>
+                    <w:rtl w:val="0"/>
+                  </w:rPr>
+                </w:r>
+              </w:p>
+              <w:p>
+                <w:pPr>
+                  <w:rPr/>
+                </w:pPr>
+                <w:r>
+                  <w:rPr>
+                    <w:rtl w:val="0"/>
+                  </w:rPr>
+                  <w:t xml:space="preserve"># Retrieve before asking LLM</w:t>
+                </w:r>
+              </w:p>
+              <w:p>
+                <w:pPr>
+                  <w:rPr/>
+                </w:pPr>
+                <w:r>
+                  <w:rPr>
+                    <w:rtl w:val="0"/>
+                  </w:rPr>
+                  <w:t xml:space="preserve">docs = vectorstore.similarity_search(query, k=3)</w:t>
+                </w:r>
+              </w:p>
+              <w:p>
+                <w:pPr>
+                  <w:rPr/>
+                </w:pPr>
+                <w:r>
+                  <w:rPr>
+                    <w:rtl w:val="0"/>
+                  </w:rPr>
+                  <w:t xml:space="preserve">context = "\n".join([d.page_content for d in docs])</w:t>
+                </w:r>
+              </w:p>
+              <w:p>
+                <w:pPr>
+                  <w:rPr/>
+                </w:pPr>
+                <w:r>
+                  <w:rPr>
+                    <w:rtl w:val="0"/>
+                  </w:rPr>
+                </w:r>
+              </w:p>
+              <w:p>
+                <w:pPr>
+                  <w:rPr/>
+                </w:pPr>
+                <w:r>
+                  <w:rPr>
+                    <w:rtl w:val="0"/>
+                  </w:rPr>
+                  <w:t xml:space="preserve">full_prompt = f"Context from memory:\n{context}\n\nUser: {user_query}"</w:t>
+                </w:r>
+              </w:p>
+              <w:p>
+                <w:pPr>
+                  <w:keepNext w:val="0"/>
+                  <w:keepLines w:val="0"/>
+                  <w:pageBreakBefore w:val="0"/>
+                  <w:widowControl w:val="0"/>
+                  <w:pBdr>
+                    <w:top w:space="0" w:sz="0" w:val="nil"/>
+                    <w:left w:space="0" w:sz="0" w:val="nil"/>
+                    <w:bottom w:space="0" w:sz="0" w:val="nil"/>
+                    <w:right w:space="0" w:sz="0" w:val="nil"/>
+                    <w:between w:space="0" w:sz="0" w:val="nil"/>
+                  </w:pBdr>
+                  <w:shd w:fill="auto" w:val="clear"/>
+                  <w:spacing w:after="0" w:before="0" w:line="240" w:lineRule="auto"/>
+                  <w:ind w:left="0" w:right="0" w:firstLine="0"/>
+                  <w:jc w:val="left"/>
+                  <w:rPr/>
+                </w:pPr>
+                <w:r>
+                  <w:rPr>
+                    <w:rtl w:val="0"/>
+                  </w:rPr>
+                </w:r>
+              </w:p>
+            </w:tc>
+          </w:tr>
+        </w:tbl>
+      </w:sdtContent>
+    </w:sdt>
     <w:p>
       <w:pPr>
         <w:rPr/>
@@ -3502,12 +4697,12 @@
           <wp:inline distB="114300" distT="114300" distL="114300" distR="114300">
             <wp:extent cx="5943600" cy="2235200"/>
             <wp:effectExtent b="0" l="0" r="0" t="0"/>
-            <wp:docPr id="7" name="image1.png"/>
+            <wp:docPr id="7" name="image2.png"/>
             <a:graphic>
               <a:graphicData uri="http://schemas.openxmlformats.org/drawingml/2006/picture">
                 <pic:pic>
                   <pic:nvPicPr>
-                    <pic:cNvPr id="0" name="image1.png"/>
+                    <pic:cNvPr id="0" name="image2.png"/>
                     <pic:cNvPicPr preferRelativeResize="0"/>
                   </pic:nvPicPr>
                   <pic:blipFill>
@@ -3561,8 +4756,8 @@
           <w:szCs w:val="26"/>
         </w:rPr>
       </w:pPr>
-      <w:bookmarkStart w:colFirst="0" w:colLast="0" w:name="_heading=h.bmeb2tjx4izm" w:id="18"/>
-      <w:bookmarkEnd w:id="18"/>
+      <w:bookmarkStart w:colFirst="0" w:colLast="0" w:name="_heading=h.bmeb2tjx4izm" w:id="26"/>
+      <w:bookmarkEnd w:id="26"/>
       <w:r>
         <w:rPr>
           <w:b w:val="1"/>
@@ -3581,8 +4776,8 @@
         <w:spacing w:after="240" w:before="240" w:lineRule="auto"/>
         <w:rPr/>
       </w:pPr>
-      <w:bookmarkStart w:colFirst="0" w:colLast="0" w:name="_heading=h.e24mtpryl1u1" w:id="19"/>
-      <w:bookmarkEnd w:id="19"/>
+      <w:bookmarkStart w:colFirst="0" w:colLast="0" w:name="_heading=h.e24mtpryl1u1" w:id="27"/>
+      <w:bookmarkEnd w:id="27"/>
       <w:r>
         <w:rPr>
           <w:rtl w:val="0"/>
@@ -3598,41 +4793,103 @@
         <w:rPr>
           <w:rtl w:val="0"/>
         </w:rPr>
-        <w:t xml:space="preserve">from tenacity import retry, stop_after_attempt, wait_exponential</w:t>
-      </w:r>
-    </w:p>
-    <w:p>
-      <w:pPr>
-        <w:rPr/>
-      </w:pPr>
-      <w:r>
-        <w:rPr>
-          <w:rtl w:val="0"/>
-        </w:rPr>
-      </w:r>
-    </w:p>
-    <w:p>
-      <w:pPr>
-        <w:rPr/>
-      </w:pPr>
-      <w:r>
-        <w:rPr>
-          <w:rtl w:val="0"/>
-        </w:rPr>
-        <w:t xml:space="preserve">@retry(stop=stop_after_attempt(5), wait=wait_exponential(multiplier=1, min=2, max=10))</w:t>
-      </w:r>
-    </w:p>
-    <w:p>
-      <w:pPr>
-        <w:rPr/>
-      </w:pPr>
-      <w:r>
-        <w:rPr>
-          <w:rtl w:val="0"/>
-        </w:rPr>
-        <w:t xml:space="preserve">def safe_ask_llm(...):</w:t>
-      </w:r>
-    </w:p>
+      </w:r>
+    </w:p>
+    <w:sdt>
+      <w:sdtPr>
+        <w:lock w:val="contentLocked"/>
+        <w:id w:val="1562942637"/>
+        <w:tag w:val="goog_rdk_18"/>
+      </w:sdtPr>
+      <w:sdtContent>
+        <w:tbl>
+          <w:tblPr>
+            <w:tblStyle w:val="Table8"/>
+            <w:tblW w:w="9360.0" w:type="dxa"/>
+            <w:jc w:val="left"/>
+            <w:tblBorders>
+              <w:top w:color="000000" w:space="0" w:sz="8" w:val="single"/>
+              <w:left w:color="000000" w:space="0" w:sz="8" w:val="single"/>
+              <w:bottom w:color="000000" w:space="0" w:sz="8" w:val="single"/>
+              <w:right w:color="000000" w:space="0" w:sz="8" w:val="single"/>
+              <w:insideH w:color="000000" w:space="0" w:sz="8" w:val="single"/>
+              <w:insideV w:color="000000" w:space="0" w:sz="8" w:val="single"/>
+            </w:tblBorders>
+            <w:tblLayout w:type="fixed"/>
+            <w:tblLook w:val="0600"/>
+          </w:tblPr>
+          <w:tblGrid>
+            <w:gridCol w:w="9360"/>
+            <w:tblGridChange w:id="0">
+              <w:tblGrid>
+                <w:gridCol w:w="9360"/>
+              </w:tblGrid>
+            </w:tblGridChange>
+          </w:tblGrid>
+          <w:tr>
+            <w:trPr>
+              <w:cantSplit w:val="0"/>
+              <w:tblHeader w:val="0"/>
+            </w:trPr>
+            <w:tc>
+              <w:tcPr>
+                <w:shd w:fill="auto" w:val="clear"/>
+                <w:tcMar>
+                  <w:top w:w="100.0" w:type="dxa"/>
+                  <w:left w:w="100.0" w:type="dxa"/>
+                  <w:bottom w:w="100.0" w:type="dxa"/>
+                  <w:right w:w="100.0" w:type="dxa"/>
+                </w:tcMar>
+                <w:vAlign w:val="top"/>
+              </w:tcPr>
+              <w:p>
+                <w:pPr>
+                  <w:rPr/>
+                </w:pPr>
+                <w:r>
+                  <w:rPr>
+                    <w:rtl w:val="0"/>
+                  </w:rPr>
+                  <w:t xml:space="preserve">from tenacity import retry, stop_after_attempt, wait_exponential</w:t>
+                </w:r>
+              </w:p>
+              <w:p>
+                <w:pPr>
+                  <w:rPr/>
+                </w:pPr>
+                <w:r>
+                  <w:rPr>
+                    <w:rtl w:val="0"/>
+                  </w:rPr>
+                </w:r>
+              </w:p>
+              <w:p>
+                <w:pPr>
+                  <w:rPr/>
+                </w:pPr>
+                <w:r>
+                  <w:rPr>
+                    <w:rtl w:val="0"/>
+                  </w:rPr>
+                  <w:t xml:space="preserve">@retry(stop=stop_after_attempt(5), wait=wait_exponential(multiplier=1, min=2, max=10))</w:t>
+                </w:r>
+              </w:p>
+              <w:p>
+                <w:pPr>
+                  <w:rPr/>
+                </w:pPr>
+                <w:r>
+                  <w:rPr>
+                    <w:rtl w:val="0"/>
+                  </w:rPr>
+                  <w:t xml:space="preserve">def safe_ask_llm(...):</w:t>
+                </w:r>
+              </w:p>
+            </w:tc>
+          </w:tr>
+        </w:tbl>
+      </w:sdtContent>
+    </w:sdt>
     <w:p>
       <w:pPr>
         <w:rPr/>
@@ -3650,8 +4907,8 @@
         <w:spacing w:after="240" w:before="240" w:lineRule="auto"/>
         <w:rPr/>
       </w:pPr>
-      <w:bookmarkStart w:colFirst="0" w:colLast="0" w:name="_heading=h.wc6qah8bzan2" w:id="20"/>
-      <w:bookmarkEnd w:id="20"/>
+      <w:bookmarkStart w:colFirst="0" w:colLast="0" w:name="_heading=h.wc6qah8bzan2" w:id="28"/>
+      <w:bookmarkEnd w:id="28"/>
       <w:r>
         <w:rPr>
           <w:rtl w:val="0"/>
@@ -3661,137 +4918,6 @@
     </w:p>
     <w:p>
       <w:pPr>
-        <w:rPr/>
-      </w:pPr>
-      <w:r>
-        <w:rPr>
-          <w:rtl w:val="0"/>
-        </w:rPr>
-        <w:t xml:space="preserve">models_to_try = [</w:t>
-      </w:r>
-    </w:p>
-    <w:p>
-      <w:pPr>
-        <w:rPr/>
-      </w:pPr>
-      <w:r>
-        <w:rPr>
-          <w:rtl w:val="0"/>
-        </w:rPr>
-        <w:t xml:space="preserve">    "openai/gpt-4o-mini",</w:t>
-      </w:r>
-    </w:p>
-    <w:p>
-      <w:pPr>
-        <w:rPr/>
-      </w:pPr>
-      <w:r>
-        <w:rPr>
-          <w:rtl w:val="0"/>
-        </w:rPr>
-        <w:t xml:space="preserve">    "groq/llama-3.1-70b-versatile",</w:t>
-      </w:r>
-    </w:p>
-    <w:p>
-      <w:pPr>
-        <w:rPr/>
-      </w:pPr>
-      <w:r>
-        <w:rPr>
-          <w:rtl w:val="0"/>
-        </w:rPr>
-        <w:t xml:space="preserve">    "deepseek/deepseek-chat"</w:t>
-      </w:r>
-    </w:p>
-    <w:p>
-      <w:pPr>
-        <w:rPr/>
-      </w:pPr>
-      <w:r>
-        <w:rPr>
-          <w:rtl w:val="0"/>
-        </w:rPr>
-        <w:t xml:space="preserve">]</w:t>
-      </w:r>
-    </w:p>
-    <w:p>
-      <w:pPr>
-        <w:rPr/>
-      </w:pPr>
-      <w:r>
-        <w:rPr>
-          <w:rtl w:val="0"/>
-        </w:rPr>
-      </w:r>
-    </w:p>
-    <w:p>
-      <w:pPr>
-        <w:rPr/>
-      </w:pPr>
-      <w:r>
-        <w:rPr>
-          <w:rtl w:val="0"/>
-        </w:rPr>
-        <w:t xml:space="preserve">for m in models_to_try:</w:t>
-      </w:r>
-    </w:p>
-    <w:p>
-      <w:pPr>
-        <w:rPr/>
-      </w:pPr>
-      <w:r>
-        <w:rPr>
-          <w:rtl w:val="0"/>
-        </w:rPr>
-        <w:t xml:space="preserve">    try:</w:t>
-      </w:r>
-    </w:p>
-    <w:p>
-      <w:pPr>
-        <w:rPr/>
-      </w:pPr>
-      <w:r>
-        <w:rPr>
-          <w:rtl w:val="0"/>
-        </w:rPr>
-        <w:t xml:space="preserve">        resp = ask_llm(..., model=m)</w:t>
-      </w:r>
-    </w:p>
-    <w:p>
-      <w:pPr>
-        <w:rPr/>
-      </w:pPr>
-      <w:r>
-        <w:rPr>
-          <w:rtl w:val="0"/>
-        </w:rPr>
-        <w:t xml:space="preserve">        if resp: return resp</w:t>
-      </w:r>
-    </w:p>
-    <w:p>
-      <w:pPr>
-        <w:rPr/>
-      </w:pPr>
-      <w:r>
-        <w:rPr>
-          <w:rtl w:val="0"/>
-        </w:rPr>
-        <w:t xml:space="preserve">    except:</w:t>
-      </w:r>
-    </w:p>
-    <w:p>
-      <w:pPr>
-        <w:rPr/>
-      </w:pPr>
-      <w:r>
-        <w:rPr>
-          <w:rtl w:val="0"/>
-        </w:rPr>
-        <w:t xml:space="preserve">        continue</w:t>
-      </w:r>
-    </w:p>
-    <w:p>
-      <w:pPr>
         <w:spacing w:after="240" w:before="240" w:lineRule="auto"/>
         <w:rPr/>
       </w:pPr>
@@ -3799,6 +4925,211 @@
         <w:rPr>
           <w:rtl w:val="0"/>
         </w:rPr>
+      </w:r>
+    </w:p>
+    <w:sdt>
+      <w:sdtPr>
+        <w:lock w:val="contentLocked"/>
+        <w:id w:val="2031924213"/>
+        <w:tag w:val="goog_rdk_19"/>
+      </w:sdtPr>
+      <w:sdtContent>
+        <w:tbl>
+          <w:tblPr>
+            <w:tblStyle w:val="Table9"/>
+            <w:tblW w:w="9360.0" w:type="dxa"/>
+            <w:jc w:val="left"/>
+            <w:tblBorders>
+              <w:top w:color="000000" w:space="0" w:sz="8" w:val="single"/>
+              <w:left w:color="000000" w:space="0" w:sz="8" w:val="single"/>
+              <w:bottom w:color="000000" w:space="0" w:sz="8" w:val="single"/>
+              <w:right w:color="000000" w:space="0" w:sz="8" w:val="single"/>
+              <w:insideH w:color="000000" w:space="0" w:sz="8" w:val="single"/>
+              <w:insideV w:color="000000" w:space="0" w:sz="8" w:val="single"/>
+            </w:tblBorders>
+            <w:tblLayout w:type="fixed"/>
+            <w:tblLook w:val="0600"/>
+          </w:tblPr>
+          <w:tblGrid>
+            <w:gridCol w:w="9360"/>
+            <w:tblGridChange w:id="0">
+              <w:tblGrid>
+                <w:gridCol w:w="9360"/>
+              </w:tblGrid>
+            </w:tblGridChange>
+          </w:tblGrid>
+          <w:tr>
+            <w:trPr>
+              <w:cantSplit w:val="0"/>
+              <w:tblHeader w:val="0"/>
+            </w:trPr>
+            <w:tc>
+              <w:tcPr>
+                <w:shd w:fill="auto" w:val="clear"/>
+                <w:tcMar>
+                  <w:top w:w="100.0" w:type="dxa"/>
+                  <w:left w:w="100.0" w:type="dxa"/>
+                  <w:bottom w:w="100.0" w:type="dxa"/>
+                  <w:right w:w="100.0" w:type="dxa"/>
+                </w:tcMar>
+                <w:vAlign w:val="top"/>
+              </w:tcPr>
+              <w:p>
+                <w:pPr>
+                  <w:rPr/>
+                </w:pPr>
+                <w:r>
+                  <w:rPr>
+                    <w:rtl w:val="0"/>
+                  </w:rPr>
+                  <w:t xml:space="preserve">models_to_try = [</w:t>
+                </w:r>
+              </w:p>
+              <w:p>
+                <w:pPr>
+                  <w:rPr/>
+                </w:pPr>
+                <w:r>
+                  <w:rPr>
+                    <w:rtl w:val="0"/>
+                  </w:rPr>
+                  <w:t xml:space="preserve">    "openai/gpt-4o-mini",</w:t>
+                </w:r>
+              </w:p>
+              <w:p>
+                <w:pPr>
+                  <w:rPr/>
+                </w:pPr>
+                <w:r>
+                  <w:rPr>
+                    <w:rtl w:val="0"/>
+                  </w:rPr>
+                  <w:t xml:space="preserve">    "groq/llama-3.1-70b-versatile",</w:t>
+                </w:r>
+              </w:p>
+              <w:p>
+                <w:pPr>
+                  <w:rPr/>
+                </w:pPr>
+                <w:r>
+                  <w:rPr>
+                    <w:rtl w:val="0"/>
+                  </w:rPr>
+                  <w:t xml:space="preserve">    "deepseek/deepseek-chat"</w:t>
+                </w:r>
+              </w:p>
+              <w:p>
+                <w:pPr>
+                  <w:rPr/>
+                </w:pPr>
+                <w:r>
+                  <w:rPr>
+                    <w:rtl w:val="0"/>
+                  </w:rPr>
+                  <w:t xml:space="preserve">]</w:t>
+                </w:r>
+              </w:p>
+              <w:p>
+                <w:pPr>
+                  <w:rPr/>
+                </w:pPr>
+                <w:r>
+                  <w:rPr>
+                    <w:rtl w:val="0"/>
+                  </w:rPr>
+                </w:r>
+              </w:p>
+              <w:p>
+                <w:pPr>
+                  <w:rPr/>
+                </w:pPr>
+                <w:r>
+                  <w:rPr>
+                    <w:rtl w:val="0"/>
+                  </w:rPr>
+                  <w:t xml:space="preserve">for m in models_to_try:</w:t>
+                </w:r>
+              </w:p>
+              <w:p>
+                <w:pPr>
+                  <w:rPr/>
+                </w:pPr>
+                <w:r>
+                  <w:rPr>
+                    <w:rtl w:val="0"/>
+                  </w:rPr>
+                  <w:t xml:space="preserve">    try:</w:t>
+                </w:r>
+              </w:p>
+              <w:p>
+                <w:pPr>
+                  <w:rPr/>
+                </w:pPr>
+                <w:r>
+                  <w:rPr>
+                    <w:rtl w:val="0"/>
+                  </w:rPr>
+                  <w:t xml:space="preserve">        resp = ask_llm(..., model=m)</w:t>
+                </w:r>
+              </w:p>
+              <w:p>
+                <w:pPr>
+                  <w:rPr/>
+                </w:pPr>
+                <w:r>
+                  <w:rPr>
+                    <w:rtl w:val="0"/>
+                  </w:rPr>
+                  <w:t xml:space="preserve">        if resp: return resp</w:t>
+                </w:r>
+              </w:p>
+              <w:p>
+                <w:pPr>
+                  <w:rPr/>
+                </w:pPr>
+                <w:r>
+                  <w:rPr>
+                    <w:rtl w:val="0"/>
+                  </w:rPr>
+                  <w:t xml:space="preserve">    except:</w:t>
+                </w:r>
+              </w:p>
+              <w:p>
+                <w:pPr>
+                  <w:rPr/>
+                </w:pPr>
+                <w:r>
+                  <w:rPr>
+                    <w:rtl w:val="0"/>
+                  </w:rPr>
+                  <w:t xml:space="preserve">        continue</w:t>
+                </w:r>
+              </w:p>
+            </w:tc>
+          </w:tr>
+        </w:tbl>
+      </w:sdtContent>
+    </w:sdt>
+    <w:p>
+      <w:pPr>
+        <w:spacing w:after="240" w:before="240" w:lineRule="auto"/>
+        <w:rPr/>
+      </w:pPr>
+      <w:r>
+        <w:rPr>
+          <w:rtl w:val="0"/>
+        </w:rPr>
+      </w:r>
+    </w:p>
+    <w:p>
+      <w:pPr>
+        <w:spacing w:after="240" w:before="240" w:lineRule="auto"/>
+        <w:rPr/>
+      </w:pPr>
+      <w:r>
+        <w:rPr>
+          <w:rtl w:val="0"/>
+        </w:rPr>
         <w:t xml:space="preserve">Current rough pricing/context (March 2026 snapshot):</w:t>
       </w:r>
     </w:p>
@@ -3806,7 +5137,7 @@
       <w:pPr>
         <w:numPr>
           <w:ilvl w:val="0"/>
-          <w:numId w:val="4"/>
+          <w:numId w:val="9"/>
         </w:numPr>
         <w:spacing w:before="240" w:lineRule="auto"/>
         <w:ind w:left="720" w:hanging="360"/>
@@ -3823,7 +5154,7 @@
       <w:pPr>
         <w:numPr>
           <w:ilvl w:val="0"/>
-          <w:numId w:val="4"/>
+          <w:numId w:val="9"/>
         </w:numPr>
         <w:ind w:left="720" w:hanging="360"/>
         <w:rPr/>
@@ -3839,7 +5170,7 @@
       <w:pPr>
         <w:numPr>
           <w:ilvl w:val="0"/>
-          <w:numId w:val="4"/>
+          <w:numId w:val="9"/>
         </w:numPr>
         <w:ind w:left="720" w:hanging="360"/>
         <w:rPr/>
@@ -3855,7 +5186,7 @@
       <w:pPr>
         <w:numPr>
           <w:ilvl w:val="0"/>
-          <w:numId w:val="4"/>
+          <w:numId w:val="9"/>
         </w:numPr>
         <w:spacing w:after="240" w:lineRule="auto"/>
         <w:ind w:left="720" w:hanging="360"/>
@@ -3882,8 +5213,8 @@
           <w:szCs w:val="26"/>
         </w:rPr>
       </w:pPr>
-      <w:bookmarkStart w:colFirst="0" w:colLast="0" w:name="_heading=h.zhdqftez7j8d" w:id="21"/>
-      <w:bookmarkEnd w:id="21"/>
+      <w:bookmarkStart w:colFirst="0" w:colLast="0" w:name="_heading=h.zhdqftez7j8d" w:id="29"/>
+      <w:bookmarkEnd w:id="29"/>
       <w:r>
         <w:rPr>
           <w:b w:val="1"/>
@@ -3902,159 +5233,13 @@
         <w:spacing w:after="240" w:before="240" w:lineRule="auto"/>
         <w:rPr/>
       </w:pPr>
-      <w:bookmarkStart w:colFirst="0" w:colLast="0" w:name="_heading=h.fmrpulexpjo3" w:id="22"/>
-      <w:bookmarkEnd w:id="22"/>
+      <w:bookmarkStart w:colFirst="0" w:colLast="0" w:name="_heading=h.fmrpulexpjo3" w:id="30"/>
+      <w:bookmarkEnd w:id="30"/>
       <w:r>
         <w:rPr>
           <w:rtl w:val="0"/>
         </w:rPr>
         <w:t xml:space="preserve">Combine everything:</w:t>
-      </w:r>
-    </w:p>
-    <w:p>
-      <w:pPr>
-        <w:rPr/>
-      </w:pPr>
-      <w:r>
-        <w:rPr>
-          <w:rtl w:val="0"/>
-        </w:rPr>
-        <w:t xml:space="preserve"># shop_agent.py</w:t>
-      </w:r>
-    </w:p>
-    <w:p>
-      <w:pPr>
-        <w:rPr/>
-      </w:pPr>
-      <w:r>
-        <w:rPr>
-          <w:rtl w:val="0"/>
-        </w:rPr>
-        <w:t xml:space="preserve">def shop_agent(user_query):</w:t>
-      </w:r>
-    </w:p>
-    <w:p>
-      <w:pPr>
-        <w:rPr/>
-      </w:pPr>
-      <w:r>
-        <w:rPr>
-          <w:rtl w:val="0"/>
-        </w:rPr>
-        <w:t xml:space="preserve">    # Retrieve long-term memory</w:t>
-      </w:r>
-    </w:p>
-    <w:p>
-      <w:pPr>
-        <w:rPr/>
-      </w:pPr>
-      <w:r>
-        <w:rPr>
-          <w:rtl w:val="0"/>
-        </w:rPr>
-        <w:t xml:space="preserve">    docs = vectorstore.similarity_search(user_query, k=2)</w:t>
-      </w:r>
-    </w:p>
-    <w:p>
-      <w:pPr>
-        <w:rPr/>
-      </w:pPr>
-      <w:r>
-        <w:rPr>
-          <w:rtl w:val="0"/>
-        </w:rPr>
-        <w:t xml:space="preserve">    memory_ctx = "\n".join(d.page_content for d in docs) or "No prior info."</w:t>
-      </w:r>
-    </w:p>
-    <w:p>
-      <w:pPr>
-        <w:rPr/>
-      </w:pPr>
-      <w:r>
-        <w:rPr>
-          <w:rtl w:val="0"/>
-        </w:rPr>
-      </w:r>
-    </w:p>
-    <w:p>
-      <w:pPr>
-        <w:rPr/>
-      </w:pPr>
-      <w:r>
-        <w:rPr>
-          <w:rtl w:val="0"/>
-        </w:rPr>
-        <w:t xml:space="preserve">    system = f"You are helpful repair shop assistant in Bhopal. Use Hindi+English. Memory: {memory_ctx}"</w:t>
-      </w:r>
-    </w:p>
-    <w:p>
-      <w:pPr>
-        <w:rPr/>
-      </w:pPr>
-      <w:r>
-        <w:rPr>
-          <w:rtl w:val="0"/>
-        </w:rPr>
-      </w:r>
-    </w:p>
-    <w:p>
-      <w:pPr>
-        <w:rPr/>
-      </w:pPr>
-      <w:r>
-        <w:rPr>
-          <w:rtl w:val="0"/>
-        </w:rPr>
-        <w:t xml:space="preserve">    messages = [{"role": "system", "content": system}, {"role": "user", "content": user_query}]</w:t>
-      </w:r>
-    </w:p>
-    <w:p>
-      <w:pPr>
-        <w:rPr/>
-      </w:pPr>
-      <w:r>
-        <w:rPr>
-          <w:rtl w:val="0"/>
-        </w:rPr>
-      </w:r>
-    </w:p>
-    <w:p>
-      <w:pPr>
-        <w:rPr/>
-      </w:pPr>
-      <w:r>
-        <w:rPr>
-          <w:rtl w:val="0"/>
-        </w:rPr>
-        <w:t xml:space="preserve">    final = run_agent(messages, model="groq/llama-3.1-70b-versatile")  # cheap &amp; fast fallback</w:t>
-      </w:r>
-    </w:p>
-    <w:p>
-      <w:pPr>
-        <w:rPr/>
-      </w:pPr>
-      <w:r>
-        <w:rPr>
-          <w:rtl w:val="0"/>
-        </w:rPr>
-        <w:t xml:space="preserve">    return final</w:t>
-      </w:r>
-    </w:p>
-    <w:p>
-      <w:pPr>
-        <w:spacing w:after="240" w:before="240" w:lineRule="auto"/>
-        <w:rPr>
-          <w:b w:val="1"/>
-          <w:bCs w:val="1"/>
-        </w:rPr>
-      </w:pPr>
-      <w:r>
-        <w:rPr>
-          <w:b w:val="1"/>
-          <w:bCs w:val="1"/>
-          <w:rtl w:val="0"/>
-        </w:rPr>
-        <w:t xml:space="preserve">Run: print(shop_agent("My Samsung screen cracked, book slot?"))</w:t>
       </w:r>
     </w:p>
     <w:p>
@@ -4071,15 +5256,264 @@
           <w:szCs w:val="26"/>
         </w:rPr>
       </w:pPr>
-      <w:bookmarkStart w:colFirst="0" w:colLast="0" w:name="_heading=h.c9tmxq9r1m8g" w:id="23"/>
-      <w:bookmarkEnd w:id="23"/>
-      <w:r>
+      <w:bookmarkStart w:colFirst="0" w:colLast="0" w:name="_heading=h.qxzcnq43ee88" w:id="31"/>
+      <w:bookmarkEnd w:id="31"/>
+      <w:r>
+        <w:rPr>
+          <w:rtl w:val="0"/>
+        </w:rPr>
+      </w:r>
+    </w:p>
+    <w:sdt>
+      <w:sdtPr>
+        <w:lock w:val="contentLocked"/>
+        <w:id w:val="-424505915"/>
+        <w:tag w:val="goog_rdk_20"/>
+      </w:sdtPr>
+      <w:sdtContent>
+        <w:tbl>
+          <w:tblPr>
+            <w:tblStyle w:val="Table10"/>
+            <w:tblW w:w="9360.0" w:type="dxa"/>
+            <w:jc w:val="left"/>
+            <w:tblBorders>
+              <w:top w:color="000000" w:space="0" w:sz="8" w:val="single"/>
+              <w:left w:color="000000" w:space="0" w:sz="8" w:val="single"/>
+              <w:bottom w:color="000000" w:space="0" w:sz="8" w:val="single"/>
+              <w:right w:color="000000" w:space="0" w:sz="8" w:val="single"/>
+              <w:insideH w:color="000000" w:space="0" w:sz="8" w:val="single"/>
+              <w:insideV w:color="000000" w:space="0" w:sz="8" w:val="single"/>
+            </w:tblBorders>
+            <w:tblLayout w:type="fixed"/>
+            <w:tblLook w:val="0600"/>
+          </w:tblPr>
+          <w:tblGrid>
+            <w:gridCol w:w="9360"/>
+            <w:tblGridChange w:id="0">
+              <w:tblGrid>
+                <w:gridCol w:w="9360"/>
+              </w:tblGrid>
+            </w:tblGridChange>
+          </w:tblGrid>
+          <w:tr>
+            <w:trPr>
+              <w:cantSplit w:val="0"/>
+              <w:tblHeader w:val="0"/>
+            </w:trPr>
+            <w:tc>
+              <w:tcPr>
+                <w:shd w:fill="auto" w:val="clear"/>
+                <w:tcMar>
+                  <w:top w:w="100.0" w:type="dxa"/>
+                  <w:left w:w="100.0" w:type="dxa"/>
+                  <w:bottom w:w="100.0" w:type="dxa"/>
+                  <w:right w:w="100.0" w:type="dxa"/>
+                </w:tcMar>
+                <w:vAlign w:val="top"/>
+              </w:tcPr>
+              <w:p>
+                <w:pPr>
+                  <w:rPr/>
+                </w:pPr>
+                <w:r>
+                  <w:rPr>
+                    <w:rtl w:val="0"/>
+                  </w:rPr>
+                  <w:t xml:space="preserve"># shop_agent.py</w:t>
+                </w:r>
+              </w:p>
+              <w:p>
+                <w:pPr>
+                  <w:rPr/>
+                </w:pPr>
+                <w:r>
+                  <w:rPr>
+                    <w:rtl w:val="0"/>
+                  </w:rPr>
+                  <w:t xml:space="preserve">def shop_agent(user_query):</w:t>
+                </w:r>
+              </w:p>
+              <w:p>
+                <w:pPr>
+                  <w:rPr/>
+                </w:pPr>
+                <w:r>
+                  <w:rPr>
+                    <w:rtl w:val="0"/>
+                  </w:rPr>
+                  <w:t xml:space="preserve">    # Retrieve long-term memory</w:t>
+                </w:r>
+              </w:p>
+              <w:p>
+                <w:pPr>
+                  <w:rPr/>
+                </w:pPr>
+                <w:r>
+                  <w:rPr>
+                    <w:rtl w:val="0"/>
+                  </w:rPr>
+                  <w:t xml:space="preserve">    docs = vectorstore.similarity_search(user_query, k=2)</w:t>
+                </w:r>
+              </w:p>
+              <w:p>
+                <w:pPr>
+                  <w:rPr/>
+                </w:pPr>
+                <w:r>
+                  <w:rPr>
+                    <w:rtl w:val="0"/>
+                  </w:rPr>
+                  <w:t xml:space="preserve">    memory_ctx = "\n".join(d.page_content for d in docs) or "No prior info."</w:t>
+                </w:r>
+              </w:p>
+              <w:p>
+                <w:pPr>
+                  <w:rPr/>
+                </w:pPr>
+                <w:r>
+                  <w:rPr>
+                    <w:rtl w:val="0"/>
+                  </w:rPr>
+                </w:r>
+              </w:p>
+              <w:p>
+                <w:pPr>
+                  <w:rPr/>
+                </w:pPr>
+                <w:r>
+                  <w:rPr>
+                    <w:rtl w:val="0"/>
+                  </w:rPr>
+                  <w:t xml:space="preserve">    system = f"You are helpful repair shop assistant in Bhopal. Use Hindi+English. Memory: {memory_ctx}"</w:t>
+                </w:r>
+              </w:p>
+              <w:p>
+                <w:pPr>
+                  <w:rPr/>
+                </w:pPr>
+                <w:r>
+                  <w:rPr>
+                    <w:rtl w:val="0"/>
+                  </w:rPr>
+                </w:r>
+              </w:p>
+              <w:p>
+                <w:pPr>
+                  <w:rPr/>
+                </w:pPr>
+                <w:r>
+                  <w:rPr>
+                    <w:rtl w:val="0"/>
+                  </w:rPr>
+                  <w:t xml:space="preserve">    messages = [{"role": "system", "content": system}, {"role": "user", "content": user_query}]</w:t>
+                </w:r>
+              </w:p>
+              <w:p>
+                <w:pPr>
+                  <w:rPr/>
+                </w:pPr>
+                <w:r>
+                  <w:rPr>
+                    <w:rtl w:val="0"/>
+                  </w:rPr>
+                </w:r>
+              </w:p>
+              <w:p>
+                <w:pPr>
+                  <w:rPr/>
+                </w:pPr>
+                <w:r>
+                  <w:rPr>
+                    <w:rtl w:val="0"/>
+                  </w:rPr>
+                  <w:t xml:space="preserve">    final = run_agent(messages, model="groq/llama-3.1-70b-versatile")  # cheap &amp; fast fallback</w:t>
+                </w:r>
+              </w:p>
+              <w:p>
+                <w:pPr>
+                  <w:rPr/>
+                </w:pPr>
+                <w:r>
+                  <w:rPr>
+                    <w:rtl w:val="0"/>
+                  </w:rPr>
+                  <w:t xml:space="preserve">    return final</w:t>
+                </w:r>
+              </w:p>
+              <w:p>
+                <w:pPr>
+                  <w:spacing w:after="240" w:before="240" w:lineRule="auto"/>
+                  <w:rPr>
+                    <w:b w:val="1"/>
+                    <w:bCs w:val="1"/>
+                    <w:sz w:val="26"/>
+                    <w:szCs w:val="26"/>
+                  </w:rPr>
+                </w:pPr>
+                <w:r>
+                  <w:rPr>
+                    <w:b w:val="1"/>
+                    <w:bCs w:val="1"/>
+                    <w:rtl w:val="0"/>
+                  </w:rPr>
+                  <w:t xml:space="preserve">Run: print(shop_agent("My Samsung screen cracked, book slot?"))</w:t>
+                </w:r>
+                <w:r>
+                  <w:rPr>
+                    <w:rtl w:val="0"/>
+                  </w:rPr>
+                </w:r>
+              </w:p>
+            </w:tc>
+          </w:tr>
+        </w:tbl>
+      </w:sdtContent>
+    </w:sdt>
+    <w:p>
+      <w:pPr>
+        <w:pStyle w:val="Heading3"/>
+        <w:keepNext w:val="0"/>
+        <w:keepLines w:val="0"/>
+        <w:spacing w:before="280" w:lineRule="auto"/>
         <w:rPr>
           <w:b w:val="1"/>
           <w:bCs w:val="1"/>
           <w:color w:val="000000"/>
           <w:sz w:val="26"/>
           <w:szCs w:val="26"/>
+        </w:rPr>
+      </w:pPr>
+      <w:bookmarkStart w:colFirst="0" w:colLast="0" w:name="_heading=h.sm3s3kxj89my" w:id="32"/>
+      <w:bookmarkEnd w:id="32"/>
+      <w:r>
+        <w:rPr>
+          <w:rtl w:val="0"/>
+        </w:rPr>
+      </w:r>
+    </w:p>
+    <w:p>
+      <w:pPr>
+        <w:pStyle w:val="Heading3"/>
+        <w:keepNext w:val="0"/>
+        <w:keepLines w:val="0"/>
+        <w:spacing w:before="280" w:lineRule="auto"/>
+        <w:rPr>
+          <w:b w:val="1"/>
+          <w:bCs w:val="1"/>
+          <w:color w:val="000000"/>
+          <w:sz w:val="26"/>
+          <w:szCs w:val="26"/>
+        </w:rPr>
+      </w:pPr>
+      <w:bookmarkStart w:colFirst="0" w:colLast="0" w:name="_heading=h.c9tmxq9r1m8g" w:id="33"/>
+      <w:bookmarkEnd w:id="33"/>
+      <w:r>
+        <w:rPr>
+          <w:b w:val="1"/>
+          <w:bCs w:val="1"/>
+          <w:color w:val="000000"/>
+          <w:sz w:val="26"/>
+          <w:szCs w:val="26"/>
           <w:rtl w:val="0"/>
         </w:rPr>
         <w:t xml:space="preserve">Bonus: Local / Open-Source (No API Cost)</w:t>
@@ -4094,17 +5528,319 @@
         <w:rPr>
           <w:rtl w:val="0"/>
         </w:rPr>
-        <w:t xml:space="preserve">Use Ollama for fully local:</w:t>
-      </w:r>
-    </w:p>
-    <w:p>
-      <w:pPr>
-        <w:rPr/>
+      </w:r>
+    </w:p>
+    <w:sdt>
+      <w:sdtPr>
+        <w:lock w:val="contentLocked"/>
+        <w:id w:val="856923585"/>
+        <w:tag w:val="goog_rdk_22"/>
+      </w:sdtPr>
+      <w:sdtContent>
+        <w:tbl>
+          <w:tblPr>
+            <w:tblStyle w:val="Table11"/>
+            <w:tblW w:w="9360.0" w:type="dxa"/>
+            <w:jc w:val="left"/>
+            <w:tblBorders>
+              <w:top w:color="000000" w:space="0" w:sz="8" w:val="single"/>
+              <w:left w:color="000000" w:space="0" w:sz="8" w:val="single"/>
+              <w:bottom w:color="000000" w:space="0" w:sz="8" w:val="single"/>
+              <w:right w:color="000000" w:space="0" w:sz="8" w:val="single"/>
+              <w:insideH w:color="000000" w:space="0" w:sz="8" w:val="single"/>
+              <w:insideV w:color="000000" w:space="0" w:sz="8" w:val="single"/>
+            </w:tblBorders>
+            <w:tblLayout w:type="fixed"/>
+            <w:tblLook w:val="0600"/>
+          </w:tblPr>
+          <w:tblGrid>
+            <w:gridCol w:w="9360"/>
+            <w:tblGridChange w:id="0">
+              <w:tblGrid>
+                <w:gridCol w:w="9360"/>
+              </w:tblGrid>
+            </w:tblGridChange>
+          </w:tblGrid>
+          <w:tr>
+            <w:trPr>
+              <w:cantSplit w:val="0"/>
+              <w:tblHeader w:val="0"/>
+            </w:trPr>
+            <w:tc>
+              <w:tcPr>
+                <w:shd w:fill="auto" w:val="clear"/>
+                <w:tcMar>
+                  <w:top w:w="100.0" w:type="dxa"/>
+                  <w:left w:w="100.0" w:type="dxa"/>
+                  <w:bottom w:w="100.0" w:type="dxa"/>
+                  <w:right w:w="100.0" w:type="dxa"/>
+                </w:tcMar>
+                <w:vAlign w:val="top"/>
+              </w:tcPr>
+              <w:p>
+                <w:pPr>
+                  <w:spacing w:after="240" w:before="240" w:lineRule="auto"/>
+                  <w:rPr/>
+                </w:pPr>
+                <w:r>
+                  <w:rPr>
+                    <w:rtl w:val="0"/>
+                  </w:rPr>
+                  <w:t xml:space="preserve">Use Ollama for fully local:</w:t>
+                </w:r>
+              </w:p>
+              <w:p>
+                <w:pPr>
+                  <w:rPr/>
+                </w:pPr>
+                <w:sdt>
+                  <w:sdtPr>
+                    <w:id w:val="1239960206"/>
+                    <w:tag w:val="goog_rdk_21"/>
+                  </w:sdtPr>
+                  <w:sdtContent>
+                    <w:r>
+                      <w:rPr>
+                        <w:rFonts w:ascii="Arial Unicode MS" w:cs="Arial Unicode MS" w:eastAsia="Arial Unicode MS" w:hAnsi="Arial Unicode MS"/>
+                        <w:rtl w:val="0"/>
+                      </w:rPr>
+                      <w:t xml:space="preserve"># Install Ollama → ollama.com</w:t>
+                    </w:r>
+                  </w:sdtContent>
+                </w:sdt>
+                <w:r>
+                  <w:rPr>
+                    <w:rtl w:val="0"/>
+                  </w:rPr>
+                </w:r>
+              </w:p>
+              <w:p>
+                <w:pPr>
+                  <w:rPr/>
+                </w:pPr>
+                <w:r>
+                  <w:rPr>
+                    <w:rtl w:val="0"/>
+                  </w:rPr>
+                  <w:t xml:space="preserve">ollama run llama3.1</w:t>
+                </w:r>
+              </w:p>
+            </w:tc>
+          </w:tr>
+        </w:tbl>
+      </w:sdtContent>
+    </w:sdt>
+    <w:p>
+      <w:pPr>
+        <w:spacing w:after="240" w:before="240" w:lineRule="auto"/>
+        <w:rPr/>
+      </w:pPr>
+      <w:r>
+        <w:rPr>
+          <w:rtl w:val="0"/>
+        </w:rPr>
+      </w:r>
+    </w:p>
+    <w:p>
+      <w:pPr>
+        <w:spacing w:after="240" w:before="240" w:lineRule="auto"/>
+        <w:rPr>
+          <w:b w:val="1"/>
+          <w:bCs w:val="1"/>
+        </w:rPr>
+      </w:pPr>
+      <w:r>
+        <w:rPr>
+          <w:b w:val="1"/>
+          <w:bCs w:val="1"/>
+          <w:rtl w:val="0"/>
+        </w:rPr>
+        <w:t xml:space="preserve">Then in LiteLLM: model="ollama/llama3.1"</w:t>
+      </w:r>
+    </w:p>
+    <w:p>
+      <w:pPr>
+        <w:spacing w:after="240" w:before="240" w:lineRule="auto"/>
+        <w:rPr>
+          <w:b w:val="1"/>
+          <w:bCs w:val="1"/>
+        </w:rPr>
+      </w:pPr>
+      <w:r>
+        <w:rPr>
+          <w:b w:val="1"/>
+          <w:bCs w:val="1"/>
+          <w:rtl w:val="0"/>
+        </w:rPr>
+        <w:t xml:space="preserve">Or Groq for free/fast inference.</w:t>
+      </w:r>
+    </w:p>
+    <w:p>
+      <w:pPr>
+        <w:spacing w:after="240" w:before="240" w:lineRule="auto"/>
+        <w:rPr>
+          <w:b w:val="1"/>
+          <w:bCs w:val="1"/>
+        </w:rPr>
+      </w:pPr>
+      <w:r>
+        <w:rPr>
+          <w:rtl w:val="0"/>
+        </w:rPr>
+      </w:r>
+    </w:p>
+    <w:p>
+      <w:pPr>
+        <w:pStyle w:val="Heading1"/>
+        <w:spacing w:after="240" w:before="240" w:lineRule="auto"/>
+        <w:rPr/>
+      </w:pPr>
+      <w:bookmarkStart w:colFirst="0" w:colLast="0" w:name="_heading=h.lewryqmxyfk0" w:id="34"/>
+      <w:bookmarkEnd w:id="34"/>
+      <w:r>
+        <w:rPr>
+          <w:rtl w:val="0"/>
+        </w:rPr>
+        <w:t xml:space="preserve">Quizzes</w:t>
+      </w:r>
+    </w:p>
+    <w:p>
+      <w:pPr>
+        <w:pStyle w:val="Heading1"/>
+        <w:keepNext w:val="0"/>
+        <w:keepLines w:val="0"/>
+        <w:spacing w:before="480" w:lineRule="auto"/>
+        <w:rPr>
+          <w:b w:val="1"/>
+          <w:bCs w:val="1"/>
+          <w:sz w:val="46"/>
+          <w:szCs w:val="46"/>
+        </w:rPr>
+      </w:pPr>
+      <w:bookmarkStart w:colFirst="0" w:colLast="0" w:name="_heading=h.204i0hvo7bvb" w:id="35"/>
+      <w:bookmarkEnd w:id="35"/>
+      <w:r>
+        <w:rPr>
+          <w:b w:val="1"/>
+          <w:bCs w:val="1"/>
+          <w:sz w:val="46"/>
+          <w:szCs w:val="46"/>
+          <w:rtl w:val="0"/>
+        </w:rPr>
+        <w:t xml:space="preserve">Module 2: Mastering LLMs &amp; APIs – Connect to Any Model, Add Tools &amp; Memory</w:t>
+      </w:r>
+    </w:p>
+    <w:p>
+      <w:pPr>
+        <w:pStyle w:val="Heading2"/>
+        <w:keepNext w:val="0"/>
+        <w:keepLines w:val="0"/>
+        <w:spacing w:after="80" w:lineRule="auto"/>
+        <w:rPr>
+          <w:b w:val="1"/>
+          <w:bCs w:val="1"/>
+          <w:sz w:val="34"/>
+          <w:szCs w:val="34"/>
+        </w:rPr>
+      </w:pPr>
+      <w:bookmarkStart w:colFirst="0" w:colLast="0" w:name="_heading=h.fx4vcnpdilp5" w:id="36"/>
+      <w:bookmarkEnd w:id="36"/>
+      <w:r>
+        <w:rPr>
+          <w:b w:val="1"/>
+          <w:bCs w:val="1"/>
+          <w:sz w:val="34"/>
+          <w:szCs w:val="34"/>
+          <w:rtl w:val="0"/>
+        </w:rPr>
+        <w:t xml:space="preserve">Easy Questions</w:t>
+      </w:r>
+    </w:p>
+    <w:p>
+      <w:pPr>
+        <w:numPr>
+          <w:ilvl w:val="0"/>
+          <w:numId w:val="5"/>
+        </w:numPr>
+        <w:spacing w:after="0" w:afterAutospacing="0" w:before="240" w:lineRule="auto"/>
+        <w:ind w:left="720" w:hanging="360"/>
+      </w:pPr>
+      <w:r>
+        <w:rPr>
+          <w:rtl w:val="0"/>
+        </w:rPr>
+        <w:t xml:space="preserve">What is the main purpose of LiteLLM in this module?</w:t>
+        <w:br w:type="textWrapping"/>
+        <w:t xml:space="preserve"> A) To make all models look like OpenAI format so you can switch with one line</w:t>
+        <w:br w:type="textWrapping"/>
+        <w:t xml:space="preserve"> B) To only work with OpenAI</w:t>
+        <w:br w:type="textWrapping"/>
+        <w:t xml:space="preserve"> C) To remove API keys</w:t>
+        <w:br w:type="textWrapping"/>
+        <w:t xml:space="preserve"> D) To make code slower</w:t>
+      </w:r>
+    </w:p>
+    <w:p>
+      <w:pPr>
+        <w:numPr>
+          <w:ilvl w:val="0"/>
+          <w:numId w:val="5"/>
+        </w:numPr>
+        <w:spacing w:after="0" w:afterAutospacing="0" w:before="0" w:beforeAutospacing="0" w:lineRule="auto"/>
+        <w:ind w:left="720" w:hanging="360"/>
+      </w:pPr>
+      <w:r>
+        <w:rPr>
+          <w:rtl w:val="0"/>
+        </w:rPr>
+        <w:t xml:space="preserve">What does the ask_llm function allow you to change easily?</w:t>
+        <w:br w:type="textWrapping"/>
+        <w:t xml:space="preserve"> A) Only the prompt</w:t>
+        <w:br w:type="textWrapping"/>
+        <w:t xml:space="preserve"> B) The model name (e.g., GPT-4o, Claude, Gemini, Groq, DeepSeek)</w:t>
+        <w:br w:type="textWrapping"/>
+        <w:t xml:space="preserve"> C) Only the temperature</w:t>
+        <w:br w:type="textWrapping"/>
+        <w:t xml:space="preserve"> D) Only the max_tokens</w:t>
+      </w:r>
+    </w:p>
+    <w:p>
+      <w:pPr>
+        <w:numPr>
+          <w:ilvl w:val="0"/>
+          <w:numId w:val="5"/>
+        </w:numPr>
+        <w:spacing w:after="0" w:afterAutospacing="0" w:before="0" w:beforeAutospacing="0" w:lineRule="auto"/>
+        <w:ind w:left="720" w:hanging="360"/>
+      </w:pPr>
+      <w:r>
+        <w:rPr>
+          <w:rtl w:val="0"/>
+        </w:rPr>
+        <w:t xml:space="preserve">What is the purpose of using Pydantic with response_format?</w:t>
+        <w:br w:type="textWrapping"/>
+        <w:t xml:space="preserve"> A) To guarantee structured JSON output every single time</w:t>
+        <w:br w:type="textWrapping"/>
+        <w:t xml:space="preserve"> B) To make the model slower</w:t>
+        <w:br w:type="textWrapping"/>
+        <w:t xml:space="preserve"> C) To remove all formatting</w:t>
+        <w:br w:type="textWrapping"/>
+        <w:t xml:space="preserve"> D) To only work with text</w:t>
+      </w:r>
+    </w:p>
+    <w:p>
+      <w:pPr>
+        <w:numPr>
+          <w:ilvl w:val="0"/>
+          <w:numId w:val="5"/>
+        </w:numPr>
+        <w:spacing w:after="240" w:before="0" w:beforeAutospacing="0" w:lineRule="auto"/>
+        <w:ind w:left="720" w:hanging="360"/>
       </w:pPr>
       <w:sdt>
         <w:sdtPr>
-          <w:id w:val="-1328044888"/>
-          <w:tag w:val="goog_rdk_11"/>
+          <w:id w:val="1127728252"/>
+          <w:tag w:val="goog_rdk_23"/>
         </w:sdtPr>
         <w:sdtContent>
           <w:r>
@@ -4112,59 +5848,409 @@
               <w:rFonts w:ascii="Arial Unicode MS" w:cs="Arial Unicode MS" w:eastAsia="Arial Unicode MS" w:hAnsi="Arial Unicode MS"/>
               <w:rtl w:val="0"/>
             </w:rPr>
-            <w:t xml:space="preserve"># Install Ollama → ollama.com</w:t>
+            <w:t xml:space="preserve">What is the simple ReAct-style agent pattern shown?</w:t>
+            <w:br w:type="textWrapping"/>
+            <w:t xml:space="preserve"> A) LLM → Tool call → Observation → Repeat until final answer</w:t>
+            <w:br w:type="textWrapping"/>
+            <w:t xml:space="preserve"> B) Only one tool call ever</w:t>
+            <w:br w:type="textWrapping"/>
+            <w:t xml:space="preserve"> C) Only printing messages</w:t>
+            <w:br w:type="textWrapping"/>
+            <w:t xml:space="preserve"> D) Removing all tools</w:t>
           </w:r>
         </w:sdtContent>
       </w:sdt>
-      <w:r>
-        <w:rPr>
-          <w:rtl w:val="0"/>
-        </w:rPr>
-      </w:r>
-    </w:p>
-    <w:p>
-      <w:pPr>
-        <w:rPr/>
-      </w:pPr>
-      <w:r>
-        <w:rPr>
-          <w:rtl w:val="0"/>
-        </w:rPr>
-        <w:t xml:space="preserve">ollama run llama3.1</w:t>
-      </w:r>
-    </w:p>
-    <w:p>
-      <w:pPr>
-        <w:spacing w:after="240" w:before="240" w:lineRule="auto"/>
+    </w:p>
+    <w:p>
+      <w:pPr>
+        <w:pStyle w:val="Heading2"/>
+        <w:keepNext w:val="0"/>
+        <w:keepLines w:val="0"/>
+        <w:spacing w:after="80" w:lineRule="auto"/>
         <w:rPr>
           <w:b w:val="1"/>
           <w:bCs w:val="1"/>
-        </w:rPr>
-      </w:pPr>
+          <w:sz w:val="34"/>
+          <w:szCs w:val="34"/>
+        </w:rPr>
+      </w:pPr>
+      <w:bookmarkStart w:colFirst="0" w:colLast="0" w:name="_heading=h.gcuwf89ekdkn" w:id="37"/>
+      <w:bookmarkEnd w:id="37"/>
       <w:r>
         <w:rPr>
           <w:b w:val="1"/>
           <w:bCs w:val="1"/>
-          <w:rtl w:val="0"/>
-        </w:rPr>
-        <w:t xml:space="preserve">Then in LiteLLM: model="ollama/llama3.1"</w:t>
-      </w:r>
-    </w:p>
-    <w:p>
-      <w:pPr>
-        <w:spacing w:after="240" w:before="240" w:lineRule="auto"/>
+          <w:sz w:val="34"/>
+          <w:szCs w:val="34"/>
+          <w:rtl w:val="0"/>
+        </w:rPr>
+        <w:t xml:space="preserve">Medium Questions</w:t>
+      </w:r>
+    </w:p>
+    <w:p>
+      <w:pPr>
+        <w:numPr>
+          <w:ilvl w:val="0"/>
+          <w:numId w:val="4"/>
+        </w:numPr>
+        <w:spacing w:after="0" w:afterAutospacing="0" w:before="240" w:lineRule="auto"/>
+        <w:ind w:left="720" w:hanging="360"/>
+      </w:pPr>
+      <w:r>
+        <w:rPr>
+          <w:rtl w:val="0"/>
+        </w:rPr>
+        <w:t xml:space="preserve">How does the shop_agent example combine memory and tools?</w:t>
+        <w:br w:type="textWrapping"/>
+        <w:t xml:space="preserve"> A) It retrieves long-term customer facts from vector store before asking the LLM, then uses tools for price/stock/slot booking</w:t>
+        <w:br w:type="textWrapping"/>
+        <w:t xml:space="preserve"> B) It ignores memory completely</w:t>
+        <w:br w:type="textWrapping"/>
+        <w:t xml:space="preserve"> C) It only uses short-term memory</w:t>
+        <w:br w:type="textWrapping"/>
+        <w:t xml:space="preserve"> D) It removes all tools</w:t>
+      </w:r>
+    </w:p>
+    <w:p>
+      <w:pPr>
+        <w:numPr>
+          <w:ilvl w:val="0"/>
+          <w:numId w:val="4"/>
+        </w:numPr>
+        <w:spacing w:after="0" w:afterAutospacing="0" w:before="0" w:beforeAutospacing="0" w:lineRule="auto"/>
+        <w:ind w:left="720" w:hanging="360"/>
+      </w:pPr>
+      <w:r>
+        <w:rPr>
+          <w:rtl w:val="0"/>
+        </w:rPr>
+        <w:t xml:space="preserve">Why is gradient accumulation or DDP used in training?</w:t>
+        <w:br w:type="textWrapping"/>
+        <w:t xml:space="preserve"> A) To simulate large batch sizes (like 2048) on smaller GPUs</w:t>
+        <w:br w:type="textWrapping"/>
+        <w:t xml:space="preserve"> B) To make training slower</w:t>
+        <w:br w:type="textWrapping"/>
+        <w:t xml:space="preserve"> C) To remove mixed precision</w:t>
+        <w:br w:type="textWrapping"/>
+        <w:t xml:space="preserve"> D) To increase memory usage</w:t>
+      </w:r>
+    </w:p>
+    <w:p>
+      <w:pPr>
+        <w:numPr>
+          <w:ilvl w:val="0"/>
+          <w:numId w:val="4"/>
+        </w:numPr>
+        <w:spacing w:after="240" w:before="0" w:beforeAutospacing="0" w:lineRule="auto"/>
+        <w:ind w:left="720" w:hanging="360"/>
+      </w:pPr>
+      <w:r>
+        <w:rPr>
+          <w:rtl w:val="0"/>
+        </w:rPr>
+        <w:t xml:space="preserve">What is one major production concern handled in the module?</w:t>
+        <w:br w:type="textWrapping"/>
+        <w:t xml:space="preserve"> A) Rate limits, automatic retries (tenacity), and smart fallbacks to cheaper/faster models</w:t>
+        <w:br w:type="textWrapping"/>
+        <w:t xml:space="preserve"> B) Only increasing prices</w:t>
+        <w:br w:type="textWrapping"/>
+        <w:t xml:space="preserve"> C) Removing all error handling</w:t>
+        <w:br w:type="textWrapping"/>
+        <w:t xml:space="preserve"> D) Only using one model forever</w:t>
+      </w:r>
+    </w:p>
+    <w:p>
+      <w:pPr>
+        <w:pStyle w:val="Heading2"/>
+        <w:keepNext w:val="0"/>
+        <w:keepLines w:val="0"/>
+        <w:spacing w:after="80" w:lineRule="auto"/>
         <w:rPr>
           <w:b w:val="1"/>
           <w:bCs w:val="1"/>
-        </w:rPr>
-      </w:pPr>
+          <w:sz w:val="34"/>
+          <w:szCs w:val="34"/>
+        </w:rPr>
+      </w:pPr>
+      <w:bookmarkStart w:colFirst="0" w:colLast="0" w:name="_heading=h.tof8ktibeww" w:id="38"/>
+      <w:bookmarkEnd w:id="38"/>
       <w:r>
         <w:rPr>
           <w:b w:val="1"/>
           <w:bCs w:val="1"/>
-          <w:rtl w:val="0"/>
-        </w:rPr>
-        <w:t xml:space="preserve">Or Groq for free/fast inference.</w:t>
+          <w:sz w:val="34"/>
+          <w:szCs w:val="34"/>
+          <w:rtl w:val="0"/>
+        </w:rPr>
+        <w:t xml:space="preserve">Hard Questions</w:t>
+      </w:r>
+    </w:p>
+    <w:p>
+      <w:pPr>
+        <w:numPr>
+          <w:ilvl w:val="0"/>
+          <w:numId w:val="17"/>
+        </w:numPr>
+        <w:spacing w:after="0" w:afterAutospacing="0" w:before="240" w:lineRule="auto"/>
+        <w:ind w:left="720" w:hanging="360"/>
+      </w:pPr>
+      <w:r>
+        <w:rPr>
+          <w:rtl w:val="0"/>
+        </w:rPr>
+        <w:t xml:space="preserve">In the run_agent function, what happens when the LLM returns tool_calls?</w:t>
+        <w:br w:type="textWrapping"/>
+        <w:t xml:space="preserve"> A) The code executes the tool, appends the observation, and loops back to the LLM</w:t>
+        <w:br w:type="textWrapping"/>
+        <w:t xml:space="preserve"> B) The process stops immediately</w:t>
+        <w:br w:type="textWrapping"/>
+        <w:t xml:space="preserve"> C) The tool is ignored</w:t>
+        <w:br w:type="textWrapping"/>
+        <w:t xml:space="preserve"> D) Only the final answer is returned</w:t>
+      </w:r>
+    </w:p>
+    <w:p>
+      <w:pPr>
+        <w:numPr>
+          <w:ilvl w:val="0"/>
+          <w:numId w:val="17"/>
+        </w:numPr>
+        <w:spacing w:after="0" w:afterAutospacing="0" w:before="0" w:beforeAutospacing="0" w:lineRule="auto"/>
+        <w:ind w:left="720" w:hanging="360"/>
+      </w:pPr>
+      <w:r>
+        <w:rPr>
+          <w:rtl w:val="0"/>
+        </w:rPr>
+        <w:t xml:space="preserve">What is the benefit of having one unified codebase for multiple LLMs?</w:t>
+        <w:br w:type="textWrapping"/>
+        <w:t xml:space="preserve"> A) You can instantly switch between expensive smart models and cheap/fast ones without rewriting code</w:t>
+        <w:br w:type="textWrapping"/>
+        <w:t xml:space="preserve"> B) You are locked to one model forever</w:t>
+        <w:br w:type="textWrapping"/>
+        <w:t xml:space="preserve"> C) It increases development time</w:t>
+        <w:br w:type="textWrapping"/>
+        <w:t xml:space="preserve"> D) It makes the code more complicated</w:t>
+      </w:r>
+    </w:p>
+    <w:p>
+      <w:pPr>
+        <w:numPr>
+          <w:ilvl w:val="0"/>
+          <w:numId w:val="17"/>
+        </w:numPr>
+        <w:spacing w:after="240" w:before="0" w:beforeAutospacing="0" w:lineRule="auto"/>
+        <w:ind w:left="720" w:hanging="360"/>
+      </w:pPr>
+      <w:r>
+        <w:rPr>
+          <w:rtl w:val="0"/>
+        </w:rPr>
+        <w:t xml:space="preserve">What is the overall goal of Module 2?</w:t>
+        <w:br w:type="textWrapping"/>
+        <w:t xml:space="preserve"> A) To write clean, smart code that lets you use almost any LLM with one line change, add tools, memory, and handle production concerns</w:t>
+        <w:br w:type="textWrapping"/>
+        <w:t xml:space="preserve"> B) To only learn OpenAI API</w:t>
+        <w:br w:type="textWrapping"/>
+        <w:t xml:space="preserve"> C) To avoid using any tools</w:t>
+        <w:br w:type="textWrapping"/>
+        <w:t xml:space="preserve"> D) To only run local models</w:t>
+      </w:r>
+    </w:p>
+    <w:p>
+      <w:pPr>
+        <w:pStyle w:val="Heading2"/>
+        <w:keepNext w:val="0"/>
+        <w:keepLines w:val="0"/>
+        <w:spacing w:after="80" w:lineRule="auto"/>
+        <w:rPr>
+          <w:b w:val="1"/>
+          <w:bCs w:val="1"/>
+          <w:sz w:val="34"/>
+          <w:szCs w:val="34"/>
+        </w:rPr>
+      </w:pPr>
+      <w:bookmarkStart w:colFirst="0" w:colLast="0" w:name="_heading=h.45ilkhv434my" w:id="39"/>
+      <w:bookmarkEnd w:id="39"/>
+      <w:r>
+        <w:rPr>
+          <w:b w:val="1"/>
+          <w:bCs w:val="1"/>
+          <w:sz w:val="34"/>
+          <w:szCs w:val="34"/>
+          <w:rtl w:val="0"/>
+        </w:rPr>
+        <w:t xml:space="preserve">Answers for Module 2: Mastering LLMs &amp; APIs – Connect to Any Model, Add Tools &amp; Memory</w:t>
+      </w:r>
+    </w:p>
+    <w:p>
+      <w:pPr>
+        <w:numPr>
+          <w:ilvl w:val="0"/>
+          <w:numId w:val="2"/>
+        </w:numPr>
+        <w:spacing w:after="0" w:afterAutospacing="0" w:before="240" w:lineRule="auto"/>
+        <w:ind w:left="720" w:hanging="360"/>
+      </w:pPr>
+      <w:r>
+        <w:rPr>
+          <w:rtl w:val="0"/>
+        </w:rPr>
+        <w:t xml:space="preserve">A</w:t>
+      </w:r>
+    </w:p>
+    <w:p>
+      <w:pPr>
+        <w:numPr>
+          <w:ilvl w:val="0"/>
+          <w:numId w:val="2"/>
+        </w:numPr>
+        <w:spacing w:after="0" w:afterAutospacing="0" w:before="0" w:beforeAutospacing="0" w:lineRule="auto"/>
+        <w:ind w:left="720" w:hanging="360"/>
+      </w:pPr>
+      <w:r>
+        <w:rPr>
+          <w:rtl w:val="0"/>
+        </w:rPr>
+        <w:t xml:space="preserve">B</w:t>
+      </w:r>
+    </w:p>
+    <w:p>
+      <w:pPr>
+        <w:numPr>
+          <w:ilvl w:val="0"/>
+          <w:numId w:val="2"/>
+        </w:numPr>
+        <w:spacing w:after="0" w:afterAutospacing="0" w:before="0" w:beforeAutospacing="0" w:lineRule="auto"/>
+        <w:ind w:left="720" w:hanging="360"/>
+      </w:pPr>
+      <w:r>
+        <w:rPr>
+          <w:rtl w:val="0"/>
+        </w:rPr>
+        <w:t xml:space="preserve">A</w:t>
+      </w:r>
+    </w:p>
+    <w:p>
+      <w:pPr>
+        <w:numPr>
+          <w:ilvl w:val="0"/>
+          <w:numId w:val="2"/>
+        </w:numPr>
+        <w:spacing w:after="0" w:afterAutospacing="0" w:before="0" w:beforeAutospacing="0" w:lineRule="auto"/>
+        <w:ind w:left="720" w:hanging="360"/>
+      </w:pPr>
+      <w:r>
+        <w:rPr>
+          <w:rtl w:val="0"/>
+        </w:rPr>
+        <w:t xml:space="preserve">A</w:t>
+      </w:r>
+    </w:p>
+    <w:p>
+      <w:pPr>
+        <w:numPr>
+          <w:ilvl w:val="0"/>
+          <w:numId w:val="2"/>
+        </w:numPr>
+        <w:spacing w:after="0" w:afterAutospacing="0" w:before="0" w:beforeAutospacing="0" w:lineRule="auto"/>
+        <w:ind w:left="720" w:hanging="360"/>
+      </w:pPr>
+      <w:r>
+        <w:rPr>
+          <w:rtl w:val="0"/>
+        </w:rPr>
+        <w:t xml:space="preserve">A</w:t>
+      </w:r>
+    </w:p>
+    <w:p>
+      <w:pPr>
+        <w:numPr>
+          <w:ilvl w:val="0"/>
+          <w:numId w:val="2"/>
+        </w:numPr>
+        <w:spacing w:after="0" w:afterAutospacing="0" w:before="0" w:beforeAutospacing="0" w:lineRule="auto"/>
+        <w:ind w:left="720" w:hanging="360"/>
+      </w:pPr>
+      <w:r>
+        <w:rPr>
+          <w:rtl w:val="0"/>
+        </w:rPr>
+        <w:t xml:space="preserve">A</w:t>
+      </w:r>
+    </w:p>
+    <w:p>
+      <w:pPr>
+        <w:numPr>
+          <w:ilvl w:val="0"/>
+          <w:numId w:val="2"/>
+        </w:numPr>
+        <w:spacing w:after="0" w:afterAutospacing="0" w:before="0" w:beforeAutospacing="0" w:lineRule="auto"/>
+        <w:ind w:left="720" w:hanging="360"/>
+      </w:pPr>
+      <w:r>
+        <w:rPr>
+          <w:rtl w:val="0"/>
+        </w:rPr>
+        <w:t xml:space="preserve">A</w:t>
+      </w:r>
+    </w:p>
+    <w:p>
+      <w:pPr>
+        <w:numPr>
+          <w:ilvl w:val="0"/>
+          <w:numId w:val="2"/>
+        </w:numPr>
+        <w:spacing w:after="0" w:afterAutospacing="0" w:before="0" w:beforeAutospacing="0" w:lineRule="auto"/>
+        <w:ind w:left="720" w:hanging="360"/>
+      </w:pPr>
+      <w:r>
+        <w:rPr>
+          <w:rtl w:val="0"/>
+        </w:rPr>
+        <w:t xml:space="preserve">A</w:t>
+      </w:r>
+    </w:p>
+    <w:p>
+      <w:pPr>
+        <w:numPr>
+          <w:ilvl w:val="0"/>
+          <w:numId w:val="2"/>
+        </w:numPr>
+        <w:spacing w:after="0" w:afterAutospacing="0" w:before="0" w:beforeAutospacing="0" w:lineRule="auto"/>
+        <w:ind w:left="720" w:hanging="360"/>
+      </w:pPr>
+      <w:r>
+        <w:rPr>
+          <w:rtl w:val="0"/>
+        </w:rPr>
+        <w:t xml:space="preserve">A</w:t>
+      </w:r>
+    </w:p>
+    <w:p>
+      <w:pPr>
+        <w:numPr>
+          <w:ilvl w:val="0"/>
+          <w:numId w:val="2"/>
+        </w:numPr>
+        <w:spacing w:after="240" w:before="0" w:beforeAutospacing="0" w:lineRule="auto"/>
+        <w:ind w:left="720" w:hanging="360"/>
+      </w:pPr>
+      <w:r>
+        <w:rPr>
+          <w:rtl w:val="0"/>
+        </w:rPr>
+        <w:t xml:space="preserve">A</w:t>
+      </w:r>
+    </w:p>
+    <w:p>
+      <w:pPr>
+        <w:rPr/>
+      </w:pPr>
+      <w:r>
+        <w:rPr>
+          <w:rtl w:val="0"/>
+        </w:rPr>
       </w:r>
     </w:p>
     <w:p>
@@ -4191,6 +6277,556 @@
   <w:abstractNum w:abstractNumId="1">
     <w:lvl w:ilvl="0">
       <w:start w:val="1"/>
+      <w:numFmt w:val="decimal"/>
+      <w:lvlText w:val="%1."/>
+      <w:lvlJc w:val="left"/>
+      <w:pPr>
+        <w:ind w:left="720" w:hanging="360"/>
+      </w:pPr>
+      <w:rPr>
+        <w:u w:val="none"/>
+      </w:rPr>
+    </w:lvl>
+    <w:lvl w:ilvl="1">
+      <w:start w:val="1"/>
+      <w:numFmt w:val="lowerLetter"/>
+      <w:lvlText w:val="%2."/>
+      <w:lvlJc w:val="left"/>
+      <w:pPr>
+        <w:ind w:left="1440" w:hanging="360"/>
+      </w:pPr>
+      <w:rPr>
+        <w:u w:val="none"/>
+      </w:rPr>
+    </w:lvl>
+    <w:lvl w:ilvl="2">
+      <w:start w:val="1"/>
+      <w:numFmt w:val="lowerRoman"/>
+      <w:lvlText w:val="%3."/>
+      <w:lvlJc w:val="left"/>
+      <w:pPr>
+        <w:ind w:left="2160" w:hanging="360"/>
+      </w:pPr>
+      <w:rPr>
+        <w:u w:val="none"/>
+      </w:rPr>
+    </w:lvl>
+    <w:lvl w:ilvl="3">
+      <w:start w:val="1"/>
+      <w:numFmt w:val="decimal"/>
+      <w:lvlText w:val="%4."/>
+      <w:lvlJc w:val="left"/>
+      <w:pPr>
+        <w:ind w:left="2880" w:hanging="360"/>
+      </w:pPr>
+      <w:rPr>
+        <w:u w:val="none"/>
+      </w:rPr>
+    </w:lvl>
+    <w:lvl w:ilvl="4">
+      <w:start w:val="1"/>
+      <w:numFmt w:val="lowerLetter"/>
+      <w:lvlText w:val="%5."/>
+      <w:lvlJc w:val="left"/>
+      <w:pPr>
+        <w:ind w:left="3600" w:hanging="360"/>
+      </w:pPr>
+      <w:rPr>
+        <w:u w:val="none"/>
+      </w:rPr>
+    </w:lvl>
+    <w:lvl w:ilvl="5">
+      <w:start w:val="1"/>
+      <w:numFmt w:val="lowerRoman"/>
+      <w:lvlText w:val="%6."/>
+      <w:lvlJc w:val="left"/>
+      <w:pPr>
+        <w:ind w:left="4320" w:hanging="360"/>
+      </w:pPr>
+      <w:rPr>
+        <w:u w:val="none"/>
+      </w:rPr>
+    </w:lvl>
+    <w:lvl w:ilvl="6">
+      <w:start w:val="1"/>
+      <w:numFmt w:val="decimal"/>
+      <w:lvlText w:val="%7."/>
+      <w:lvlJc w:val="left"/>
+      <w:pPr>
+        <w:ind w:left="5040" w:hanging="360"/>
+      </w:pPr>
+      <w:rPr>
+        <w:u w:val="none"/>
+      </w:rPr>
+    </w:lvl>
+    <w:lvl w:ilvl="7">
+      <w:start w:val="1"/>
+      <w:numFmt w:val="lowerLetter"/>
+      <w:lvlText w:val="%8."/>
+      <w:lvlJc w:val="left"/>
+      <w:pPr>
+        <w:ind w:left="5760" w:hanging="360"/>
+      </w:pPr>
+      <w:rPr>
+        <w:u w:val="none"/>
+      </w:rPr>
+    </w:lvl>
+    <w:lvl w:ilvl="8">
+      <w:start w:val="1"/>
+      <w:numFmt w:val="lowerRoman"/>
+      <w:lvlText w:val="%9."/>
+      <w:lvlJc w:val="left"/>
+      <w:pPr>
+        <w:ind w:left="6480" w:hanging="360"/>
+      </w:pPr>
+      <w:rPr>
+        <w:u w:val="none"/>
+      </w:rPr>
+    </w:lvl>
+  </w:abstractNum>
+  <w:abstractNum w:abstractNumId="2">
+    <w:lvl w:ilvl="0">
+      <w:start w:val="1"/>
+      <w:numFmt w:val="decimal"/>
+      <w:lvlText w:val="%1."/>
+      <w:lvlJc w:val="left"/>
+      <w:pPr>
+        <w:ind w:left="720" w:hanging="360"/>
+      </w:pPr>
+      <w:rPr>
+        <w:u w:val="none"/>
+      </w:rPr>
+    </w:lvl>
+    <w:lvl w:ilvl="1">
+      <w:start w:val="1"/>
+      <w:numFmt w:val="lowerLetter"/>
+      <w:lvlText w:val="%2."/>
+      <w:lvlJc w:val="left"/>
+      <w:pPr>
+        <w:ind w:left="1440" w:hanging="360"/>
+      </w:pPr>
+      <w:rPr>
+        <w:u w:val="none"/>
+      </w:rPr>
+    </w:lvl>
+    <w:lvl w:ilvl="2">
+      <w:start w:val="1"/>
+      <w:numFmt w:val="lowerRoman"/>
+      <w:lvlText w:val="%3."/>
+      <w:lvlJc w:val="left"/>
+      <w:pPr>
+        <w:ind w:left="2160" w:hanging="360"/>
+      </w:pPr>
+      <w:rPr>
+        <w:u w:val="none"/>
+      </w:rPr>
+    </w:lvl>
+    <w:lvl w:ilvl="3">
+      <w:start w:val="1"/>
+      <w:numFmt w:val="decimal"/>
+      <w:lvlText w:val="%4."/>
+      <w:lvlJc w:val="left"/>
+      <w:pPr>
+        <w:ind w:left="2880" w:hanging="360"/>
+      </w:pPr>
+      <w:rPr>
+        <w:u w:val="none"/>
+      </w:rPr>
+    </w:lvl>
+    <w:lvl w:ilvl="4">
+      <w:start w:val="1"/>
+      <w:numFmt w:val="lowerLetter"/>
+      <w:lvlText w:val="%5."/>
+      <w:lvlJc w:val="left"/>
+      <w:pPr>
+        <w:ind w:left="3600" w:hanging="360"/>
+      </w:pPr>
+      <w:rPr>
+        <w:u w:val="none"/>
+      </w:rPr>
+    </w:lvl>
+    <w:lvl w:ilvl="5">
+      <w:start w:val="1"/>
+      <w:numFmt w:val="lowerRoman"/>
+      <w:lvlText w:val="%6."/>
+      <w:lvlJc w:val="left"/>
+      <w:pPr>
+        <w:ind w:left="4320" w:hanging="360"/>
+      </w:pPr>
+      <w:rPr>
+        <w:u w:val="none"/>
+      </w:rPr>
+    </w:lvl>
+    <w:lvl w:ilvl="6">
+      <w:start w:val="1"/>
+      <w:numFmt w:val="decimal"/>
+      <w:lvlText w:val="%7."/>
+      <w:lvlJc w:val="left"/>
+      <w:pPr>
+        <w:ind w:left="5040" w:hanging="360"/>
+      </w:pPr>
+      <w:rPr>
+        <w:u w:val="none"/>
+      </w:rPr>
+    </w:lvl>
+    <w:lvl w:ilvl="7">
+      <w:start w:val="1"/>
+      <w:numFmt w:val="lowerLetter"/>
+      <w:lvlText w:val="%8."/>
+      <w:lvlJc w:val="left"/>
+      <w:pPr>
+        <w:ind w:left="5760" w:hanging="360"/>
+      </w:pPr>
+      <w:rPr>
+        <w:u w:val="none"/>
+      </w:rPr>
+    </w:lvl>
+    <w:lvl w:ilvl="8">
+      <w:start w:val="1"/>
+      <w:numFmt w:val="lowerRoman"/>
+      <w:lvlText w:val="%9."/>
+      <w:lvlJc w:val="left"/>
+      <w:pPr>
+        <w:ind w:left="6480" w:hanging="360"/>
+      </w:pPr>
+      <w:rPr>
+        <w:u w:val="none"/>
+      </w:rPr>
+    </w:lvl>
+  </w:abstractNum>
+  <w:abstractNum w:abstractNumId="3">
+    <w:lvl w:ilvl="0">
+      <w:start w:val="1"/>
+      <w:numFmt w:val="decimal"/>
+      <w:lvlText w:val="%1."/>
+      <w:lvlJc w:val="left"/>
+      <w:pPr>
+        <w:ind w:left="720" w:hanging="360"/>
+      </w:pPr>
+      <w:rPr>
+        <w:u w:val="none"/>
+      </w:rPr>
+    </w:lvl>
+    <w:lvl w:ilvl="1">
+      <w:start w:val="1"/>
+      <w:numFmt w:val="lowerLetter"/>
+      <w:lvlText w:val="%2."/>
+      <w:lvlJc w:val="left"/>
+      <w:pPr>
+        <w:ind w:left="1440" w:hanging="360"/>
+      </w:pPr>
+      <w:rPr>
+        <w:u w:val="none"/>
+      </w:rPr>
+    </w:lvl>
+    <w:lvl w:ilvl="2">
+      <w:start w:val="1"/>
+      <w:numFmt w:val="lowerRoman"/>
+      <w:lvlText w:val="%3."/>
+      <w:lvlJc w:val="left"/>
+      <w:pPr>
+        <w:ind w:left="2160" w:hanging="360"/>
+      </w:pPr>
+      <w:rPr>
+        <w:u w:val="none"/>
+      </w:rPr>
+    </w:lvl>
+    <w:lvl w:ilvl="3">
+      <w:start w:val="1"/>
+      <w:numFmt w:val="decimal"/>
+      <w:lvlText w:val="%4."/>
+      <w:lvlJc w:val="left"/>
+      <w:pPr>
+        <w:ind w:left="2880" w:hanging="360"/>
+      </w:pPr>
+      <w:rPr>
+        <w:u w:val="none"/>
+      </w:rPr>
+    </w:lvl>
+    <w:lvl w:ilvl="4">
+      <w:start w:val="1"/>
+      <w:numFmt w:val="lowerLetter"/>
+      <w:lvlText w:val="%5."/>
+      <w:lvlJc w:val="left"/>
+      <w:pPr>
+        <w:ind w:left="3600" w:hanging="360"/>
+      </w:pPr>
+      <w:rPr>
+        <w:u w:val="none"/>
+      </w:rPr>
+    </w:lvl>
+    <w:lvl w:ilvl="5">
+      <w:start w:val="1"/>
+      <w:numFmt w:val="lowerRoman"/>
+      <w:lvlText w:val="%6."/>
+      <w:lvlJc w:val="left"/>
+      <w:pPr>
+        <w:ind w:left="4320" w:hanging="360"/>
+      </w:pPr>
+      <w:rPr>
+        <w:u w:val="none"/>
+      </w:rPr>
+    </w:lvl>
+    <w:lvl w:ilvl="6">
+      <w:start w:val="1"/>
+      <w:numFmt w:val="decimal"/>
+      <w:lvlText w:val="%7."/>
+      <w:lvlJc w:val="left"/>
+      <w:pPr>
+        <w:ind w:left="5040" w:hanging="360"/>
+      </w:pPr>
+      <w:rPr>
+        <w:u w:val="none"/>
+      </w:rPr>
+    </w:lvl>
+    <w:lvl w:ilvl="7">
+      <w:start w:val="1"/>
+      <w:numFmt w:val="lowerLetter"/>
+      <w:lvlText w:val="%8."/>
+      <w:lvlJc w:val="left"/>
+      <w:pPr>
+        <w:ind w:left="5760" w:hanging="360"/>
+      </w:pPr>
+      <w:rPr>
+        <w:u w:val="none"/>
+      </w:rPr>
+    </w:lvl>
+    <w:lvl w:ilvl="8">
+      <w:start w:val="1"/>
+      <w:numFmt w:val="lowerRoman"/>
+      <w:lvlText w:val="%9."/>
+      <w:lvlJc w:val="left"/>
+      <w:pPr>
+        <w:ind w:left="6480" w:hanging="360"/>
+      </w:pPr>
+      <w:rPr>
+        <w:u w:val="none"/>
+      </w:rPr>
+    </w:lvl>
+  </w:abstractNum>
+  <w:abstractNum w:abstractNumId="4">
+    <w:lvl w:ilvl="0">
+      <w:start w:val="5"/>
+      <w:numFmt w:val="decimal"/>
+      <w:lvlText w:val="%1."/>
+      <w:lvlJc w:val="left"/>
+      <w:pPr>
+        <w:ind w:left="720" w:hanging="360"/>
+      </w:pPr>
+      <w:rPr>
+        <w:u w:val="none"/>
+      </w:rPr>
+    </w:lvl>
+    <w:lvl w:ilvl="1">
+      <w:start w:val="1"/>
+      <w:numFmt w:val="lowerLetter"/>
+      <w:lvlText w:val="%2."/>
+      <w:lvlJc w:val="left"/>
+      <w:pPr>
+        <w:ind w:left="1440" w:hanging="360"/>
+      </w:pPr>
+      <w:rPr>
+        <w:u w:val="none"/>
+      </w:rPr>
+    </w:lvl>
+    <w:lvl w:ilvl="2">
+      <w:start w:val="1"/>
+      <w:numFmt w:val="lowerRoman"/>
+      <w:lvlText w:val="%3."/>
+      <w:lvlJc w:val="left"/>
+      <w:pPr>
+        <w:ind w:left="2160" w:hanging="360"/>
+      </w:pPr>
+      <w:rPr>
+        <w:u w:val="none"/>
+      </w:rPr>
+    </w:lvl>
+    <w:lvl w:ilvl="3">
+      <w:start w:val="1"/>
+      <w:numFmt w:val="decimal"/>
+      <w:lvlText w:val="%4."/>
+      <w:lvlJc w:val="left"/>
+      <w:pPr>
+        <w:ind w:left="2880" w:hanging="360"/>
+      </w:pPr>
+      <w:rPr>
+        <w:u w:val="none"/>
+      </w:rPr>
+    </w:lvl>
+    <w:lvl w:ilvl="4">
+      <w:start w:val="1"/>
+      <w:numFmt w:val="lowerLetter"/>
+      <w:lvlText w:val="%5."/>
+      <w:lvlJc w:val="left"/>
+      <w:pPr>
+        <w:ind w:left="3600" w:hanging="360"/>
+      </w:pPr>
+      <w:rPr>
+        <w:u w:val="none"/>
+      </w:rPr>
+    </w:lvl>
+    <w:lvl w:ilvl="5">
+      <w:start w:val="1"/>
+      <w:numFmt w:val="lowerRoman"/>
+      <w:lvlText w:val="%6."/>
+      <w:lvlJc w:val="left"/>
+      <w:pPr>
+        <w:ind w:left="4320" w:hanging="360"/>
+      </w:pPr>
+      <w:rPr>
+        <w:u w:val="none"/>
+      </w:rPr>
+    </w:lvl>
+    <w:lvl w:ilvl="6">
+      <w:start w:val="1"/>
+      <w:numFmt w:val="decimal"/>
+      <w:lvlText w:val="%7."/>
+      <w:lvlJc w:val="left"/>
+      <w:pPr>
+        <w:ind w:left="5040" w:hanging="360"/>
+      </w:pPr>
+      <w:rPr>
+        <w:u w:val="none"/>
+      </w:rPr>
+    </w:lvl>
+    <w:lvl w:ilvl="7">
+      <w:start w:val="1"/>
+      <w:numFmt w:val="lowerLetter"/>
+      <w:lvlText w:val="%8."/>
+      <w:lvlJc w:val="left"/>
+      <w:pPr>
+        <w:ind w:left="5760" w:hanging="360"/>
+      </w:pPr>
+      <w:rPr>
+        <w:u w:val="none"/>
+      </w:rPr>
+    </w:lvl>
+    <w:lvl w:ilvl="8">
+      <w:start w:val="1"/>
+      <w:numFmt w:val="lowerRoman"/>
+      <w:lvlText w:val="%9."/>
+      <w:lvlJc w:val="left"/>
+      <w:pPr>
+        <w:ind w:left="6480" w:hanging="360"/>
+      </w:pPr>
+      <w:rPr>
+        <w:u w:val="none"/>
+      </w:rPr>
+    </w:lvl>
+  </w:abstractNum>
+  <w:abstractNum w:abstractNumId="5">
+    <w:lvl w:ilvl="0">
+      <w:start w:val="1"/>
+      <w:numFmt w:val="decimal"/>
+      <w:lvlText w:val="%1."/>
+      <w:lvlJc w:val="left"/>
+      <w:pPr>
+        <w:ind w:left="720" w:hanging="360"/>
+      </w:pPr>
+      <w:rPr>
+        <w:u w:val="none"/>
+      </w:rPr>
+    </w:lvl>
+    <w:lvl w:ilvl="1">
+      <w:start w:val="1"/>
+      <w:numFmt w:val="lowerLetter"/>
+      <w:lvlText w:val="%2."/>
+      <w:lvlJc w:val="left"/>
+      <w:pPr>
+        <w:ind w:left="1440" w:hanging="360"/>
+      </w:pPr>
+      <w:rPr>
+        <w:u w:val="none"/>
+      </w:rPr>
+    </w:lvl>
+    <w:lvl w:ilvl="2">
+      <w:start w:val="1"/>
+      <w:numFmt w:val="lowerRoman"/>
+      <w:lvlText w:val="%3."/>
+      <w:lvlJc w:val="left"/>
+      <w:pPr>
+        <w:ind w:left="2160" w:hanging="360"/>
+      </w:pPr>
+      <w:rPr>
+        <w:u w:val="none"/>
+      </w:rPr>
+    </w:lvl>
+    <w:lvl w:ilvl="3">
+      <w:start w:val="1"/>
+      <w:numFmt w:val="decimal"/>
+      <w:lvlText w:val="%4."/>
+      <w:lvlJc w:val="left"/>
+      <w:pPr>
+        <w:ind w:left="2880" w:hanging="360"/>
+      </w:pPr>
+      <w:rPr>
+        <w:u w:val="none"/>
+      </w:rPr>
+    </w:lvl>
+    <w:lvl w:ilvl="4">
+      <w:start w:val="1"/>
+      <w:numFmt w:val="lowerLetter"/>
+      <w:lvlText w:val="%5."/>
+      <w:lvlJc w:val="left"/>
+      <w:pPr>
+        <w:ind w:left="3600" w:hanging="360"/>
+      </w:pPr>
+      <w:rPr>
+        <w:u w:val="none"/>
+      </w:rPr>
+    </w:lvl>
+    <w:lvl w:ilvl="5">
+      <w:start w:val="1"/>
+      <w:numFmt w:val="lowerRoman"/>
+      <w:lvlText w:val="%6."/>
+      <w:lvlJc w:val="left"/>
+      <w:pPr>
+        <w:ind w:left="4320" w:hanging="360"/>
+      </w:pPr>
+      <w:rPr>
+        <w:u w:val="none"/>
+      </w:rPr>
+    </w:lvl>
+    <w:lvl w:ilvl="6">
+      <w:start w:val="1"/>
+      <w:numFmt w:val="decimal"/>
+      <w:lvlText w:val="%7."/>
+      <w:lvlJc w:val="left"/>
+      <w:pPr>
+        <w:ind w:left="5040" w:hanging="360"/>
+      </w:pPr>
+      <w:rPr>
+        <w:u w:val="none"/>
+      </w:rPr>
+    </w:lvl>
+    <w:lvl w:ilvl="7">
+      <w:start w:val="1"/>
+      <w:numFmt w:val="lowerLetter"/>
+      <w:lvlText w:val="%8."/>
+      <w:lvlJc w:val="left"/>
+      <w:pPr>
+        <w:ind w:left="5760" w:hanging="360"/>
+      </w:pPr>
+      <w:rPr>
+        <w:u w:val="none"/>
+      </w:rPr>
+    </w:lvl>
+    <w:lvl w:ilvl="8">
+      <w:start w:val="1"/>
+      <w:numFmt w:val="lowerRoman"/>
+      <w:lvlText w:val="%9."/>
+      <w:lvlJc w:val="left"/>
+      <w:pPr>
+        <w:ind w:left="6480" w:hanging="360"/>
+      </w:pPr>
+      <w:rPr>
+        <w:u w:val="none"/>
+      </w:rPr>
+    </w:lvl>
+  </w:abstractNum>
+  <w:abstractNum w:abstractNumId="6">
+    <w:lvl w:ilvl="0">
+      <w:start w:val="1"/>
       <w:numFmt w:val="bullet"/>
       <w:lvlText w:val="●"/>
       <w:lvlJc w:val="left"/>
@@ -4316,7 +6952,7 @@
       </w:rPr>
     </w:lvl>
   </w:abstractNum>
-  <w:abstractNum w:abstractNumId="2">
+  <w:abstractNum w:abstractNumId="7">
     <w:lvl w:ilvl="0">
       <w:start w:val="1"/>
       <w:numFmt w:val="decimal"/>
@@ -4408,7 +7044,7 @@
       <w:rPr/>
     </w:lvl>
   </w:abstractNum>
-  <w:abstractNum w:abstractNumId="3">
+  <w:abstractNum w:abstractNumId="8">
     <w:lvl w:ilvl="0">
       <w:start w:val="1"/>
       <w:numFmt w:val="decimal"/>
@@ -4500,7 +7136,7 @@
       <w:rPr/>
     </w:lvl>
   </w:abstractNum>
-  <w:abstractNum w:abstractNumId="4">
+  <w:abstractNum w:abstractNumId="9">
     <w:lvl w:ilvl="0">
       <w:start w:val="1"/>
       <w:numFmt w:val="bullet"/>
@@ -4610,7 +7246,7 @@
       </w:rPr>
     </w:lvl>
   </w:abstractNum>
-  <w:abstractNum w:abstractNumId="5">
+  <w:abstractNum w:abstractNumId="10">
     <w:lvl w:ilvl="0">
       <w:start w:val="1"/>
       <w:numFmt w:val="bullet"/>
@@ -4720,7 +7356,7 @@
       </w:rPr>
     </w:lvl>
   </w:abstractNum>
-  <w:abstractNum w:abstractNumId="6">
+  <w:abstractNum w:abstractNumId="11">
     <w:lvl w:ilvl="0">
       <w:start w:val="1"/>
       <w:numFmt w:val="decimal"/>
@@ -4830,7 +7466,7 @@
       </w:rPr>
     </w:lvl>
   </w:abstractNum>
-  <w:abstractNum w:abstractNumId="7">
+  <w:abstractNum w:abstractNumId="12">
     <w:lvl w:ilvl="0">
       <w:start w:val="1"/>
       <w:numFmt w:val="bullet"/>
@@ -4940,7 +7576,7 @@
       </w:rPr>
     </w:lvl>
   </w:abstractNum>
-  <w:abstractNum w:abstractNumId="8">
+  <w:abstractNum w:abstractNumId="13">
     <w:lvl w:ilvl="0">
       <w:start w:val="1"/>
       <w:numFmt w:val="bullet"/>
@@ -5068,7 +7704,7 @@
       </w:rPr>
     </w:lvl>
   </w:abstractNum>
-  <w:abstractNum w:abstractNumId="9">
+  <w:abstractNum w:abstractNumId="14">
     <w:lvl w:ilvl="0">
       <w:start w:val="1"/>
       <w:numFmt w:val="decimal"/>
@@ -5162,6 +7798,336 @@
         <w:ind w:left="6480" w:hanging="360"/>
       </w:pPr>
       <w:rPr/>
+    </w:lvl>
+  </w:abstractNum>
+  <w:abstractNum w:abstractNumId="15">
+    <w:lvl w:ilvl="0">
+      <w:start w:val="5"/>
+      <w:numFmt w:val="decimal"/>
+      <w:lvlText w:val="%1."/>
+      <w:lvlJc w:val="left"/>
+      <w:pPr>
+        <w:ind w:left="720" w:hanging="360"/>
+      </w:pPr>
+      <w:rPr>
+        <w:u w:val="none"/>
+      </w:rPr>
+    </w:lvl>
+    <w:lvl w:ilvl="1">
+      <w:start w:val="1"/>
+      <w:numFmt w:val="lowerLetter"/>
+      <w:lvlText w:val="%2."/>
+      <w:lvlJc w:val="left"/>
+      <w:pPr>
+        <w:ind w:left="1440" w:hanging="360"/>
+      </w:pPr>
+      <w:rPr>
+        <w:u w:val="none"/>
+      </w:rPr>
+    </w:lvl>
+    <w:lvl w:ilvl="2">
+      <w:start w:val="1"/>
+      <w:numFmt w:val="lowerRoman"/>
+      <w:lvlText w:val="%3."/>
+      <w:lvlJc w:val="left"/>
+      <w:pPr>
+        <w:ind w:left="2160" w:hanging="360"/>
+      </w:pPr>
+      <w:rPr>
+        <w:u w:val="none"/>
+      </w:rPr>
+    </w:lvl>
+    <w:lvl w:ilvl="3">
+      <w:start w:val="1"/>
+      <w:numFmt w:val="decimal"/>
+      <w:lvlText w:val="%4."/>
+      <w:lvlJc w:val="left"/>
+      <w:pPr>
+        <w:ind w:left="2880" w:hanging="360"/>
+      </w:pPr>
+      <w:rPr>
+        <w:u w:val="none"/>
+      </w:rPr>
+    </w:lvl>
+    <w:lvl w:ilvl="4">
+      <w:start w:val="1"/>
+      <w:numFmt w:val="lowerLetter"/>
+      <w:lvlText w:val="%5."/>
+      <w:lvlJc w:val="left"/>
+      <w:pPr>
+        <w:ind w:left="3600" w:hanging="360"/>
+      </w:pPr>
+      <w:rPr>
+        <w:u w:val="none"/>
+      </w:rPr>
+    </w:lvl>
+    <w:lvl w:ilvl="5">
+      <w:start w:val="1"/>
+      <w:numFmt w:val="lowerRoman"/>
+      <w:lvlText w:val="%6."/>
+      <w:lvlJc w:val="left"/>
+      <w:pPr>
+        <w:ind w:left="4320" w:hanging="360"/>
+      </w:pPr>
+      <w:rPr>
+        <w:u w:val="none"/>
+      </w:rPr>
+    </w:lvl>
+    <w:lvl w:ilvl="6">
+      <w:start w:val="1"/>
+      <w:numFmt w:val="decimal"/>
+      <w:lvlText w:val="%7."/>
+      <w:lvlJc w:val="left"/>
+      <w:pPr>
+        <w:ind w:left="5040" w:hanging="360"/>
+      </w:pPr>
+      <w:rPr>
+        <w:u w:val="none"/>
+      </w:rPr>
+    </w:lvl>
+    <w:lvl w:ilvl="7">
+      <w:start w:val="1"/>
+      <w:numFmt w:val="lowerLetter"/>
+      <w:lvlText w:val="%8."/>
+      <w:lvlJc w:val="left"/>
+      <w:pPr>
+        <w:ind w:left="5760" w:hanging="360"/>
+      </w:pPr>
+      <w:rPr>
+        <w:u w:val="none"/>
+      </w:rPr>
+    </w:lvl>
+    <w:lvl w:ilvl="8">
+      <w:start w:val="1"/>
+      <w:numFmt w:val="lowerRoman"/>
+      <w:lvlText w:val="%9."/>
+      <w:lvlJc w:val="left"/>
+      <w:pPr>
+        <w:ind w:left="6480" w:hanging="360"/>
+      </w:pPr>
+      <w:rPr>
+        <w:u w:val="none"/>
+      </w:rPr>
+    </w:lvl>
+  </w:abstractNum>
+  <w:abstractNum w:abstractNumId="16">
+    <w:lvl w:ilvl="0">
+      <w:start w:val="8"/>
+      <w:numFmt w:val="decimal"/>
+      <w:lvlText w:val="%1."/>
+      <w:lvlJc w:val="left"/>
+      <w:pPr>
+        <w:ind w:left="720" w:hanging="360"/>
+      </w:pPr>
+      <w:rPr>
+        <w:u w:val="none"/>
+      </w:rPr>
+    </w:lvl>
+    <w:lvl w:ilvl="1">
+      <w:start w:val="1"/>
+      <w:numFmt w:val="lowerLetter"/>
+      <w:lvlText w:val="%2."/>
+      <w:lvlJc w:val="left"/>
+      <w:pPr>
+        <w:ind w:left="1440" w:hanging="360"/>
+      </w:pPr>
+      <w:rPr>
+        <w:u w:val="none"/>
+      </w:rPr>
+    </w:lvl>
+    <w:lvl w:ilvl="2">
+      <w:start w:val="1"/>
+      <w:numFmt w:val="lowerRoman"/>
+      <w:lvlText w:val="%3."/>
+      <w:lvlJc w:val="left"/>
+      <w:pPr>
+        <w:ind w:left="2160" w:hanging="360"/>
+      </w:pPr>
+      <w:rPr>
+        <w:u w:val="none"/>
+      </w:rPr>
+    </w:lvl>
+    <w:lvl w:ilvl="3">
+      <w:start w:val="1"/>
+      <w:numFmt w:val="decimal"/>
+      <w:lvlText w:val="%4."/>
+      <w:lvlJc w:val="left"/>
+      <w:pPr>
+        <w:ind w:left="2880" w:hanging="360"/>
+      </w:pPr>
+      <w:rPr>
+        <w:u w:val="none"/>
+      </w:rPr>
+    </w:lvl>
+    <w:lvl w:ilvl="4">
+      <w:start w:val="1"/>
+      <w:numFmt w:val="lowerLetter"/>
+      <w:lvlText w:val="%5."/>
+      <w:lvlJc w:val="left"/>
+      <w:pPr>
+        <w:ind w:left="3600" w:hanging="360"/>
+      </w:pPr>
+      <w:rPr>
+        <w:u w:val="none"/>
+      </w:rPr>
+    </w:lvl>
+    <w:lvl w:ilvl="5">
+      <w:start w:val="1"/>
+      <w:numFmt w:val="lowerRoman"/>
+      <w:lvlText w:val="%6."/>
+      <w:lvlJc w:val="left"/>
+      <w:pPr>
+        <w:ind w:left="4320" w:hanging="360"/>
+      </w:pPr>
+      <w:rPr>
+        <w:u w:val="none"/>
+      </w:rPr>
+    </w:lvl>
+    <w:lvl w:ilvl="6">
+      <w:start w:val="1"/>
+      <w:numFmt w:val="decimal"/>
+      <w:lvlText w:val="%7."/>
+      <w:lvlJc w:val="left"/>
+      <w:pPr>
+        <w:ind w:left="5040" w:hanging="360"/>
+      </w:pPr>
+      <w:rPr>
+        <w:u w:val="none"/>
+      </w:rPr>
+    </w:lvl>
+    <w:lvl w:ilvl="7">
+      <w:start w:val="1"/>
+      <w:numFmt w:val="lowerLetter"/>
+      <w:lvlText w:val="%8."/>
+      <w:lvlJc w:val="left"/>
+      <w:pPr>
+        <w:ind w:left="5760" w:hanging="360"/>
+      </w:pPr>
+      <w:rPr>
+        <w:u w:val="none"/>
+      </w:rPr>
+    </w:lvl>
+    <w:lvl w:ilvl="8">
+      <w:start w:val="1"/>
+      <w:numFmt w:val="lowerRoman"/>
+      <w:lvlText w:val="%9."/>
+      <w:lvlJc w:val="left"/>
+      <w:pPr>
+        <w:ind w:left="6480" w:hanging="360"/>
+      </w:pPr>
+      <w:rPr>
+        <w:u w:val="none"/>
+      </w:rPr>
+    </w:lvl>
+  </w:abstractNum>
+  <w:abstractNum w:abstractNumId="17">
+    <w:lvl w:ilvl="0">
+      <w:start w:val="8"/>
+      <w:numFmt w:val="decimal"/>
+      <w:lvlText w:val="%1."/>
+      <w:lvlJc w:val="left"/>
+      <w:pPr>
+        <w:ind w:left="720" w:hanging="360"/>
+      </w:pPr>
+      <w:rPr>
+        <w:u w:val="none"/>
+      </w:rPr>
+    </w:lvl>
+    <w:lvl w:ilvl="1">
+      <w:start w:val="1"/>
+      <w:numFmt w:val="lowerLetter"/>
+      <w:lvlText w:val="%2."/>
+      <w:lvlJc w:val="left"/>
+      <w:pPr>
+        <w:ind w:left="1440" w:hanging="360"/>
+      </w:pPr>
+      <w:rPr>
+        <w:u w:val="none"/>
+      </w:rPr>
+    </w:lvl>
+    <w:lvl w:ilvl="2">
+      <w:start w:val="1"/>
+      <w:numFmt w:val="lowerRoman"/>
+      <w:lvlText w:val="%3."/>
+      <w:lvlJc w:val="left"/>
+      <w:pPr>
+        <w:ind w:left="2160" w:hanging="360"/>
+      </w:pPr>
+      <w:rPr>
+        <w:u w:val="none"/>
+      </w:rPr>
+    </w:lvl>
+    <w:lvl w:ilvl="3">
+      <w:start w:val="1"/>
+      <w:numFmt w:val="decimal"/>
+      <w:lvlText w:val="%4."/>
+      <w:lvlJc w:val="left"/>
+      <w:pPr>
+        <w:ind w:left="2880" w:hanging="360"/>
+      </w:pPr>
+      <w:rPr>
+        <w:u w:val="none"/>
+      </w:rPr>
+    </w:lvl>
+    <w:lvl w:ilvl="4">
+      <w:start w:val="1"/>
+      <w:numFmt w:val="lowerLetter"/>
+      <w:lvlText w:val="%5."/>
+      <w:lvlJc w:val="left"/>
+      <w:pPr>
+        <w:ind w:left="3600" w:hanging="360"/>
+      </w:pPr>
+      <w:rPr>
+        <w:u w:val="none"/>
+      </w:rPr>
+    </w:lvl>
+    <w:lvl w:ilvl="5">
+      <w:start w:val="1"/>
+      <w:numFmt w:val="lowerRoman"/>
+      <w:lvlText w:val="%6."/>
+      <w:lvlJc w:val="left"/>
+      <w:pPr>
+        <w:ind w:left="4320" w:hanging="360"/>
+      </w:pPr>
+      <w:rPr>
+        <w:u w:val="none"/>
+      </w:rPr>
+    </w:lvl>
+    <w:lvl w:ilvl="6">
+      <w:start w:val="1"/>
+      <w:numFmt w:val="decimal"/>
+      <w:lvlText w:val="%7."/>
+      <w:lvlJc w:val="left"/>
+      <w:pPr>
+        <w:ind w:left="5040" w:hanging="360"/>
+      </w:pPr>
+      <w:rPr>
+        <w:u w:val="none"/>
+      </w:rPr>
+    </w:lvl>
+    <w:lvl w:ilvl="7">
+      <w:start w:val="1"/>
+      <w:numFmt w:val="lowerLetter"/>
+      <w:lvlText w:val="%8."/>
+      <w:lvlJc w:val="left"/>
+      <w:pPr>
+        <w:ind w:left="5760" w:hanging="360"/>
+      </w:pPr>
+      <w:rPr>
+        <w:u w:val="none"/>
+      </w:rPr>
+    </w:lvl>
+    <w:lvl w:ilvl="8">
+      <w:start w:val="1"/>
+      <w:numFmt w:val="lowerRoman"/>
+      <w:lvlText w:val="%9."/>
+      <w:lvlJc w:val="left"/>
+      <w:pPr>
+        <w:ind w:left="6480" w:hanging="360"/>
+      </w:pPr>
+      <w:rPr>
+        <w:u w:val="none"/>
+      </w:rPr>
     </w:lvl>
   </w:abstractNum>
   <w:num w:numId="1">
@@ -5190,6 +8156,30 @@
   </w:num>
   <w:num w:numId="9">
     <w:abstractNumId w:val="9"/>
+  </w:num>
+  <w:num w:numId="10">
+    <w:abstractNumId w:val="10"/>
+  </w:num>
+  <w:num w:numId="11">
+    <w:abstractNumId w:val="11"/>
+  </w:num>
+  <w:num w:numId="12">
+    <w:abstractNumId w:val="12"/>
+  </w:num>
+  <w:num w:numId="13">
+    <w:abstractNumId w:val="13"/>
+  </w:num>
+  <w:num w:numId="14">
+    <w:abstractNumId w:val="14"/>
+  </w:num>
+  <w:num w:numId="15">
+    <w:abstractNumId w:val="15"/>
+  </w:num>
+  <w:num w:numId="16">
+    <w:abstractNumId w:val="16"/>
+  </w:num>
+  <w:num w:numId="17">
+    <w:abstractNumId w:val="17"/>
   </w:num>
 </w:numbering>
 </file>
@@ -5376,6 +8366,83 @@
       <w:sz w:val="30"/>
       <w:szCs w:val="30"/>
     </w:rPr>
+  </w:style>
+  <w:style w:type="table" w:styleId="Table1">
+    <w:basedOn w:val="TableNormal"/>
+    <w:tblPr>
+      <w:tblStyleRowBandSize w:val="1"/>
+      <w:tblStyleColBandSize w:val="1"/>
+    </w:tblPr>
+  </w:style>
+  <w:style w:type="table" w:styleId="Table2">
+    <w:basedOn w:val="TableNormal"/>
+    <w:tblPr>
+      <w:tblStyleRowBandSize w:val="1"/>
+      <w:tblStyleColBandSize w:val="1"/>
+    </w:tblPr>
+  </w:style>
+  <w:style w:type="table" w:styleId="Table3">
+    <w:basedOn w:val="TableNormal"/>
+    <w:tblPr>
+      <w:tblStyleRowBandSize w:val="1"/>
+      <w:tblStyleColBandSize w:val="1"/>
+    </w:tblPr>
+  </w:style>
+  <w:style w:type="table" w:styleId="Table4">
+    <w:basedOn w:val="TableNormal"/>
+    <w:tblPr>
+      <w:tblStyleRowBandSize w:val="1"/>
+      <w:tblStyleColBandSize w:val="1"/>
+    </w:tblPr>
+  </w:style>
+  <w:style w:type="table" w:styleId="Table5">
+    <w:basedOn w:val="TableNormal"/>
+    <w:tblPr>
+      <w:tblStyleRowBandSize w:val="1"/>
+      <w:tblStyleColBandSize w:val="1"/>
+    </w:tblPr>
+  </w:style>
+  <w:style w:type="table" w:styleId="Table6">
+    <w:basedOn w:val="TableNormal"/>
+    <w:tblPr>
+      <w:tblStyleRowBandSize w:val="1"/>
+      <w:tblStyleColBandSize w:val="1"/>
+    </w:tblPr>
+  </w:style>
+  <w:style w:type="table" w:styleId="Table7">
+    <w:basedOn w:val="TableNormal"/>
+    <w:tblPr>
+      <w:tblStyleRowBandSize w:val="1"/>
+      <w:tblStyleColBandSize w:val="1"/>
+    </w:tblPr>
+  </w:style>
+  <w:style w:type="table" w:styleId="Table8">
+    <w:basedOn w:val="TableNormal"/>
+    <w:tblPr>
+      <w:tblStyleRowBandSize w:val="1"/>
+      <w:tblStyleColBandSize w:val="1"/>
+    </w:tblPr>
+  </w:style>
+  <w:style w:type="table" w:styleId="Table9">
+    <w:basedOn w:val="TableNormal"/>
+    <w:tblPr>
+      <w:tblStyleRowBandSize w:val="1"/>
+      <w:tblStyleColBandSize w:val="1"/>
+    </w:tblPr>
+  </w:style>
+  <w:style w:type="table" w:styleId="Table10">
+    <w:basedOn w:val="TableNormal"/>
+    <w:tblPr>
+      <w:tblStyleRowBandSize w:val="1"/>
+      <w:tblStyleColBandSize w:val="1"/>
+    </w:tblPr>
+  </w:style>
+  <w:style w:type="table" w:styleId="Table11">
+    <w:basedOn w:val="TableNormal"/>
+    <w:tblPr>
+      <w:tblStyleRowBandSize w:val="1"/>
+      <w:tblStyleColBandSize w:val="1"/>
+    </w:tblPr>
   </w:style>
 </w:styles>
 </file>
@@ -5702,7 +8769,7 @@
 
 <file path=customXML/item1.xml><?xml version="1.0" encoding="utf-8"?>
 <go:gDocsCustomXmlDataStorage xmlns:go="http://customooxmlschemas.google.com/" xmlns:r="http://schemas.openxmlformats.org/officeDocument/2006/relationships" uri="GoogleDocsCustomDataVersion2">
-  <go:docsCustomData xmlns:go="http://customooxmlschemas.google.com/" roundtripDataSignature="AMtx7mgFxRVJ37ISOymDjG3AmTuVizVuqg==">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</go:docsCustomData>
+  <go:docsCustomData xmlns:go="http://customooxmlschemas.google.com/" roundtripDataSignature="AMtx7mgLGtTu/FkKSXc0rJCxhECntk9Pww==">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</go:docsCustomData>
 </go:gDocsCustomXmlDataStorage>
 </file>
 
